--- a/docs/TG1_GRADE - Corrigido 05102026-V1.docx
+++ b/docs/TG1_GRADE - Corrigido 05102026-V1.docx
@@ -16,6 +16,7 @@
           <w:lang w:eastAsia="pt-BR"/>
         </w:rPr>
       </w:pPr>
+      <w:bookmarkStart w:id="0" w:name="_GoBack"/>
       <w:r>
         <w:rPr>
           <w:rFonts w:ascii="Times New Roman" w:eastAsia="Times New Roman" w:hAnsi="Times New Roman" w:cs="Times New Roman"/>
@@ -441,6 +442,9 @@
         </w:rPr>
       </w:pPr>
       <w:r>
+        <w:rPr>
+          <w:rFonts w:ascii="Times New Roman" w:hAnsi="Times New Roman" w:cs="Times New Roman"/>
+        </w:rPr>
         <w:br w:type="page"/>
       </w:r>
       <w:r>
@@ -837,8 +841,6 @@
         <w:lastRenderedPageBreak/>
         <w:t>SUMÁRIO</w:t>
       </w:r>
-      <w:bookmarkStart w:id="0" w:name="_GoBack"/>
-      <w:bookmarkEnd w:id="0"/>
     </w:p>
     <w:p>
       <w:pPr>
@@ -6249,6 +6251,7 @@
         </w:rPr>
         <w:t>, arXiv:2312.05562, versão revisada em 2024. Disponível em: https://arxiv.org/abs/2312.05562. Acesso em: 26 set. 2026.</w:t>
       </w:r>
+      <w:bookmarkEnd w:id="0"/>
     </w:p>
     <w:sectPr>
       <w:pgSz w:w="11906" w:h="16838"/>
@@ -6262,88 +6265,10 @@
 <file path=word/numbering.xml><?xml version="1.0" encoding="utf-8"?>
 <w:numbering xmlns:wpc="http://schemas.microsoft.com/office/word/2010/wordprocessingCanvas" xmlns:cx="http://schemas.microsoft.com/office/drawing/2014/chartex" xmlns:cx1="http://schemas.microsoft.com/office/drawing/2015/9/8/chartex" xmlns:cx2="http://schemas.microsoft.com/office/drawing/2015/10/21/chartex" xmlns:cx3="http://schemas.microsoft.com/office/drawing/2016/5/9/chartex" xmlns:cx4="http://schemas.microsoft.com/office/drawing/2016/5/10/chartex" xmlns:cx5="http://schemas.microsoft.com/office/drawing/2016/5/11/chartex" xmlns:cx6="http://schemas.microsoft.com/office/drawing/2016/5/12/chartex" xmlns:cx7="http://schemas.microsoft.com/office/drawing/2016/5/13/chartex" xmlns:cx8="http://schemas.microsoft.com/office/drawing/2016/5/14/chartex" xmlns:mc="http://schemas.openxmlformats.org/markup-compatibility/2006" xmlns:aink="http://schemas.microsoft.com/office/drawing/2016/ink" xmlns:am3d="http://schemas.microsoft.com/office/drawing/2017/model3d" xmlns:o="urn:schemas-microsoft-com:office:office" xmlns:r="http://schemas.openxmlformats.org/officeDocument/2006/relationships" xmlns:m="http://schemas.openxmlformats.org/officeDocument/2006/math" xmlns:v="urn:schemas-microsoft-com:vml" xmlns:wp14="http://schemas.microsoft.com/office/word/2010/wordprocessingDrawing" xmlns:wp="http://schemas.openxmlformats.org/drawingml/2006/wordprocessingDrawing" xmlns:w10="urn:schemas-microsoft-com:office:word" xmlns:w="http://schemas.openxmlformats.org/wordprocessingml/2006/main" xmlns:w14="http://schemas.microsoft.com/office/word/2010/wordml" xmlns:w15="http://schemas.microsoft.com/office/word/2012/wordml" xmlns:w16cid="http://schemas.microsoft.com/office/word/2016/wordml/cid" xmlns:w16se="http://schemas.microsoft.com/office/word/2015/wordml/symex" xmlns:wpg="http://schemas.microsoft.com/office/word/2010/wordprocessingGroup" xmlns:wpi="http://schemas.microsoft.com/office/word/2010/wordprocessingInk" xmlns:wne="http://schemas.microsoft.com/office/word/2006/wordml" xmlns:wps="http://schemas.microsoft.com/office/word/2010/wordprocessingShape" mc:Ignorable="w14 w15 w16se w16cid wp14">
   <w:abstractNum w:abstractNumId="0" w15:restartNumberingAfterBreak="0">
-    <w:nsid w:val="13E57350"/>
+    <w:nsid w:val="21A602D2"/>
     <w:multiLevelType w:val="hybridMultilevel"/>
-    <w:tmpl w:val="3116741A"/>
-    <w:name w:val="Lista numerada 1"/>
-    <w:lvl w:ilvl="0" w:tplc="9B68681A">
-      <w:numFmt w:val="none"/>
-      <w:lvlText w:val=""/>
-      <w:lvlJc w:val="left"/>
-      <w:pPr>
-        <w:ind w:left="0" w:firstLine="0"/>
-      </w:pPr>
-    </w:lvl>
-    <w:lvl w:ilvl="1" w:tplc="1CEAB322">
-      <w:numFmt w:val="none"/>
-      <w:lvlText w:val=""/>
-      <w:lvlJc w:val="left"/>
-      <w:pPr>
-        <w:ind w:left="0" w:firstLine="0"/>
-      </w:pPr>
-    </w:lvl>
-    <w:lvl w:ilvl="2" w:tplc="A712F328">
-      <w:numFmt w:val="none"/>
-      <w:lvlText w:val=""/>
-      <w:lvlJc w:val="left"/>
-      <w:pPr>
-        <w:ind w:left="0" w:firstLine="0"/>
-      </w:pPr>
-    </w:lvl>
-    <w:lvl w:ilvl="3" w:tplc="F79A7C5C">
-      <w:numFmt w:val="none"/>
-      <w:lvlText w:val=""/>
-      <w:lvlJc w:val="left"/>
-      <w:pPr>
-        <w:ind w:left="0" w:firstLine="0"/>
-      </w:pPr>
-    </w:lvl>
-    <w:lvl w:ilvl="4" w:tplc="685CF768">
-      <w:numFmt w:val="none"/>
-      <w:lvlText w:val=""/>
-      <w:lvlJc w:val="left"/>
-      <w:pPr>
-        <w:ind w:left="0" w:firstLine="0"/>
-      </w:pPr>
-    </w:lvl>
-    <w:lvl w:ilvl="5" w:tplc="FC808778">
-      <w:numFmt w:val="none"/>
-      <w:lvlText w:val=""/>
-      <w:lvlJc w:val="left"/>
-      <w:pPr>
-        <w:ind w:left="0" w:firstLine="0"/>
-      </w:pPr>
-    </w:lvl>
-    <w:lvl w:ilvl="6" w:tplc="91D40832">
-      <w:numFmt w:val="none"/>
-      <w:lvlText w:val=""/>
-      <w:lvlJc w:val="left"/>
-      <w:pPr>
-        <w:ind w:left="0" w:firstLine="0"/>
-      </w:pPr>
-    </w:lvl>
-    <w:lvl w:ilvl="7" w:tplc="EB502566">
-      <w:numFmt w:val="none"/>
-      <w:lvlText w:val=""/>
-      <w:lvlJc w:val="left"/>
-      <w:pPr>
-        <w:ind w:left="0" w:firstLine="0"/>
-      </w:pPr>
-    </w:lvl>
-    <w:lvl w:ilvl="8" w:tplc="FDF8AE74">
-      <w:numFmt w:val="none"/>
-      <w:lvlText w:val=""/>
-      <w:lvlJc w:val="left"/>
-      <w:pPr>
-        <w:ind w:left="0" w:firstLine="0"/>
-      </w:pPr>
-    </w:lvl>
-  </w:abstractNum>
-  <w:abstractNum w:abstractNumId="1" w15:restartNumberingAfterBreak="0">
-    <w:nsid w:val="45AF1060"/>
-    <w:multiLevelType w:val="hybridMultilevel"/>
-    <w:tmpl w:val="D2440E7A"/>
-    <w:lvl w:ilvl="0" w:tplc="A3A0D760">
+    <w:tmpl w:val="CBD6622C"/>
+    <w:lvl w:ilvl="0" w:tplc="CF54425A">
       <w:numFmt w:val="none"/>
       <w:lvlText w:val=""/>
       <w:lvlJc w:val="left"/>
@@ -6354,7 +6279,7 @@
         <w:ind w:left="360" w:hanging="360"/>
       </w:pPr>
     </w:lvl>
-    <w:lvl w:ilvl="1" w:tplc="17F2EE0A">
+    <w:lvl w:ilvl="1" w:tplc="09820F48">
       <w:numFmt w:val="none"/>
       <w:lvlText w:val=""/>
       <w:lvlJc w:val="left"/>
@@ -6365,7 +6290,7 @@
         <w:ind w:left="360" w:hanging="360"/>
       </w:pPr>
     </w:lvl>
-    <w:lvl w:ilvl="2" w:tplc="75B2A3E6">
+    <w:lvl w:ilvl="2" w:tplc="9CB08362">
       <w:numFmt w:val="none"/>
       <w:lvlText w:val=""/>
       <w:lvlJc w:val="left"/>
@@ -6376,7 +6301,7 @@
         <w:ind w:left="360" w:hanging="360"/>
       </w:pPr>
     </w:lvl>
-    <w:lvl w:ilvl="3" w:tplc="350218F6">
+    <w:lvl w:ilvl="3" w:tplc="BB342826">
       <w:numFmt w:val="none"/>
       <w:lvlText w:val=""/>
       <w:lvlJc w:val="left"/>
@@ -6387,7 +6312,7 @@
         <w:ind w:left="360" w:hanging="360"/>
       </w:pPr>
     </w:lvl>
-    <w:lvl w:ilvl="4" w:tplc="EED28F86">
+    <w:lvl w:ilvl="4" w:tplc="AA5C2898">
       <w:numFmt w:val="none"/>
       <w:lvlText w:val=""/>
       <w:lvlJc w:val="left"/>
@@ -6398,7 +6323,7 @@
         <w:ind w:left="360" w:hanging="360"/>
       </w:pPr>
     </w:lvl>
-    <w:lvl w:ilvl="5" w:tplc="ACF0F8FA">
+    <w:lvl w:ilvl="5" w:tplc="AD62042A">
       <w:numFmt w:val="none"/>
       <w:lvlText w:val=""/>
       <w:lvlJc w:val="left"/>
@@ -6409,7 +6334,7 @@
         <w:ind w:left="360" w:hanging="360"/>
       </w:pPr>
     </w:lvl>
-    <w:lvl w:ilvl="6" w:tplc="2D2A132E">
+    <w:lvl w:ilvl="6" w:tplc="F6FCDE0A">
       <w:numFmt w:val="none"/>
       <w:lvlText w:val=""/>
       <w:lvlJc w:val="left"/>
@@ -6420,7 +6345,7 @@
         <w:ind w:left="360" w:hanging="360"/>
       </w:pPr>
     </w:lvl>
-    <w:lvl w:ilvl="7" w:tplc="0BBED29A">
+    <w:lvl w:ilvl="7" w:tplc="B860AE22">
       <w:numFmt w:val="none"/>
       <w:lvlText w:val=""/>
       <w:lvlJc w:val="left"/>
@@ -6431,7 +6356,7 @@
         <w:ind w:left="360" w:hanging="360"/>
       </w:pPr>
     </w:lvl>
-    <w:lvl w:ilvl="8" w:tplc="DB2CC3EE">
+    <w:lvl w:ilvl="8" w:tplc="EEB08936">
       <w:numFmt w:val="none"/>
       <w:lvlText w:val=""/>
       <w:lvlJc w:val="left"/>
@@ -6443,11 +6368,89 @@
       </w:pPr>
     </w:lvl>
   </w:abstractNum>
+  <w:abstractNum w:abstractNumId="1" w15:restartNumberingAfterBreak="0">
+    <w:nsid w:val="297E75C9"/>
+    <w:multiLevelType w:val="hybridMultilevel"/>
+    <w:tmpl w:val="E3A028C8"/>
+    <w:name w:val="Lista numerada 1"/>
+    <w:lvl w:ilvl="0" w:tplc="0B2CF608">
+      <w:numFmt w:val="none"/>
+      <w:lvlText w:val=""/>
+      <w:lvlJc w:val="left"/>
+      <w:pPr>
+        <w:ind w:left="0" w:firstLine="0"/>
+      </w:pPr>
+    </w:lvl>
+    <w:lvl w:ilvl="1" w:tplc="520AB30A">
+      <w:numFmt w:val="none"/>
+      <w:lvlText w:val=""/>
+      <w:lvlJc w:val="left"/>
+      <w:pPr>
+        <w:ind w:left="0" w:firstLine="0"/>
+      </w:pPr>
+    </w:lvl>
+    <w:lvl w:ilvl="2" w:tplc="0180D14C">
+      <w:numFmt w:val="none"/>
+      <w:lvlText w:val=""/>
+      <w:lvlJc w:val="left"/>
+      <w:pPr>
+        <w:ind w:left="0" w:firstLine="0"/>
+      </w:pPr>
+    </w:lvl>
+    <w:lvl w:ilvl="3" w:tplc="F3F217C6">
+      <w:numFmt w:val="none"/>
+      <w:lvlText w:val=""/>
+      <w:lvlJc w:val="left"/>
+      <w:pPr>
+        <w:ind w:left="0" w:firstLine="0"/>
+      </w:pPr>
+    </w:lvl>
+    <w:lvl w:ilvl="4" w:tplc="87041F4C">
+      <w:numFmt w:val="none"/>
+      <w:lvlText w:val=""/>
+      <w:lvlJc w:val="left"/>
+      <w:pPr>
+        <w:ind w:left="0" w:firstLine="0"/>
+      </w:pPr>
+    </w:lvl>
+    <w:lvl w:ilvl="5" w:tplc="210C32B0">
+      <w:numFmt w:val="none"/>
+      <w:lvlText w:val=""/>
+      <w:lvlJc w:val="left"/>
+      <w:pPr>
+        <w:ind w:left="0" w:firstLine="0"/>
+      </w:pPr>
+    </w:lvl>
+    <w:lvl w:ilvl="6" w:tplc="0758F38E">
+      <w:numFmt w:val="none"/>
+      <w:lvlText w:val=""/>
+      <w:lvlJc w:val="left"/>
+      <w:pPr>
+        <w:ind w:left="0" w:firstLine="0"/>
+      </w:pPr>
+    </w:lvl>
+    <w:lvl w:ilvl="7" w:tplc="5644D28E">
+      <w:numFmt w:val="none"/>
+      <w:lvlText w:val=""/>
+      <w:lvlJc w:val="left"/>
+      <w:pPr>
+        <w:ind w:left="0" w:firstLine="0"/>
+      </w:pPr>
+    </w:lvl>
+    <w:lvl w:ilvl="8" w:tplc="45486654">
+      <w:numFmt w:val="none"/>
+      <w:lvlText w:val=""/>
+      <w:lvlJc w:val="left"/>
+      <w:pPr>
+        <w:ind w:left="0" w:firstLine="0"/>
+      </w:pPr>
+    </w:lvl>
+  </w:abstractNum>
   <w:num w:numId="1">
-    <w:abstractNumId w:val="0"/>
+    <w:abstractNumId w:val="1"/>
   </w:num>
   <w:num w:numId="2">
-    <w:abstractNumId w:val="1"/>
+    <w:abstractNumId w:val="0"/>
   </w:num>
 </w:numbering>
 </file>

--- a/docs/TG1_GRADE - Corrigido 05102026-V1.docx
+++ b/docs/TG1_GRADE - Corrigido 05102026-V1.docx
@@ -16,7 +16,6 @@
           <w:lang w:eastAsia="pt-BR"/>
         </w:rPr>
       </w:pPr>
-      <w:bookmarkStart w:id="0" w:name="_GoBack"/>
       <w:r>
         <w:rPr>
           <w:rFonts w:ascii="Times New Roman" w:eastAsia="Times New Roman" w:hAnsi="Times New Roman" w:cs="Times New Roman"/>
@@ -251,8 +250,133 @@
           <w:szCs w:val="24"/>
           <w:lang w:eastAsia="pt-BR"/>
         </w:rPr>
-        <w:t>DESENVOLVIMENTO DE SOFTWARE ASSISTIDO POR IA, OBJETO DE ESTUDO: GESTÃO DA GRADE HORÁRIA</w:t>
-      </w:r>
+        <w:t>DESENVOLVIMENTO DE SOFTWARE ASSISTIDO POR IA, OBJETO DE ESTUDO: GESTÃO DA GRADE HORÁRIA DA FATEC BARUERI</w:t>
+      </w:r>
+      <w:r>
+        <w:rPr>
+          <w:rFonts w:ascii="Times New Roman" w:eastAsia="Times New Roman" w:hAnsi="Times New Roman" w:cs="Times New Roman"/>
+          <w:b/>
+          <w:bCs/>
+          <w:sz w:val="24"/>
+          <w:szCs w:val="24"/>
+          <w:lang w:eastAsia="pt-BR"/>
+        </w:rPr>
+        <w:t>.</w:t>
+      </w:r>
+    </w:p>
+    <w:p>
+      <w:pPr>
+        <w:spacing w:after="240" w:line="240" w:lineRule="auto"/>
+        <w:rPr>
+          <w:rFonts w:ascii="Times New Roman" w:eastAsia="Times New Roman" w:hAnsi="Times New Roman" w:cs="Times New Roman"/>
+          <w:lang w:eastAsia="pt-BR"/>
+        </w:rPr>
+      </w:pPr>
+      <w:r>
+        <w:rPr>
+          <w:rFonts w:ascii="Times New Roman" w:eastAsia="Times New Roman" w:hAnsi="Times New Roman" w:cs="Times New Roman"/>
+          <w:lang w:eastAsia="pt-BR"/>
+        </w:rPr>
+        <w:br/>
+      </w:r>
+      <w:r>
+        <w:rPr>
+          <w:rFonts w:ascii="Times New Roman" w:eastAsia="Times New Roman" w:hAnsi="Times New Roman" w:cs="Times New Roman"/>
+          <w:lang w:eastAsia="pt-BR"/>
+        </w:rPr>
+        <w:br/>
+      </w:r>
+      <w:r>
+        <w:rPr>
+          <w:rFonts w:ascii="Times New Roman" w:eastAsia="Times New Roman" w:hAnsi="Times New Roman" w:cs="Times New Roman"/>
+          <w:lang w:eastAsia="pt-BR"/>
+        </w:rPr>
+        <w:br/>
+      </w:r>
+    </w:p>
+    <w:p>
+      <w:pPr>
+        <w:spacing w:after="240" w:line="240" w:lineRule="auto"/>
+        <w:rPr>
+          <w:rFonts w:ascii="Times New Roman" w:eastAsia="Times New Roman" w:hAnsi="Times New Roman" w:cs="Times New Roman"/>
+          <w:lang w:eastAsia="pt-BR"/>
+        </w:rPr>
+      </w:pPr>
+    </w:p>
+    <w:p>
+      <w:pPr>
+        <w:spacing w:after="240" w:line="240" w:lineRule="auto"/>
+        <w:rPr>
+          <w:rFonts w:ascii="Times New Roman" w:eastAsia="Times New Roman" w:hAnsi="Times New Roman" w:cs="Times New Roman"/>
+          <w:lang w:eastAsia="pt-BR"/>
+        </w:rPr>
+      </w:pPr>
+    </w:p>
+    <w:p>
+      <w:pPr>
+        <w:spacing w:after="240" w:line="240" w:lineRule="auto"/>
+        <w:rPr>
+          <w:rFonts w:ascii="Times New Roman" w:eastAsia="Times New Roman" w:hAnsi="Times New Roman" w:cs="Times New Roman"/>
+          <w:lang w:eastAsia="pt-BR"/>
+        </w:rPr>
+      </w:pPr>
+    </w:p>
+    <w:p>
+      <w:pPr>
+        <w:spacing w:after="240" w:line="240" w:lineRule="auto"/>
+        <w:rPr>
+          <w:rFonts w:ascii="Times New Roman" w:eastAsia="Times New Roman" w:hAnsi="Times New Roman" w:cs="Times New Roman"/>
+          <w:lang w:eastAsia="pt-BR"/>
+        </w:rPr>
+      </w:pPr>
+    </w:p>
+    <w:p>
+      <w:pPr>
+        <w:spacing w:after="240" w:line="240" w:lineRule="auto"/>
+        <w:rPr>
+          <w:rFonts w:ascii="Times New Roman" w:eastAsia="Times New Roman" w:hAnsi="Times New Roman" w:cs="Times New Roman"/>
+          <w:lang w:eastAsia="pt-BR"/>
+        </w:rPr>
+      </w:pPr>
+    </w:p>
+    <w:p>
+      <w:pPr>
+        <w:spacing w:after="240" w:line="240" w:lineRule="auto"/>
+        <w:rPr>
+          <w:rFonts w:ascii="Times New Roman" w:eastAsia="Times New Roman" w:hAnsi="Times New Roman" w:cs="Times New Roman"/>
+          <w:lang w:eastAsia="pt-BR"/>
+        </w:rPr>
+      </w:pPr>
+    </w:p>
+    <w:p>
+      <w:pPr>
+        <w:spacing w:after="240" w:line="240" w:lineRule="auto"/>
+        <w:rPr>
+          <w:rFonts w:ascii="Times New Roman" w:eastAsia="Times New Roman" w:hAnsi="Times New Roman" w:cs="Times New Roman"/>
+          <w:b/>
+          <w:bCs/>
+          <w:lang w:eastAsia="pt-BR"/>
+        </w:rPr>
+      </w:pPr>
+      <w:r>
+        <w:rPr>
+          <w:rFonts w:ascii="Times New Roman" w:eastAsia="Times New Roman" w:hAnsi="Times New Roman" w:cs="Times New Roman"/>
+          <w:lang w:eastAsia="pt-BR"/>
+        </w:rPr>
+        <w:br/>
+      </w:r>
+    </w:p>
+    <w:p>
+      <w:pPr>
+        <w:spacing w:before="240" w:after="240" w:line="240" w:lineRule="auto"/>
+        <w:jc w:val="center"/>
+        <w:rPr>
+          <w:rFonts w:ascii="Times New Roman" w:eastAsia="Times New Roman" w:hAnsi="Times New Roman" w:cs="Times New Roman"/>
+          <w:b/>
+          <w:bCs/>
+          <w:lang w:eastAsia="pt-BR"/>
+        </w:rPr>
+      </w:pPr>
       <w:r>
         <w:rPr>
           <w:rFonts w:ascii="Times New Roman" w:eastAsia="Times New Roman" w:hAnsi="Times New Roman" w:cs="Times New Roman"/>
@@ -263,120 +387,7 @@
           <w:szCs w:val="24"/>
           <w:lang w:eastAsia="pt-BR"/>
         </w:rPr>
-        <w:t xml:space="preserve"> DA FATEC BARUERI</w:t>
-      </w:r>
-      <w:r>
-        <w:rPr>
-          <w:rFonts w:ascii="Times New Roman" w:eastAsia="Times New Roman" w:hAnsi="Times New Roman" w:cs="Times New Roman"/>
-          <w:b/>
-          <w:bCs/>
-          <w:sz w:val="24"/>
-          <w:szCs w:val="24"/>
-          <w:lang w:eastAsia="pt-BR"/>
-        </w:rPr>
-        <w:t>.</w:t>
-      </w:r>
-    </w:p>
-    <w:p>
-      <w:pPr>
-        <w:spacing w:after="240" w:line="240" w:lineRule="auto"/>
-        <w:rPr>
-          <w:rFonts w:ascii="Times New Roman" w:eastAsia="Times New Roman" w:hAnsi="Times New Roman" w:cs="Times New Roman"/>
-          <w:lang w:eastAsia="pt-BR"/>
-        </w:rPr>
-      </w:pPr>
-      <w:r>
-        <w:rPr>
-          <w:rFonts w:ascii="Times New Roman" w:eastAsia="Times New Roman" w:hAnsi="Times New Roman" w:cs="Times New Roman"/>
-          <w:lang w:eastAsia="pt-BR"/>
-        </w:rPr>
-        <w:br/>
-      </w:r>
-      <w:r>
-        <w:rPr>
-          <w:rFonts w:ascii="Times New Roman" w:eastAsia="Times New Roman" w:hAnsi="Times New Roman" w:cs="Times New Roman"/>
-          <w:lang w:eastAsia="pt-BR"/>
-        </w:rPr>
-        <w:br/>
-      </w:r>
-      <w:r>
-        <w:rPr>
-          <w:rFonts w:ascii="Times New Roman" w:eastAsia="Times New Roman" w:hAnsi="Times New Roman" w:cs="Times New Roman"/>
-          <w:lang w:eastAsia="pt-BR"/>
-        </w:rPr>
-        <w:br/>
-      </w:r>
-    </w:p>
-    <w:p>
-      <w:pPr>
-        <w:spacing w:after="240" w:line="240" w:lineRule="auto"/>
-        <w:rPr>
-          <w:rFonts w:ascii="Times New Roman" w:eastAsia="Times New Roman" w:hAnsi="Times New Roman" w:cs="Times New Roman"/>
-          <w:lang w:eastAsia="pt-BR"/>
-        </w:rPr>
-      </w:pPr>
-    </w:p>
-    <w:p>
-      <w:pPr>
-        <w:spacing w:after="240" w:line="240" w:lineRule="auto"/>
-        <w:rPr>
-          <w:rFonts w:ascii="Times New Roman" w:eastAsia="Times New Roman" w:hAnsi="Times New Roman" w:cs="Times New Roman"/>
-          <w:lang w:eastAsia="pt-BR"/>
-        </w:rPr>
-      </w:pPr>
-    </w:p>
-    <w:p>
-      <w:pPr>
-        <w:spacing w:after="240" w:line="240" w:lineRule="auto"/>
-        <w:rPr>
-          <w:rFonts w:ascii="Times New Roman" w:eastAsia="Times New Roman" w:hAnsi="Times New Roman" w:cs="Times New Roman"/>
-          <w:lang w:eastAsia="pt-BR"/>
-        </w:rPr>
-      </w:pPr>
-    </w:p>
-    <w:p>
-      <w:pPr>
-        <w:spacing w:after="240" w:line="240" w:lineRule="auto"/>
-        <w:rPr>
-          <w:rFonts w:ascii="Times New Roman" w:eastAsia="Times New Roman" w:hAnsi="Times New Roman" w:cs="Times New Roman"/>
-          <w:lang w:eastAsia="pt-BR"/>
-        </w:rPr>
-      </w:pPr>
-    </w:p>
-    <w:p>
-      <w:pPr>
-        <w:spacing w:after="240" w:line="240" w:lineRule="auto"/>
-        <w:rPr>
-          <w:rFonts w:ascii="Times New Roman" w:eastAsia="Times New Roman" w:hAnsi="Times New Roman" w:cs="Times New Roman"/>
-          <w:lang w:eastAsia="pt-BR"/>
-        </w:rPr>
-      </w:pPr>
-    </w:p>
-    <w:p>
-      <w:pPr>
-        <w:spacing w:after="240" w:line="240" w:lineRule="auto"/>
-        <w:rPr>
-          <w:rFonts w:ascii="Times New Roman" w:eastAsia="Times New Roman" w:hAnsi="Times New Roman" w:cs="Times New Roman"/>
-          <w:lang w:eastAsia="pt-BR"/>
-        </w:rPr>
-      </w:pPr>
-    </w:p>
-    <w:p>
-      <w:pPr>
-        <w:spacing w:after="240" w:line="240" w:lineRule="auto"/>
-        <w:rPr>
-          <w:rFonts w:ascii="Times New Roman" w:eastAsia="Times New Roman" w:hAnsi="Times New Roman" w:cs="Times New Roman"/>
-          <w:b/>
-          <w:bCs/>
-          <w:lang w:eastAsia="pt-BR"/>
-        </w:rPr>
-      </w:pPr>
-      <w:r>
-        <w:rPr>
-          <w:rFonts w:ascii="Times New Roman" w:eastAsia="Times New Roman" w:hAnsi="Times New Roman" w:cs="Times New Roman"/>
-          <w:lang w:eastAsia="pt-BR"/>
-        </w:rPr>
-        <w:br/>
+        <w:t>BARUERI </w:t>
       </w:r>
     </w:p>
     <w:p>
@@ -400,21 +411,13 @@
           <w:szCs w:val="24"/>
           <w:lang w:eastAsia="pt-BR"/>
         </w:rPr>
-        <w:t>BARUERI </w:t>
-      </w:r>
-    </w:p>
-    <w:p>
-      <w:pPr>
-        <w:spacing w:before="240" w:after="240" w:line="240" w:lineRule="auto"/>
+        <w:t>2026</w:t>
+      </w:r>
+    </w:p>
+    <w:p>
+      <w:pPr>
+        <w:spacing w:after="240" w:line="240" w:lineRule="auto"/>
         <w:jc w:val="center"/>
-        <w:rPr>
-          <w:rFonts w:ascii="Times New Roman" w:eastAsia="Times New Roman" w:hAnsi="Times New Roman" w:cs="Times New Roman"/>
-          <w:b/>
-          <w:bCs/>
-          <w:lang w:eastAsia="pt-BR"/>
-        </w:rPr>
-      </w:pPr>
-      <w:r>
         <w:rPr>
           <w:rFonts w:ascii="Times New Roman" w:eastAsia="Times New Roman" w:hAnsi="Times New Roman" w:cs="Times New Roman"/>
           <w:b/>
@@ -424,13 +427,14 @@
           <w:szCs w:val="24"/>
           <w:lang w:eastAsia="pt-BR"/>
         </w:rPr>
-        <w:t>2026</w:t>
-      </w:r>
-    </w:p>
-    <w:p>
-      <w:pPr>
-        <w:spacing w:after="240" w:line="240" w:lineRule="auto"/>
-        <w:jc w:val="center"/>
+      </w:pPr>
+      <w:r>
+        <w:rPr>
+          <w:rFonts w:ascii="Times New Roman" w:hAnsi="Times New Roman" w:cs="Times New Roman"/>
+        </w:rPr>
+        <w:br w:type="page"/>
+      </w:r>
+      <w:r>
         <w:rPr>
           <w:rFonts w:ascii="Times New Roman" w:eastAsia="Times New Roman" w:hAnsi="Times New Roman" w:cs="Times New Roman"/>
           <w:b/>
@@ -440,13 +444,82 @@
           <w:szCs w:val="24"/>
           <w:lang w:eastAsia="pt-BR"/>
         </w:rPr>
-      </w:pPr>
-      <w:r>
-        <w:rPr>
-          <w:rFonts w:ascii="Times New Roman" w:hAnsi="Times New Roman" w:cs="Times New Roman"/>
-        </w:rPr>
-        <w:br w:type="page"/>
-      </w:r>
+        <w:lastRenderedPageBreak/>
+        <w:t>FACULDADE DE TECNOLOGIA PADRE DANILO DE OLIVEIRA OHL</w:t>
+      </w:r>
+    </w:p>
+    <w:p>
+      <w:pPr>
+        <w:spacing w:after="240" w:line="240" w:lineRule="auto"/>
+        <w:jc w:val="center"/>
+        <w:rPr>
+          <w:rFonts w:ascii="Times New Roman" w:eastAsia="Times New Roman" w:hAnsi="Times New Roman" w:cs="Times New Roman"/>
+          <w:b/>
+          <w:bCs/>
+          <w:color w:val="000000"/>
+          <w:sz w:val="28"/>
+          <w:szCs w:val="28"/>
+          <w:lang w:eastAsia="pt-BR"/>
+        </w:rPr>
+      </w:pPr>
+    </w:p>
+    <w:p>
+      <w:pPr>
+        <w:spacing w:after="240" w:line="240" w:lineRule="auto"/>
+        <w:jc w:val="center"/>
+        <w:rPr>
+          <w:rFonts w:ascii="Times New Roman" w:eastAsia="Times New Roman" w:hAnsi="Times New Roman" w:cs="Times New Roman"/>
+          <w:b/>
+          <w:bCs/>
+          <w:color w:val="000000"/>
+          <w:sz w:val="28"/>
+          <w:szCs w:val="28"/>
+          <w:lang w:eastAsia="pt-BR"/>
+        </w:rPr>
+      </w:pPr>
+    </w:p>
+    <w:p>
+      <w:pPr>
+        <w:spacing w:after="240" w:line="240" w:lineRule="auto"/>
+        <w:rPr>
+          <w:rFonts w:ascii="Times New Roman" w:eastAsia="Times New Roman" w:hAnsi="Times New Roman" w:cs="Times New Roman"/>
+          <w:sz w:val="24"/>
+          <w:szCs w:val="24"/>
+          <w:lang w:eastAsia="pt-BR"/>
+        </w:rPr>
+      </w:pPr>
+    </w:p>
+    <w:p>
+      <w:pPr>
+        <w:spacing w:after="240" w:line="240" w:lineRule="auto"/>
+        <w:rPr>
+          <w:rFonts w:ascii="Times New Roman" w:eastAsia="Times New Roman" w:hAnsi="Times New Roman" w:cs="Times New Roman"/>
+          <w:sz w:val="24"/>
+          <w:szCs w:val="24"/>
+          <w:lang w:eastAsia="pt-BR"/>
+        </w:rPr>
+      </w:pPr>
+    </w:p>
+    <w:p>
+      <w:pPr>
+        <w:spacing w:after="240" w:line="240" w:lineRule="auto"/>
+        <w:rPr>
+          <w:rFonts w:ascii="Times New Roman" w:eastAsia="Times New Roman" w:hAnsi="Times New Roman" w:cs="Times New Roman"/>
+          <w:sz w:val="24"/>
+          <w:szCs w:val="24"/>
+          <w:lang w:eastAsia="pt-BR"/>
+        </w:rPr>
+      </w:pPr>
+    </w:p>
+    <w:p>
+      <w:pPr>
+        <w:spacing w:after="240" w:line="240" w:lineRule="auto"/>
+        <w:jc w:val="center"/>
+        <w:rPr>
+          <w:rFonts w:ascii="Times New Roman" w:eastAsia="Times New Roman" w:hAnsi="Times New Roman" w:cs="Times New Roman"/>
+          <w:lang w:eastAsia="pt-BR"/>
+        </w:rPr>
+      </w:pPr>
       <w:r>
         <w:rPr>
           <w:rFonts w:ascii="Times New Roman" w:eastAsia="Times New Roman" w:hAnsi="Times New Roman" w:cs="Times New Roman"/>
@@ -457,58 +530,46 @@
           <w:szCs w:val="24"/>
           <w:lang w:eastAsia="pt-BR"/>
         </w:rPr>
-        <w:lastRenderedPageBreak/>
-        <w:t>FACULDADE DE TECNOLOGIA PADRE DANILO DE OLIVEIRA OHL</w:t>
-      </w:r>
-    </w:p>
-    <w:p>
-      <w:pPr>
-        <w:spacing w:after="240" w:line="240" w:lineRule="auto"/>
-        <w:jc w:val="center"/>
+        <w:t>DESENVOLVIMENTO DE SOFTWARE ASSISTIDO POR IA, OBJETO DE ESTUDO: GESTÃO DA GRADE HORÁRIA DA FATEC BARU</w:t>
+      </w:r>
+      <w:r>
         <w:rPr>
           <w:rFonts w:ascii="Times New Roman" w:eastAsia="Times New Roman" w:hAnsi="Times New Roman" w:cs="Times New Roman"/>
           <w:b/>
           <w:bCs/>
-          <w:color w:val="000000"/>
-          <w:sz w:val="28"/>
-          <w:szCs w:val="28"/>
-          <w:lang w:eastAsia="pt-BR"/>
-        </w:rPr>
-      </w:pPr>
-    </w:p>
-    <w:p>
-      <w:pPr>
-        <w:spacing w:after="240" w:line="240" w:lineRule="auto"/>
-        <w:jc w:val="center"/>
-        <w:rPr>
-          <w:rFonts w:ascii="Times New Roman" w:eastAsia="Times New Roman" w:hAnsi="Times New Roman" w:cs="Times New Roman"/>
-          <w:b/>
-          <w:bCs/>
-          <w:color w:val="000000"/>
-          <w:sz w:val="28"/>
-          <w:szCs w:val="28"/>
-          <w:lang w:eastAsia="pt-BR"/>
-        </w:rPr>
-      </w:pPr>
-    </w:p>
-    <w:p>
-      <w:pPr>
-        <w:spacing w:after="240" w:line="240" w:lineRule="auto"/>
-        <w:rPr>
-          <w:rFonts w:ascii="Times New Roman" w:eastAsia="Times New Roman" w:hAnsi="Times New Roman" w:cs="Times New Roman"/>
           <w:sz w:val="24"/>
           <w:szCs w:val="24"/>
           <w:lang w:eastAsia="pt-BR"/>
         </w:rPr>
-      </w:pPr>
+        <w:t>ERI.</w:t>
+      </w:r>
+      <w:r>
+        <w:rPr>
+          <w:rFonts w:ascii="Times New Roman" w:eastAsia="Times New Roman" w:hAnsi="Times New Roman" w:cs="Times New Roman"/>
+          <w:lang w:eastAsia="pt-BR"/>
+        </w:rPr>
+        <w:br/>
+      </w:r>
+      <w:r>
+        <w:rPr>
+          <w:rFonts w:ascii="Times New Roman" w:eastAsia="Times New Roman" w:hAnsi="Times New Roman" w:cs="Times New Roman"/>
+          <w:lang w:eastAsia="pt-BR"/>
+        </w:rPr>
+        <w:br/>
+      </w:r>
+      <w:r>
+        <w:rPr>
+          <w:rFonts w:ascii="Times New Roman" w:eastAsia="Times New Roman" w:hAnsi="Times New Roman" w:cs="Times New Roman"/>
+          <w:lang w:eastAsia="pt-BR"/>
+        </w:rPr>
+        <w:br/>
+      </w:r>
     </w:p>
     <w:p>
       <w:pPr>
         <w:spacing w:after="240" w:line="240" w:lineRule="auto"/>
         <w:rPr>
           <w:rFonts w:ascii="Times New Roman" w:eastAsia="Times New Roman" w:hAnsi="Times New Roman" w:cs="Times New Roman"/>
-          <w:sz w:val="24"/>
-          <w:szCs w:val="24"/>
           <w:lang w:eastAsia="pt-BR"/>
         </w:rPr>
       </w:pPr>
@@ -518,8 +579,6 @@
         <w:spacing w:after="240" w:line="240" w:lineRule="auto"/>
         <w:rPr>
           <w:rFonts w:ascii="Times New Roman" w:eastAsia="Times New Roman" w:hAnsi="Times New Roman" w:cs="Times New Roman"/>
-          <w:sz w:val="24"/>
-          <w:szCs w:val="24"/>
           <w:lang w:eastAsia="pt-BR"/>
         </w:rPr>
       </w:pPr>
@@ -527,9 +586,176 @@
     <w:p>
       <w:pPr>
         <w:spacing w:after="240" w:line="240" w:lineRule="auto"/>
+        <w:rPr>
+          <w:rFonts w:ascii="Times New Roman" w:eastAsia="Times New Roman" w:hAnsi="Times New Roman" w:cs="Times New Roman"/>
+          <w:lang w:eastAsia="pt-BR"/>
+        </w:rPr>
+      </w:pPr>
+    </w:p>
+    <w:p>
+      <w:pPr>
+        <w:spacing w:after="240" w:line="240" w:lineRule="auto"/>
+        <w:rPr>
+          <w:rFonts w:ascii="Times New Roman" w:eastAsia="Times New Roman" w:hAnsi="Times New Roman" w:cs="Times New Roman"/>
+          <w:lang w:eastAsia="pt-BR"/>
+        </w:rPr>
+      </w:pPr>
+    </w:p>
+    <w:p>
+      <w:pPr>
+        <w:spacing w:after="240" w:line="240" w:lineRule="auto"/>
+        <w:ind w:left="4535"/>
+        <w:rPr>
+          <w:rFonts w:ascii="Times New Roman" w:eastAsia="Times New Roman" w:hAnsi="Times New Roman" w:cs="Times New Roman"/>
+          <w:lang w:eastAsia="pt-BR"/>
+        </w:rPr>
+      </w:pPr>
+    </w:p>
+    <w:p>
+      <w:pPr>
+        <w:spacing w:after="240" w:line="240" w:lineRule="auto"/>
+        <w:ind w:left="4535"/>
+        <w:jc w:val="both"/>
+        <w:rPr>
+          <w:rFonts w:ascii="Times New Roman" w:eastAsia="Times New Roman" w:hAnsi="Times New Roman" w:cs="Times New Roman"/>
+          <w:sz w:val="20"/>
+          <w:szCs w:val="20"/>
+          <w:lang w:eastAsia="pt-BR"/>
+        </w:rPr>
+      </w:pPr>
+      <w:r>
+        <w:rPr>
+          <w:rFonts w:ascii="Times New Roman" w:eastAsia="Times New Roman" w:hAnsi="Times New Roman" w:cs="Times New Roman"/>
+          <w:sz w:val="20"/>
+          <w:szCs w:val="20"/>
+          <w:lang w:eastAsia="pt-BR"/>
+        </w:rPr>
+        <w:t xml:space="preserve">Projeto de pesquisa apresentado à banca examinadora da Faculdade de Tecnologia de Barueri como requisito parcial para obtenção do título de tecnólogo em 2027. </w:t>
+      </w:r>
+    </w:p>
+    <w:p>
+      <w:pPr>
+        <w:spacing w:after="240" w:line="240" w:lineRule="auto"/>
+        <w:ind w:left="4535"/>
+        <w:jc w:val="both"/>
+        <w:rPr>
+          <w:rFonts w:ascii="Times New Roman" w:eastAsia="Times New Roman" w:hAnsi="Times New Roman" w:cs="Times New Roman"/>
+          <w:sz w:val="20"/>
+          <w:szCs w:val="20"/>
+          <w:lang w:eastAsia="pt-BR"/>
+        </w:rPr>
+      </w:pPr>
+      <w:r>
+        <w:rPr>
+          <w:rFonts w:ascii="Times New Roman" w:eastAsia="Times New Roman" w:hAnsi="Times New Roman" w:cs="Times New Roman"/>
+          <w:sz w:val="20"/>
+          <w:szCs w:val="20"/>
+          <w:lang w:eastAsia="pt-BR"/>
+        </w:rPr>
+        <w:t xml:space="preserve">Orientador: Prof. Vander Ribeiro </w:t>
+      </w:r>
+      <w:proofErr w:type="spellStart"/>
+      <w:r>
+        <w:rPr>
+          <w:rFonts w:ascii="Times New Roman" w:eastAsia="Times New Roman" w:hAnsi="Times New Roman" w:cs="Times New Roman"/>
+          <w:sz w:val="20"/>
+          <w:szCs w:val="20"/>
+          <w:lang w:eastAsia="pt-BR"/>
+        </w:rPr>
+        <w:t>Elme</w:t>
+      </w:r>
+      <w:proofErr w:type="spellEnd"/>
+      <w:r>
+        <w:rPr>
+          <w:rFonts w:ascii="Times New Roman" w:eastAsia="Times New Roman" w:hAnsi="Times New Roman" w:cs="Times New Roman"/>
+          <w:sz w:val="20"/>
+          <w:szCs w:val="20"/>
+          <w:lang w:eastAsia="pt-BR"/>
+        </w:rPr>
+        <w:t xml:space="preserve">. </w:t>
+      </w:r>
+    </w:p>
+    <w:p>
+      <w:pPr>
+        <w:spacing w:after="240" w:line="240" w:lineRule="auto"/>
+        <w:rPr>
+          <w:rFonts w:ascii="Times New Roman" w:eastAsia="Times New Roman" w:hAnsi="Times New Roman" w:cs="Times New Roman"/>
+          <w:lang w:eastAsia="pt-BR"/>
+        </w:rPr>
+      </w:pPr>
+    </w:p>
+    <w:p>
+      <w:pPr>
+        <w:spacing w:after="240" w:line="240" w:lineRule="auto"/>
+        <w:rPr>
+          <w:rFonts w:ascii="Times New Roman" w:eastAsia="Times New Roman" w:hAnsi="Times New Roman" w:cs="Times New Roman"/>
+          <w:lang w:eastAsia="pt-BR"/>
+        </w:rPr>
+      </w:pPr>
+    </w:p>
+    <w:p>
+      <w:pPr>
+        <w:spacing w:after="240" w:line="240" w:lineRule="auto"/>
+        <w:rPr>
+          <w:rFonts w:ascii="Times New Roman" w:eastAsia="Times New Roman" w:hAnsi="Times New Roman" w:cs="Times New Roman"/>
+          <w:lang w:eastAsia="pt-BR"/>
+        </w:rPr>
+      </w:pPr>
+    </w:p>
+    <w:p>
+      <w:pPr>
+        <w:spacing w:after="240" w:line="240" w:lineRule="auto"/>
+        <w:rPr>
+          <w:rFonts w:ascii="Times New Roman" w:eastAsia="Times New Roman" w:hAnsi="Times New Roman" w:cs="Times New Roman"/>
+          <w:lang w:eastAsia="pt-BR"/>
+        </w:rPr>
+      </w:pPr>
+    </w:p>
+    <w:p>
+      <w:pPr>
+        <w:spacing w:after="240" w:line="240" w:lineRule="auto"/>
+        <w:rPr>
+          <w:rFonts w:ascii="Times New Roman" w:eastAsia="Times New Roman" w:hAnsi="Times New Roman" w:cs="Times New Roman"/>
+          <w:lang w:eastAsia="pt-BR"/>
+        </w:rPr>
+      </w:pPr>
+    </w:p>
+    <w:p>
+      <w:pPr>
+        <w:spacing w:after="240" w:line="240" w:lineRule="auto"/>
+        <w:rPr>
+          <w:rFonts w:ascii="Times New Roman" w:eastAsia="Times New Roman" w:hAnsi="Times New Roman" w:cs="Times New Roman"/>
+          <w:lang w:eastAsia="pt-BR"/>
+        </w:rPr>
+      </w:pPr>
+      <w:r>
+        <w:rPr>
+          <w:rFonts w:ascii="Times New Roman" w:eastAsia="Times New Roman" w:hAnsi="Times New Roman" w:cs="Times New Roman"/>
+          <w:lang w:eastAsia="pt-BR"/>
+        </w:rPr>
+        <w:br/>
+      </w:r>
+    </w:p>
+    <w:p>
+      <w:pPr>
+        <w:spacing w:before="240" w:after="240" w:line="240" w:lineRule="auto"/>
         <w:jc w:val="center"/>
         <w:rPr>
           <w:rFonts w:ascii="Times New Roman" w:eastAsia="Times New Roman" w:hAnsi="Times New Roman" w:cs="Times New Roman"/>
+          <w:b/>
+          <w:bCs/>
+          <w:lang w:eastAsia="pt-BR"/>
+        </w:rPr>
+      </w:pPr>
+    </w:p>
+    <w:p>
+      <w:pPr>
+        <w:spacing w:before="240" w:after="240" w:line="240" w:lineRule="auto"/>
+        <w:jc w:val="center"/>
+        <w:rPr>
+          <w:rFonts w:ascii="Times New Roman" w:eastAsia="Times New Roman" w:hAnsi="Times New Roman" w:cs="Times New Roman"/>
+          <w:b/>
+          <w:bCs/>
           <w:lang w:eastAsia="pt-BR"/>
         </w:rPr>
       </w:pPr>
@@ -543,236 +769,13 @@
           <w:szCs w:val="24"/>
           <w:lang w:eastAsia="pt-BR"/>
         </w:rPr>
-        <w:t>DESENVOLVIMENTO DE SOFTWARE ASSISTIDO POR IA, OBJETO DE ESTUDO: GESTÃO DA GRADE HORÁRIA DA FATEC BARU</w:t>
-      </w:r>
-      <w:r>
-        <w:rPr>
-          <w:rFonts w:ascii="Times New Roman" w:eastAsia="Times New Roman" w:hAnsi="Times New Roman" w:cs="Times New Roman"/>
-          <w:b/>
-          <w:bCs/>
-          <w:sz w:val="24"/>
-          <w:szCs w:val="24"/>
-          <w:lang w:eastAsia="pt-BR"/>
-        </w:rPr>
-        <w:t>ERI.</w:t>
-      </w:r>
-      <w:r>
-        <w:rPr>
-          <w:rFonts w:ascii="Times New Roman" w:eastAsia="Times New Roman" w:hAnsi="Times New Roman" w:cs="Times New Roman"/>
-          <w:lang w:eastAsia="pt-BR"/>
-        </w:rPr>
-        <w:br/>
-      </w:r>
-      <w:r>
-        <w:rPr>
-          <w:rFonts w:ascii="Times New Roman" w:eastAsia="Times New Roman" w:hAnsi="Times New Roman" w:cs="Times New Roman"/>
-          <w:lang w:eastAsia="pt-BR"/>
-        </w:rPr>
-        <w:br/>
-      </w:r>
-      <w:r>
-        <w:rPr>
-          <w:rFonts w:ascii="Times New Roman" w:eastAsia="Times New Roman" w:hAnsi="Times New Roman" w:cs="Times New Roman"/>
-          <w:lang w:eastAsia="pt-BR"/>
-        </w:rPr>
-        <w:br/>
-      </w:r>
-    </w:p>
-    <w:p>
-      <w:pPr>
-        <w:spacing w:after="240" w:line="240" w:lineRule="auto"/>
-        <w:rPr>
-          <w:rFonts w:ascii="Times New Roman" w:eastAsia="Times New Roman" w:hAnsi="Times New Roman" w:cs="Times New Roman"/>
-          <w:lang w:eastAsia="pt-BR"/>
-        </w:rPr>
-      </w:pPr>
-    </w:p>
-    <w:p>
-      <w:pPr>
-        <w:spacing w:after="240" w:line="240" w:lineRule="auto"/>
-        <w:rPr>
-          <w:rFonts w:ascii="Times New Roman" w:eastAsia="Times New Roman" w:hAnsi="Times New Roman" w:cs="Times New Roman"/>
-          <w:lang w:eastAsia="pt-BR"/>
-        </w:rPr>
-      </w:pPr>
-    </w:p>
-    <w:p>
-      <w:pPr>
-        <w:spacing w:after="240" w:line="240" w:lineRule="auto"/>
-        <w:rPr>
-          <w:rFonts w:ascii="Times New Roman" w:eastAsia="Times New Roman" w:hAnsi="Times New Roman" w:cs="Times New Roman"/>
-          <w:lang w:eastAsia="pt-BR"/>
-        </w:rPr>
-      </w:pPr>
-    </w:p>
-    <w:p>
-      <w:pPr>
-        <w:spacing w:after="240" w:line="240" w:lineRule="auto"/>
-        <w:rPr>
-          <w:rFonts w:ascii="Times New Roman" w:eastAsia="Times New Roman" w:hAnsi="Times New Roman" w:cs="Times New Roman"/>
-          <w:lang w:eastAsia="pt-BR"/>
-        </w:rPr>
-      </w:pPr>
-    </w:p>
-    <w:p>
-      <w:pPr>
-        <w:spacing w:after="240" w:line="240" w:lineRule="auto"/>
-        <w:ind w:left="4535"/>
-        <w:rPr>
-          <w:rFonts w:ascii="Times New Roman" w:eastAsia="Times New Roman" w:hAnsi="Times New Roman" w:cs="Times New Roman"/>
-          <w:lang w:eastAsia="pt-BR"/>
-        </w:rPr>
-      </w:pPr>
-    </w:p>
-    <w:p>
-      <w:pPr>
-        <w:spacing w:after="240" w:line="240" w:lineRule="auto"/>
-        <w:ind w:left="4535"/>
-        <w:jc w:val="both"/>
-        <w:rPr>
-          <w:rFonts w:ascii="Times New Roman" w:eastAsia="Times New Roman" w:hAnsi="Times New Roman" w:cs="Times New Roman"/>
-          <w:sz w:val="20"/>
-          <w:szCs w:val="20"/>
-          <w:lang w:eastAsia="pt-BR"/>
-        </w:rPr>
-      </w:pPr>
-      <w:r>
-        <w:rPr>
-          <w:rFonts w:ascii="Times New Roman" w:eastAsia="Times New Roman" w:hAnsi="Times New Roman" w:cs="Times New Roman"/>
-          <w:sz w:val="20"/>
-          <w:szCs w:val="20"/>
-          <w:lang w:eastAsia="pt-BR"/>
-        </w:rPr>
-        <w:t xml:space="preserve">Projeto de pesquisa apresentado à banca examinadora da Faculdade de Tecnologia de Barueri como requisito parcial para obtenção do título de tecnólogo em 2027. </w:t>
-      </w:r>
-    </w:p>
-    <w:p>
-      <w:pPr>
-        <w:spacing w:after="240" w:line="240" w:lineRule="auto"/>
-        <w:ind w:left="4535"/>
-        <w:jc w:val="both"/>
-        <w:rPr>
-          <w:rFonts w:ascii="Times New Roman" w:eastAsia="Times New Roman" w:hAnsi="Times New Roman" w:cs="Times New Roman"/>
-          <w:sz w:val="20"/>
-          <w:szCs w:val="20"/>
-          <w:lang w:eastAsia="pt-BR"/>
-        </w:rPr>
-      </w:pPr>
-      <w:r>
-        <w:rPr>
-          <w:rFonts w:ascii="Times New Roman" w:eastAsia="Times New Roman" w:hAnsi="Times New Roman" w:cs="Times New Roman"/>
-          <w:sz w:val="20"/>
-          <w:szCs w:val="20"/>
-          <w:lang w:eastAsia="pt-BR"/>
-        </w:rPr>
-        <w:t xml:space="preserve">Orientador: Prof. Vander Ribeiro </w:t>
-      </w:r>
-      <w:proofErr w:type="spellStart"/>
-      <w:r>
-        <w:rPr>
-          <w:rFonts w:ascii="Times New Roman" w:eastAsia="Times New Roman" w:hAnsi="Times New Roman" w:cs="Times New Roman"/>
-          <w:sz w:val="20"/>
-          <w:szCs w:val="20"/>
-          <w:lang w:eastAsia="pt-BR"/>
-        </w:rPr>
-        <w:t>Elme</w:t>
-      </w:r>
-      <w:proofErr w:type="spellEnd"/>
-      <w:r>
-        <w:rPr>
-          <w:rFonts w:ascii="Times New Roman" w:eastAsia="Times New Roman" w:hAnsi="Times New Roman" w:cs="Times New Roman"/>
-          <w:sz w:val="20"/>
-          <w:szCs w:val="20"/>
-          <w:lang w:eastAsia="pt-BR"/>
-        </w:rPr>
-        <w:t xml:space="preserve">. </w:t>
-      </w:r>
-    </w:p>
-    <w:p>
-      <w:pPr>
-        <w:spacing w:after="240" w:line="240" w:lineRule="auto"/>
-        <w:rPr>
-          <w:rFonts w:ascii="Times New Roman" w:eastAsia="Times New Roman" w:hAnsi="Times New Roman" w:cs="Times New Roman"/>
-          <w:lang w:eastAsia="pt-BR"/>
-        </w:rPr>
-      </w:pPr>
-    </w:p>
-    <w:p>
-      <w:pPr>
-        <w:spacing w:after="240" w:line="240" w:lineRule="auto"/>
-        <w:rPr>
-          <w:rFonts w:ascii="Times New Roman" w:eastAsia="Times New Roman" w:hAnsi="Times New Roman" w:cs="Times New Roman"/>
-          <w:lang w:eastAsia="pt-BR"/>
-        </w:rPr>
-      </w:pPr>
-    </w:p>
-    <w:p>
-      <w:pPr>
-        <w:spacing w:after="240" w:line="240" w:lineRule="auto"/>
-        <w:rPr>
-          <w:rFonts w:ascii="Times New Roman" w:eastAsia="Times New Roman" w:hAnsi="Times New Roman" w:cs="Times New Roman"/>
-          <w:lang w:eastAsia="pt-BR"/>
-        </w:rPr>
-      </w:pPr>
-    </w:p>
-    <w:p>
-      <w:pPr>
-        <w:spacing w:after="240" w:line="240" w:lineRule="auto"/>
-        <w:rPr>
-          <w:rFonts w:ascii="Times New Roman" w:eastAsia="Times New Roman" w:hAnsi="Times New Roman" w:cs="Times New Roman"/>
-          <w:lang w:eastAsia="pt-BR"/>
-        </w:rPr>
-      </w:pPr>
-    </w:p>
-    <w:p>
-      <w:pPr>
-        <w:spacing w:after="240" w:line="240" w:lineRule="auto"/>
-        <w:rPr>
-          <w:rFonts w:ascii="Times New Roman" w:eastAsia="Times New Roman" w:hAnsi="Times New Roman" w:cs="Times New Roman"/>
-          <w:lang w:eastAsia="pt-BR"/>
-        </w:rPr>
-      </w:pPr>
-    </w:p>
-    <w:p>
-      <w:pPr>
-        <w:spacing w:after="240" w:line="240" w:lineRule="auto"/>
-        <w:rPr>
-          <w:rFonts w:ascii="Times New Roman" w:eastAsia="Times New Roman" w:hAnsi="Times New Roman" w:cs="Times New Roman"/>
-          <w:lang w:eastAsia="pt-BR"/>
-        </w:rPr>
-      </w:pPr>
-      <w:r>
-        <w:rPr>
-          <w:rFonts w:ascii="Times New Roman" w:eastAsia="Times New Roman" w:hAnsi="Times New Roman" w:cs="Times New Roman"/>
-          <w:lang w:eastAsia="pt-BR"/>
-        </w:rPr>
-        <w:br/>
+        <w:t>BARUERI </w:t>
       </w:r>
     </w:p>
     <w:p>
       <w:pPr>
         <w:spacing w:before="240" w:after="240" w:line="240" w:lineRule="auto"/>
         <w:jc w:val="center"/>
-        <w:rPr>
-          <w:rFonts w:ascii="Times New Roman" w:eastAsia="Times New Roman" w:hAnsi="Times New Roman" w:cs="Times New Roman"/>
-          <w:b/>
-          <w:bCs/>
-          <w:lang w:eastAsia="pt-BR"/>
-        </w:rPr>
-      </w:pPr>
-    </w:p>
-    <w:p>
-      <w:pPr>
-        <w:spacing w:before="240" w:after="240" w:line="240" w:lineRule="auto"/>
-        <w:jc w:val="center"/>
-        <w:rPr>
-          <w:rFonts w:ascii="Times New Roman" w:eastAsia="Times New Roman" w:hAnsi="Times New Roman" w:cs="Times New Roman"/>
-          <w:b/>
-          <w:bCs/>
-          <w:lang w:eastAsia="pt-BR"/>
-        </w:rPr>
-      </w:pPr>
-      <w:r>
         <w:rPr>
           <w:rFonts w:ascii="Times New Roman" w:eastAsia="Times New Roman" w:hAnsi="Times New Roman" w:cs="Times New Roman"/>
           <w:b/>
@@ -782,13 +785,8 @@
           <w:szCs w:val="24"/>
           <w:lang w:eastAsia="pt-BR"/>
         </w:rPr>
-        <w:t>BARUERI </w:t>
-      </w:r>
-    </w:p>
-    <w:p>
-      <w:pPr>
-        <w:spacing w:before="240" w:after="240" w:line="240" w:lineRule="auto"/>
-        <w:jc w:val="center"/>
+      </w:pPr>
+      <w:r>
         <w:rPr>
           <w:rFonts w:ascii="Times New Roman" w:eastAsia="Times New Roman" w:hAnsi="Times New Roman" w:cs="Times New Roman"/>
           <w:b/>
@@ -798,8 +796,11 @@
           <w:szCs w:val="24"/>
           <w:lang w:eastAsia="pt-BR"/>
         </w:rPr>
-      </w:pPr>
-      <w:r>
+        <w:t>2026</w:t>
+      </w:r>
+    </w:p>
+    <w:p>
+      <w:pPr>
         <w:rPr>
           <w:rFonts w:ascii="Times New Roman" w:eastAsia="Times New Roman" w:hAnsi="Times New Roman" w:cs="Times New Roman"/>
           <w:b/>
@@ -809,20 +810,6 @@
           <w:szCs w:val="24"/>
           <w:lang w:eastAsia="pt-BR"/>
         </w:rPr>
-        <w:t>2026</w:t>
-      </w:r>
-    </w:p>
-    <w:p>
-      <w:pPr>
-        <w:rPr>
-          <w:rFonts w:ascii="Times New Roman" w:eastAsia="Times New Roman" w:hAnsi="Times New Roman" w:cs="Times New Roman"/>
-          <w:b/>
-          <w:bCs/>
-          <w:color w:val="000000"/>
-          <w:sz w:val="24"/>
-          <w:szCs w:val="24"/>
-          <w:lang w:eastAsia="pt-BR"/>
-        </w:rPr>
       </w:pPr>
     </w:p>
     <w:p>
@@ -881,13 +868,7 @@
         <w:rPr>
           <w:rFonts w:ascii="Times New Roman" w:hAnsi="Times New Roman" w:cs="Times New Roman"/>
         </w:rPr>
-        <w:t xml:space="preserve"> ........................................................................................................................</w:t>
-      </w:r>
-      <w:r>
-        <w:rPr>
-          <w:rFonts w:ascii="Times New Roman" w:hAnsi="Times New Roman" w:cs="Times New Roman"/>
-        </w:rPr>
-        <w:t xml:space="preserve"> 5</w:t>
+        <w:t xml:space="preserve"> ........................................................................................................................ 5</w:t>
       </w:r>
     </w:p>
     <w:p>
@@ -915,13 +896,7 @@
         <w:rPr>
           <w:rFonts w:ascii="Times New Roman" w:hAnsi="Times New Roman" w:cs="Times New Roman"/>
         </w:rPr>
-        <w:t xml:space="preserve">  2.2 Objetivos Específicos .............................................................................................</w:t>
-      </w:r>
-      <w:r>
-        <w:rPr>
-          <w:rFonts w:ascii="Times New Roman" w:hAnsi="Times New Roman" w:cs="Times New Roman"/>
-        </w:rPr>
-        <w:t>... 5</w:t>
+        <w:t xml:space="preserve">  2.2 Objetivos Específicos ................................................................................................ 5</w:t>
       </w:r>
     </w:p>
     <w:p>
@@ -963,13 +938,7 @@
         <w:rPr>
           <w:rFonts w:ascii="Times New Roman" w:hAnsi="Times New Roman" w:cs="Times New Roman"/>
         </w:rPr>
-        <w:t xml:space="preserve"> .........................................................................................</w:t>
-      </w:r>
-      <w:r>
-        <w:rPr>
-          <w:rFonts w:ascii="Times New Roman" w:hAnsi="Times New Roman" w:cs="Times New Roman"/>
-        </w:rPr>
-        <w:t>............... 7</w:t>
+        <w:t xml:space="preserve"> ........................................................................................................ 7</w:t>
       </w:r>
     </w:p>
     <w:p>
@@ -1039,13 +1008,7 @@
         <w:rPr>
           <w:rFonts w:ascii="Times New Roman" w:hAnsi="Times New Roman" w:cs="Times New Roman"/>
         </w:rPr>
-        <w:t xml:space="preserve">  4.3 Mural Digital Acadêmico </w:t>
-      </w:r>
-      <w:r>
-        <w:rPr>
-          <w:rFonts w:ascii="Times New Roman" w:hAnsi="Times New Roman" w:cs="Times New Roman"/>
-        </w:rPr>
-        <w:t>e Atualizações das Informações ............................................ 8</w:t>
+        <w:t xml:space="preserve">  4.3 Mural Digital Acadêmico e Atualizações das Informações ............................................ 8</w:t>
       </w:r>
     </w:p>
     <w:p>
@@ -1101,13 +1064,7 @@
         <w:rPr>
           <w:rFonts w:ascii="Times New Roman" w:hAnsi="Times New Roman" w:cs="Times New Roman"/>
         </w:rPr>
-        <w:t xml:space="preserve"> (SDD) .....</w:t>
-      </w:r>
-      <w:r>
-        <w:rPr>
-          <w:rFonts w:ascii="Times New Roman" w:hAnsi="Times New Roman" w:cs="Times New Roman"/>
-        </w:rPr>
-        <w:t>........................................ 9</w:t>
+        <w:t xml:space="preserve"> (SDD) ............................................. 9</w:t>
       </w:r>
     </w:p>
     <w:p>
@@ -1177,13 +1134,7 @@
         <w:rPr>
           <w:rFonts w:ascii="Times New Roman" w:hAnsi="Times New Roman" w:cs="Times New Roman"/>
         </w:rPr>
-        <w:t xml:space="preserve"> Gates ................................................</w:t>
-      </w:r>
-      <w:r>
-        <w:rPr>
-          <w:rFonts w:ascii="Times New Roman" w:hAnsi="Times New Roman" w:cs="Times New Roman"/>
-        </w:rPr>
-        <w:t>.......... 10</w:t>
+        <w:t xml:space="preserve"> Gates .......................................................... 10</w:t>
       </w:r>
     </w:p>
     <w:p>
@@ -1218,13 +1169,7 @@
         <w:rPr>
           <w:rFonts w:ascii="Times New Roman" w:hAnsi="Times New Roman" w:cs="Times New Roman"/>
         </w:rPr>
-        <w:t xml:space="preserve">  5.1 Classificação Metodológica da Pesquisa ...............................................................</w:t>
-      </w:r>
-      <w:r>
-        <w:rPr>
-          <w:rFonts w:ascii="Times New Roman" w:hAnsi="Times New Roman" w:cs="Times New Roman"/>
-        </w:rPr>
-        <w:t>. 11</w:t>
+        <w:t xml:space="preserve">  5.1 Classificação Metodológica da Pesquisa ................................................................ 11</w:t>
       </w:r>
     </w:p>
     <w:p>
@@ -1273,13 +1218,7 @@
         <w:rPr>
           <w:rFonts w:ascii="Times New Roman" w:hAnsi="Times New Roman" w:cs="Times New Roman"/>
         </w:rPr>
-        <w:t xml:space="preserve"> ........................</w:t>
-      </w:r>
-      <w:r>
-        <w:rPr>
-          <w:rFonts w:ascii="Times New Roman" w:hAnsi="Times New Roman" w:cs="Times New Roman"/>
-        </w:rPr>
-        <w:t>............................................................................................ 13</w:t>
+        <w:t xml:space="preserve"> .................................................................................................................... 13</w:t>
       </w:r>
     </w:p>
     <w:p>
@@ -1314,13 +1253,7 @@
         <w:rPr>
           <w:rFonts w:ascii="Times New Roman" w:hAnsi="Times New Roman" w:cs="Times New Roman"/>
         </w:rPr>
-        <w:t>A Engenharia de Software fundamenta-se em processos que garantem a qualidade e a manutenibilidade de sistemas complexos (PRESSMAN; MAXIM, 2021). R</w:t>
-      </w:r>
-      <w:r>
-        <w:rPr>
-          <w:rFonts w:ascii="Times New Roman" w:hAnsi="Times New Roman" w:cs="Times New Roman"/>
-        </w:rPr>
-        <w:t>ecentemente, a adoção de Modelos de Linguagem de Grande Escala (</w:t>
+        <w:t>A Engenharia de Software fundamenta-se em processos que garantem a qualidade e a manutenibilidade de sistemas complexos (PRESSMAN; MAXIM, 2021). Recentemente, a adoção de Modelos de Linguagem de Grande Escala (</w:t>
       </w:r>
       <w:proofErr w:type="spellStart"/>
       <w:r>
@@ -1334,32 +1267,20 @@
         <w:rPr>
           <w:rFonts w:ascii="Times New Roman" w:hAnsi="Times New Roman" w:cs="Times New Roman"/>
         </w:rPr>
-        <w:t>) consolidou a Engenharia de Software Assistida por Inteligência Artificial Generativa, na qual a IA atua como agente auxiliar na interpretação de requisitos, geração de testes e concepção</w:t>
-      </w:r>
-      <w:r>
-        <w:rPr>
-          <w:rFonts w:ascii="Times New Roman" w:hAnsi="Times New Roman" w:cs="Times New Roman"/>
-        </w:rPr>
-        <w:t xml:space="preserve"> arquitetural (UNICAMP, 2026).</w:t>
-      </w:r>
-    </w:p>
-    <w:p>
-      <w:pPr>
-        <w:rPr>
-          <w:rFonts w:ascii="Times New Roman" w:hAnsi="Times New Roman" w:cs="Times New Roman"/>
-        </w:rPr>
-      </w:pPr>
-      <w:r>
-        <w:rPr>
-          <w:rFonts w:ascii="Times New Roman" w:hAnsi="Times New Roman" w:cs="Times New Roman"/>
-        </w:rPr>
-        <w:t>Embora promissora para a produtividade, essa integração exige rigor metodológico para evitar a "dívida cognitiva" – a perda da compreensão humana e da autoria sobre a base de código, o que compromete sua manutenção futura (DA</w:t>
-      </w:r>
-      <w:r>
-        <w:rPr>
-          <w:rFonts w:ascii="Times New Roman" w:hAnsi="Times New Roman" w:cs="Times New Roman"/>
-        </w:rPr>
-        <w:t xml:space="preserve">VILA, 2026). Para mitigar vulnerabilidades e alucinações algorítmicas, diretrizes recomendam o paradigma </w:t>
+        <w:t>) consolidou a Engenharia de Software Assistida por Inteligência Artificial Generativa, na qual a IA atua como agente auxiliar na interpretação de requisitos, geração de testes e concepção arquitetural (UNICAMP, 2026).</w:t>
+      </w:r>
+    </w:p>
+    <w:p>
+      <w:pPr>
+        <w:rPr>
+          <w:rFonts w:ascii="Times New Roman" w:hAnsi="Times New Roman" w:cs="Times New Roman"/>
+        </w:rPr>
+      </w:pPr>
+      <w:r>
+        <w:rPr>
+          <w:rFonts w:ascii="Times New Roman" w:hAnsi="Times New Roman" w:cs="Times New Roman"/>
+        </w:rPr>
+        <w:t xml:space="preserve">Embora promissora para a produtividade, essa integração exige rigor metodológico para evitar a "dívida cognitiva" – a perda da compreensão humana e da autoria sobre a base de código, o que compromete sua manutenção futura (DAVILA, 2026). Para mitigar vulnerabilidades e alucinações algorítmicas, diretrizes recomendam o paradigma </w:t>
       </w:r>
       <w:proofErr w:type="spellStart"/>
       <w:r>
@@ -1387,38 +1308,20 @@
         <w:rPr>
           <w:rFonts w:ascii="Times New Roman" w:hAnsi="Times New Roman" w:cs="Times New Roman"/>
         </w:rPr>
-        <w:t>-Loop (Humano no-Circuito), exigindo que o desenvolvedor assuma a auditoria crítica e a validação do artefato gerado (BRASIL, 2024). Compre</w:t>
-      </w:r>
-      <w:r>
-        <w:rPr>
-          <w:rFonts w:ascii="Times New Roman" w:hAnsi="Times New Roman" w:cs="Times New Roman"/>
-        </w:rPr>
-        <w:t>ender, padronizar e estruturar esses mecanismos tornou-se uma lacuna de pesquisa fundamental.</w:t>
-      </w:r>
-    </w:p>
-    <w:p>
-      <w:pPr>
-        <w:rPr>
-          <w:rFonts w:ascii="Times New Roman" w:hAnsi="Times New Roman" w:cs="Times New Roman"/>
-        </w:rPr>
-      </w:pPr>
-      <w:r>
-        <w:rPr>
-          <w:rFonts w:ascii="Times New Roman" w:hAnsi="Times New Roman" w:cs="Times New Roman"/>
-        </w:rPr>
-        <w:t>Para investigar esse processo empiricamente, o estudo utiliza como objeto de aplicação um problema da Faculdade de Tecnologia (FATEC): a gestão da grade horária a</w:t>
-      </w:r>
-      <w:r>
-        <w:rPr>
-          <w:rFonts w:ascii="Times New Roman" w:hAnsi="Times New Roman" w:cs="Times New Roman"/>
-        </w:rPr>
-        <w:t>cadêmica, reconhecida na literatura como um desafio de alta complexidade (ANDRADE; STEINER; GÓES, 2019). Atualmente, o fluxo de comunicação de horários na instituição depende da edição manual de apresentações e vídeos estáticos, gerando alta latência opera</w:t>
-      </w:r>
-      <w:r>
-        <w:rPr>
-          <w:rFonts w:ascii="Times New Roman" w:hAnsi="Times New Roman" w:cs="Times New Roman"/>
-        </w:rPr>
-        <w:t xml:space="preserve">cional e contrariando os princípios contemporâneos da computação ubíqua aplicada aos Sistemas de Informação, segundo os quais os dados devem estar acessíveis de forma imediata e </w:t>
+        <w:t>-Loop (Humano no-Circuito), exigindo que o desenvolvedor assuma a auditoria crítica e a validação do artefato gerado (BRASIL, 2024). Compreender, padronizar e estruturar esses mecanismos tornou-se uma lacuna de pesquisa fundamental.</w:t>
+      </w:r>
+    </w:p>
+    <w:p>
+      <w:pPr>
+        <w:rPr>
+          <w:rFonts w:ascii="Times New Roman" w:hAnsi="Times New Roman" w:cs="Times New Roman"/>
+        </w:rPr>
+      </w:pPr>
+      <w:r>
+        <w:rPr>
+          <w:rFonts w:ascii="Times New Roman" w:hAnsi="Times New Roman" w:cs="Times New Roman"/>
+        </w:rPr>
+        <w:t xml:space="preserve">Para investigar esse processo empiricamente, o estudo utiliza como objeto de aplicação um problema da Faculdade de Tecnologia (FATEC): a gestão da grade horária acadêmica, reconhecida na literatura como um desafio de alta complexidade (ANDRADE; STEINER; GÓES, 2019). Atualmente, o fluxo de comunicação de horários na instituição depende da edição manual de apresentações e vídeos estáticos, gerando alta latência operacional e contrariando os princípios contemporâneos da computação ubíqua aplicada aos Sistemas de Informação, segundo os quais os dados devem estar acessíveis de forma imediata e </w:t>
       </w:r>
       <w:proofErr w:type="spellStart"/>
       <w:r>
@@ -1445,13 +1348,7 @@
         <w:rPr>
           <w:rFonts w:ascii="Times New Roman" w:hAnsi="Times New Roman" w:cs="Times New Roman"/>
         </w:rPr>
-        <w:t>A solução proposta como laboratóri</w:t>
-      </w:r>
-      <w:r>
-        <w:rPr>
-          <w:rFonts w:ascii="Times New Roman" w:hAnsi="Times New Roman" w:cs="Times New Roman"/>
-        </w:rPr>
-        <w:t xml:space="preserve">o prático da pesquisa é uma aplicação web responsiva para a gestão unificada e exibição em painéis digitais (Digital </w:t>
+        <w:t xml:space="preserve">A solução proposta como laboratório prático da pesquisa é uma aplicação web responsiva para a gestão unificada e exibição em painéis digitais (Digital </w:t>
       </w:r>
       <w:proofErr w:type="spellStart"/>
       <w:r>
@@ -1465,38 +1362,20 @@
         <w:rPr>
           <w:rFonts w:ascii="Times New Roman" w:hAnsi="Times New Roman" w:cs="Times New Roman"/>
         </w:rPr>
-        <w:t>) em tempo real. O sistema focará na digitalização e comunicação dinâmica da grade previamente planejada, contemplando o cadastro cu</w:t>
-      </w:r>
-      <w:r>
-        <w:rPr>
-          <w:rFonts w:ascii="Times New Roman" w:hAnsi="Times New Roman" w:cs="Times New Roman"/>
-        </w:rPr>
-        <w:t>rricular e o registro de exceções diárias pela secretaria, sem incorporar motores de geração automática de horários a partir do zero.</w:t>
-      </w:r>
-    </w:p>
-    <w:p>
-      <w:pPr>
-        <w:rPr>
-          <w:rFonts w:ascii="Times New Roman" w:hAnsi="Times New Roman" w:cs="Times New Roman"/>
-        </w:rPr>
-      </w:pPr>
-      <w:r>
-        <w:rPr>
-          <w:rFonts w:ascii="Times New Roman" w:hAnsi="Times New Roman" w:cs="Times New Roman"/>
-        </w:rPr>
-        <w:t>Dessa forma, o sistema construído não é tratado como um fim em si mesmo, mas como o meio prático para validar uma metodolo</w:t>
-      </w:r>
-      <w:r>
-        <w:rPr>
-          <w:rFonts w:ascii="Times New Roman" w:hAnsi="Times New Roman" w:cs="Times New Roman"/>
-        </w:rPr>
-        <w:t>gia. Diante dessa intersecção, a pesquisa orienta-se pela seguinte questão central: Como estruturar e avaliar um processo de desenvolvimento de software assistido por Inteligência Artificial Generativa, estabelecendo critérios de seleção de ferramentas, pa</w:t>
-      </w:r>
-      <w:r>
-        <w:rPr>
-          <w:rFonts w:ascii="Times New Roman" w:hAnsi="Times New Roman" w:cs="Times New Roman"/>
-        </w:rPr>
-        <w:t xml:space="preserve">dronização de </w:t>
+        <w:t>) em tempo real. O sistema focará na digitalização e comunicação dinâmica da grade previamente planejada, contemplando o cadastro curricular e o registro de exceções diárias pela secretaria, sem incorporar motores de geração automática de horários a partir do zero.</w:t>
+      </w:r>
+    </w:p>
+    <w:p>
+      <w:pPr>
+        <w:rPr>
+          <w:rFonts w:ascii="Times New Roman" w:hAnsi="Times New Roman" w:cs="Times New Roman"/>
+        </w:rPr>
+      </w:pPr>
+      <w:r>
+        <w:rPr>
+          <w:rFonts w:ascii="Times New Roman" w:hAnsi="Times New Roman" w:cs="Times New Roman"/>
+        </w:rPr>
+        <w:t xml:space="preserve">Dessa forma, o sistema construído não é tratado como um fim em si mesmo, mas como o meio prático para validar uma metodologia. Diante dessa intersecção, a pesquisa orienta-se pela seguinte questão central: Como estruturar e avaliar um processo de desenvolvimento de software assistido por Inteligência Artificial Generativa, estabelecendo critérios de seleção de ferramentas, padronização de </w:t>
       </w:r>
       <w:proofErr w:type="spellStart"/>
       <w:r>
@@ -1523,19 +1402,7 @@
         <w:rPr>
           <w:rFonts w:ascii="Times New Roman" w:hAnsi="Times New Roman" w:cs="Times New Roman"/>
         </w:rPr>
-        <w:t>A partir desse questionamento, o propósito geral do estudo é p</w:t>
-      </w:r>
-      <w:r>
-        <w:rPr>
-          <w:rFonts w:ascii="Times New Roman" w:hAnsi="Times New Roman" w:cs="Times New Roman"/>
-        </w:rPr>
-        <w:t>rojetar a solução relacional para o problema de horários da instituição enquanto formaliza e avalia a esteira de desenvolvimento assistida por IA. Busca-se verificar como a governança estruturada sobre modelos generativos pode mitigar riscos técnicos e gar</w:t>
-      </w:r>
-      <w:r>
-        <w:rPr>
-          <w:rFonts w:ascii="Times New Roman" w:hAnsi="Times New Roman" w:cs="Times New Roman"/>
-        </w:rPr>
-        <w:t>antir a integridade arquitetural da aplicação.</w:t>
+        <w:t>A partir desse questionamento, o propósito geral do estudo é projetar a solução relacional para o problema de horários da instituição enquanto formaliza e avalia a esteira de desenvolvimento assistida por IA. Busca-se verificar como a governança estruturada sobre modelos generativos pode mitigar riscos técnicos e garantir a integridade arquitetural da aplicação.</w:t>
       </w:r>
     </w:p>
     <w:p>
@@ -1579,19 +1446,7 @@
         <w:rPr>
           <w:rFonts w:ascii="Times New Roman" w:hAnsi="Times New Roman" w:cs="Times New Roman"/>
         </w:rPr>
-        <w:t xml:space="preserve">O objetivo geral deste trabalho é desenvolver uma aplicação web ubíqua para a gestão e a divulgação da grade horária acadêmica da Faculdade de Tecnologia (FATEC), possibilitando </w:t>
-      </w:r>
-      <w:r>
-        <w:rPr>
-          <w:rFonts w:ascii="Times New Roman" w:hAnsi="Times New Roman" w:cs="Times New Roman"/>
-        </w:rPr>
-        <w:t>o gerenciamento centralizado das informações e sua disponibilização em dispositivos digitais e painéis de sinalização em tempo real. Paralelamente, busca-se estruturar e analisar o processo de desenvolvimento de software assistido por Inteligência Artifici</w:t>
-      </w:r>
-      <w:r>
-        <w:rPr>
-          <w:rFonts w:ascii="Times New Roman" w:hAnsi="Times New Roman" w:cs="Times New Roman"/>
-        </w:rPr>
-        <w:t>al Generativa, considerando o uso de Modelos de Linguagem de Grande Escala (</w:t>
+        <w:t>O objetivo geral deste trabalho é desenvolver uma aplicação web ubíqua para a gestão e a divulgação da grade horária acadêmica da Faculdade de Tecnologia (FATEC), possibilitando o gerenciamento centralizado das informações e sua disponibilização em dispositivos digitais e painéis de sinalização em tempo real. Paralelamente, busca-se estruturar e analisar o processo de desenvolvimento de software assistido por Inteligência Artificial Generativa, considerando o uso de Modelos de Linguagem de Grande Escala (</w:t>
       </w:r>
       <w:proofErr w:type="spellStart"/>
       <w:r>
@@ -1619,13 +1474,7 @@
         <w:rPr>
           <w:rFonts w:ascii="Times New Roman" w:hAnsi="Times New Roman" w:cs="Times New Roman"/>
         </w:rPr>
-        <w:t>prom</w:t>
-      </w:r>
-      <w:r>
-        <w:rPr>
-          <w:rFonts w:ascii="Times New Roman" w:hAnsi="Times New Roman" w:cs="Times New Roman"/>
-        </w:rPr>
-        <w:t>pts</w:t>
+        <w:t>prompts</w:t>
       </w:r>
       <w:proofErr w:type="spellEnd"/>
       <w:r>
@@ -1646,13 +1495,7 @@
         <w:rPr>
           <w:rFonts w:ascii="Times New Roman" w:hAnsi="Times New Roman" w:cs="Times New Roman"/>
         </w:rPr>
-        <w:t xml:space="preserve"> a supervisão humana durante as etapas de desenvolvimento, conforme as recomendações para o uso responsável e seguro da Inteligência Artificial Generativa (BRASIL, 2024). Dessa forma, o sis</w:t>
-      </w:r>
-      <w:r>
-        <w:rPr>
-          <w:rFonts w:ascii="Times New Roman" w:hAnsi="Times New Roman" w:cs="Times New Roman"/>
-        </w:rPr>
-        <w:t>tema desenvolvido será utilizado como objeto prático para analisar a aplicação de uma abordagem de Engenharia de Software assistida por IA Generativa, buscando preservar a qualidade, a compreensão e a manutenção do software desenvolvido.</w:t>
+        <w:t xml:space="preserve"> a supervisão humana durante as etapas de desenvolvimento, conforme as recomendações para o uso responsável e seguro da Inteligência Artificial Generativa (BRASIL, 2024). Dessa forma, o sistema desenvolvido será utilizado como objeto prático para analisar a aplicação de uma abordagem de Engenharia de Software assistida por IA Generativa, buscando preservar a qualidade, a compreensão e a manutenção do software desenvolvido.</w:t>
       </w:r>
     </w:p>
     <w:p>
@@ -1668,15 +1511,7 @@
           <w:b/>
           <w:i/>
         </w:rPr>
-        <w:t>2.2 Objetivos Espe</w:t>
-      </w:r>
-      <w:r>
-        <w:rPr>
-          <w:rFonts w:ascii="Times New Roman" w:hAnsi="Times New Roman" w:cs="Times New Roman"/>
-          <w:b/>
-          <w:i/>
-        </w:rPr>
-        <w:t>cíficos</w:t>
+        <w:t>2.2 Objetivos Específicos</w:t>
       </w:r>
     </w:p>
     <w:p>
@@ -1715,32 +1550,20 @@
         <w:rPr>
           <w:rFonts w:ascii="Times New Roman" w:hAnsi="Times New Roman" w:cs="Times New Roman"/>
         </w:rPr>
-        <w:t>especificar e modelar uma aplicação web res</w:t>
-      </w:r>
-      <w:r>
-        <w:rPr>
-          <w:rFonts w:ascii="Times New Roman" w:hAnsi="Times New Roman" w:cs="Times New Roman"/>
-        </w:rPr>
-        <w:t>ponsiva capaz de centralizar informações referentes a horários, turmas, docentes, salas e ocorrências acadêmicas;</w:t>
-      </w:r>
-    </w:p>
-    <w:p>
-      <w:pPr>
-        <w:rPr>
-          <w:rFonts w:ascii="Times New Roman" w:hAnsi="Times New Roman" w:cs="Times New Roman"/>
-        </w:rPr>
-      </w:pPr>
-      <w:r>
-        <w:rPr>
-          <w:rFonts w:ascii="Times New Roman" w:hAnsi="Times New Roman" w:cs="Times New Roman"/>
-        </w:rPr>
-        <w:t>desenvolver uma solução de sinalização digital integrada ao sistema web, possibilitando a atualização dinâmica das informações exibidas nos pa</w:t>
-      </w:r>
-      <w:r>
-        <w:rPr>
-          <w:rFonts w:ascii="Times New Roman" w:hAnsi="Times New Roman" w:cs="Times New Roman"/>
-        </w:rPr>
-        <w:t>inéis institucionais;</w:t>
+        <w:t>especificar e modelar uma aplicação web responsiva capaz de centralizar informações referentes a horários, turmas, docentes, salas e ocorrências acadêmicas;</w:t>
+      </w:r>
+    </w:p>
+    <w:p>
+      <w:pPr>
+        <w:rPr>
+          <w:rFonts w:ascii="Times New Roman" w:hAnsi="Times New Roman" w:cs="Times New Roman"/>
+        </w:rPr>
+      </w:pPr>
+      <w:r>
+        <w:rPr>
+          <w:rFonts w:ascii="Times New Roman" w:hAnsi="Times New Roman" w:cs="Times New Roman"/>
+        </w:rPr>
+        <w:t>desenvolver uma solução de sinalização digital integrada ao sistema web, possibilitando a atualização dinâmica das informações exibidas nos painéis institucionais;</w:t>
       </w:r>
     </w:p>
     <w:p>
@@ -1766,13 +1589,7 @@
         <w:rPr>
           <w:rFonts w:ascii="Times New Roman" w:hAnsi="Times New Roman" w:cs="Times New Roman"/>
         </w:rPr>
-        <w:t xml:space="preserve">estabelecer procedimentos de revisão e validação humana dos requisitos, códigos, </w:t>
-      </w:r>
-      <w:r>
-        <w:rPr>
-          <w:rFonts w:ascii="Times New Roman" w:hAnsi="Times New Roman" w:cs="Times New Roman"/>
-        </w:rPr>
-        <w:t>testes e demais artefatos produzidos ou apoiados por ferramentas de Inteligência Artificial Generativa;</w:t>
+        <w:t>estabelecer procedimentos de revisão e validação humana dos requisitos, códigos, testes e demais artefatos produzidos ou apoiados por ferramentas de Inteligência Artificial Generativa;</w:t>
       </w:r>
     </w:p>
     <w:p>
@@ -1799,13 +1616,7 @@
         <w:rPr>
           <w:rFonts w:ascii="Times New Roman" w:hAnsi="Times New Roman" w:cs="Times New Roman"/>
         </w:rPr>
-        <w:t xml:space="preserve"> aspectos como produtividade, qualidade do cód</w:t>
-      </w:r>
-      <w:r>
-        <w:rPr>
-          <w:rFonts w:ascii="Times New Roman" w:hAnsi="Times New Roman" w:cs="Times New Roman"/>
-        </w:rPr>
-        <w:t>igo, necessidade de revisão, segurança e possíveis impactos na manutenibilidade do sistema.</w:t>
+        <w:t xml:space="preserve"> aspectos como produtividade, qualidade do código, necessidade de revisão, segurança e possíveis impactos na manutenibilidade do sistema.</w:t>
       </w:r>
     </w:p>
     <w:p>
@@ -1833,38 +1644,20 @@
         <w:rPr>
           <w:rFonts w:ascii="Times New Roman" w:hAnsi="Times New Roman" w:cs="Times New Roman"/>
         </w:rPr>
-        <w:t>A realização deste trabalho justifica-se pela necessidade de aprimorar a gestão e a comunicação das informações relacionadas à grade horária acadêmi</w:t>
-      </w:r>
-      <w:r>
-        <w:rPr>
-          <w:rFonts w:ascii="Times New Roman" w:hAnsi="Times New Roman" w:cs="Times New Roman"/>
-        </w:rPr>
-        <w:t>ca, considerando que problemas de horários em instituições de ensino apresentam elevada complexidade devido à quantidade de restrições e variáveis envolvidas (ANDRADE; STEINER; GÓES, 2019). Nesse contexto, a utilização de uma aplicação web responsiva assoc</w:t>
-      </w:r>
-      <w:r>
-        <w:rPr>
-          <w:rFonts w:ascii="Times New Roman" w:hAnsi="Times New Roman" w:cs="Times New Roman"/>
-        </w:rPr>
-        <w:t>iada à sinalização digital pode contribuir para tornar a divulgação das informações mais dinâmica e acessível, reduzindo a dependência de processos manuais e de conteúdos estáticos.</w:t>
-      </w:r>
-    </w:p>
-    <w:p>
-      <w:pPr>
-        <w:rPr>
-          <w:rFonts w:ascii="Times New Roman" w:hAnsi="Times New Roman" w:cs="Times New Roman"/>
-        </w:rPr>
-      </w:pPr>
-      <w:r>
-        <w:rPr>
-          <w:rFonts w:ascii="Times New Roman" w:hAnsi="Times New Roman" w:cs="Times New Roman"/>
-        </w:rPr>
-        <w:t>Além da aplicação prática, o trabalho justifica-se pela relevância de inve</w:t>
-      </w:r>
-      <w:r>
-        <w:rPr>
-          <w:rFonts w:ascii="Times New Roman" w:hAnsi="Times New Roman" w:cs="Times New Roman"/>
-        </w:rPr>
-        <w:t xml:space="preserve">stigar a utilização da Inteligência Artificial Generativa como recurso de apoio ao desenvolvimento de software. A adoção de </w:t>
+        <w:t>A realização deste trabalho justifica-se pela necessidade de aprimorar a gestão e a comunicação das informações relacionadas à grade horária acadêmica, considerando que problemas de horários em instituições de ensino apresentam elevada complexidade devido à quantidade de restrições e variáveis envolvidas (ANDRADE; STEINER; GÓES, 2019). Nesse contexto, a utilização de uma aplicação web responsiva associada à sinalização digital pode contribuir para tornar a divulgação das informações mais dinâmica e acessível, reduzindo a dependência de processos manuais e de conteúdos estáticos.</w:t>
+      </w:r>
+    </w:p>
+    <w:p>
+      <w:pPr>
+        <w:rPr>
+          <w:rFonts w:ascii="Times New Roman" w:hAnsi="Times New Roman" w:cs="Times New Roman"/>
+        </w:rPr>
+      </w:pPr>
+      <w:r>
+        <w:rPr>
+          <w:rFonts w:ascii="Times New Roman" w:hAnsi="Times New Roman" w:cs="Times New Roman"/>
+        </w:rPr>
+        <w:t xml:space="preserve">Além da aplicação prática, o trabalho justifica-se pela relevância de investigar a utilização da Inteligência Artificial Generativa como recurso de apoio ao desenvolvimento de software. A adoção de </w:t>
       </w:r>
       <w:proofErr w:type="spellStart"/>
       <w:r>
@@ -1878,13 +1671,7 @@
         <w:rPr>
           <w:rFonts w:ascii="Times New Roman" w:hAnsi="Times New Roman" w:cs="Times New Roman"/>
         </w:rPr>
-        <w:t xml:space="preserve"> pode auxiliar diferentes atividades da Engenharia de Software, incluindo projeto, programação e testes, mas sua utilização tamb</w:t>
-      </w:r>
-      <w:r>
-        <w:rPr>
-          <w:rFonts w:ascii="Times New Roman" w:hAnsi="Times New Roman" w:cs="Times New Roman"/>
-        </w:rPr>
-        <w:t xml:space="preserve">ém exige critérios de seleção, elaboração adequada de </w:t>
+        <w:t xml:space="preserve"> pode auxiliar diferentes atividades da Engenharia de Software, incluindo projeto, programação e testes, mas sua utilização também exige critérios de seleção, elaboração adequada de </w:t>
       </w:r>
       <w:proofErr w:type="spellStart"/>
       <w:r>
@@ -1898,38 +1685,20 @@
         <w:rPr>
           <w:rFonts w:ascii="Times New Roman" w:hAnsi="Times New Roman" w:cs="Times New Roman"/>
         </w:rPr>
-        <w:t xml:space="preserve"> e validação dos resultados produzidos (UNICAMP, 2026). O Guia de IA Generativa do Governo Federal destaca a existência de riscos associados a essas tecnologias, como a geração de informações inc</w:t>
-      </w:r>
-      <w:r>
-        <w:rPr>
-          <w:rFonts w:ascii="Times New Roman" w:hAnsi="Times New Roman" w:cs="Times New Roman"/>
-        </w:rPr>
-        <w:t>orretas ou fabricadas, reforçando a necessidade de revisão crítica e validação humana dos conteúdos produzidos pela IA (BRASIL, 2024).</w:t>
-      </w:r>
-    </w:p>
-    <w:p>
-      <w:pPr>
-        <w:rPr>
-          <w:rFonts w:ascii="Times New Roman" w:hAnsi="Times New Roman" w:cs="Times New Roman"/>
-        </w:rPr>
-      </w:pPr>
-      <w:r>
-        <w:rPr>
-          <w:rFonts w:ascii="Times New Roman" w:hAnsi="Times New Roman" w:cs="Times New Roman"/>
-        </w:rPr>
-        <w:t>Dessa maneira, o desenvolvimento do sistema proposto possibilita utilizar um problema concreto da instituição como objeto</w:t>
-      </w:r>
-      <w:r>
-        <w:rPr>
-          <w:rFonts w:ascii="Times New Roman" w:hAnsi="Times New Roman" w:cs="Times New Roman"/>
-        </w:rPr>
-        <w:t xml:space="preserve"> de aplicação para estudar uma abordagem de Engenharia de Software assistida por IA Generativa. A pesquisa busca, portanto, relacionar a construção de uma solução tecnológica para a gestão da grade horária com a análise de práticas de desenvolvimento que m</w:t>
-      </w:r>
-      <w:r>
-        <w:rPr>
-          <w:rFonts w:ascii="Times New Roman" w:hAnsi="Times New Roman" w:cs="Times New Roman"/>
-        </w:rPr>
-        <w:t>antenham a participação humana, a validação dos artefatos e a compreensão do código produzido, contribuindo para uma utilização mais estruturada da IA Generativa no desenvolvimento de software.</w:t>
+        <w:t xml:space="preserve"> e validação dos resultados produzidos (UNICAMP, 2026). O Guia de IA Generativa do Governo Federal destaca a existência de riscos associados a essas tecnologias, como a geração de informações incorretas ou fabricadas, reforçando a necessidade de revisão crítica e validação humana dos conteúdos produzidos pela IA (BRASIL, 2024).</w:t>
+      </w:r>
+    </w:p>
+    <w:p>
+      <w:pPr>
+        <w:rPr>
+          <w:rFonts w:ascii="Times New Roman" w:hAnsi="Times New Roman" w:cs="Times New Roman"/>
+        </w:rPr>
+      </w:pPr>
+      <w:r>
+        <w:rPr>
+          <w:rFonts w:ascii="Times New Roman" w:hAnsi="Times New Roman" w:cs="Times New Roman"/>
+        </w:rPr>
+        <w:t>Dessa maneira, o desenvolvimento do sistema proposto possibilita utilizar um problema concreto da instituição como objeto de aplicação para estudar uma abordagem de Engenharia de Software assistida por IA Generativa. A pesquisa busca, portanto, relacionar a construção de uma solução tecnológica para a gestão da grade horária com a análise de práticas de desenvolvimento que mantenham a participação humana, a validação dos artefatos e a compreensão do código produzido, contribuindo para uma utilização mais estruturada da IA Generativa no desenvolvimento de software.</w:t>
       </w:r>
     </w:p>
     <w:p>
@@ -1958,13 +1727,7 @@
         <w:rPr>
           <w:rFonts w:ascii="Times New Roman" w:hAnsi="Times New Roman" w:cs="Times New Roman"/>
         </w:rPr>
-        <w:t>Este trabalho aborda uma versão restrita</w:t>
-      </w:r>
-      <w:r>
-        <w:rPr>
-          <w:rFonts w:ascii="Times New Roman" w:hAnsi="Times New Roman" w:cs="Times New Roman"/>
-        </w:rPr>
-        <w:t xml:space="preserve"> do </w:t>
+        <w:t xml:space="preserve">Este trabalho aborda uma versão restrita do </w:t>
       </w:r>
       <w:proofErr w:type="spellStart"/>
       <w:r>
@@ -2020,13 +1783,7 @@
         <w:rPr>
           <w:rFonts w:ascii="Times New Roman" w:hAnsi="Times New Roman" w:cs="Times New Roman"/>
         </w:rPr>
-        <w:t xml:space="preserve"> (UCTP), na qual a alocação de horários é realizada manualmente por coordenadores acadêmicos, com validação automática de restrições rígidas pelo sistema. Não se propõe a desenvolver algoritmos de otimização para so</w:t>
-      </w:r>
-      <w:r>
-        <w:rPr>
-          <w:rFonts w:ascii="Times New Roman" w:hAnsi="Times New Roman" w:cs="Times New Roman"/>
-        </w:rPr>
-        <w:t>lução automática do problema, mas sim facilitar o processo humano de gestão acadêmica por meio de interfaces digitais e mecanismos de validação de integridade dos dados.</w:t>
+        <w:t xml:space="preserve"> (UCTP), na qual a alocação de horários é realizada manualmente por coordenadores acadêmicos, com validação automática de restrições rígidas pelo sistema. Não se propõe a desenvolver algoritmos de otimização para solução automática do problema, mas sim facilitar o processo humano de gestão acadêmica por meio de interfaces digitais e mecanismos de validação de integridade dos dados.</w:t>
       </w:r>
     </w:p>
     <w:p>
@@ -2091,25 +1848,7 @@
         <w:rPr>
           <w:rFonts w:ascii="Times New Roman" w:hAnsi="Times New Roman" w:cs="Times New Roman"/>
         </w:rPr>
-        <w:t>A administra</w:t>
-      </w:r>
-      <w:r>
-        <w:rPr>
-          <w:rFonts w:ascii="Times New Roman" w:hAnsi="Times New Roman" w:cs="Times New Roman"/>
-        </w:rPr>
-        <w:t>ção de cronogramas em instituições de ensino não pode ser reduzida a uma operação trivial de cadastro e persistência de dados. Na literatura de Ciência da Computação e Pesquisa Operacional, problemas de construção de horários são tratados como problemas co</w:t>
-      </w:r>
-      <w:r>
-        <w:rPr>
-          <w:rFonts w:ascii="Times New Roman" w:hAnsi="Times New Roman" w:cs="Times New Roman"/>
-        </w:rPr>
-        <w:t>mbinatórios de escalonamento, cuja complexidade computacional pode ser elevada. Cooper e Kingston (1995) demonstraram que diferentes formulações práticas do problema de construção de horários são NP-completas. No contexto universitário, revisões da literat</w:t>
-      </w:r>
-      <w:r>
-        <w:rPr>
-          <w:rFonts w:ascii="Times New Roman" w:hAnsi="Times New Roman" w:cs="Times New Roman"/>
-        </w:rPr>
-        <w:t xml:space="preserve">ura também classificam o </w:t>
+        <w:t xml:space="preserve">A administração de cronogramas em instituições de ensino não pode ser reduzida a uma operação trivial de cadastro e persistência de dados. Na literatura de Ciência da Computação e Pesquisa Operacional, problemas de construção de horários são tratados como problemas combinatórios de escalonamento, cuja complexidade computacional pode ser elevada. Cooper e Kingston (1995) demonstraram que diferentes formulações práticas do problema de construção de horários são NP-completas. No contexto universitário, revisões da literatura também classificam o </w:t>
       </w:r>
       <w:proofErr w:type="spellStart"/>
       <w:r>
@@ -2178,19 +1917,7 @@
         <w:rPr>
           <w:rFonts w:ascii="Times New Roman" w:hAnsi="Times New Roman" w:cs="Times New Roman"/>
         </w:rPr>
-        <w:t>No contexto brasilei</w:t>
-      </w:r>
-      <w:r>
-        <w:rPr>
-          <w:rFonts w:ascii="Times New Roman" w:hAnsi="Times New Roman" w:cs="Times New Roman"/>
-        </w:rPr>
-        <w:t>ro, Andrade, Steiner e Góes (2019) apresentam um problema de geração de grades horárias educacionais modelado por técnicas de Pesquisa Operacional, demonstrando a necessidade de considerar simultaneamente restrições e preferências relacionadas à organizaçã</w:t>
-      </w:r>
-      <w:r>
-        <w:rPr>
-          <w:rFonts w:ascii="Times New Roman" w:hAnsi="Times New Roman" w:cs="Times New Roman"/>
-        </w:rPr>
-        <w:t xml:space="preserve">o das aulas. Embora o estudo esteja voltado ao ensino básico, sua abordagem evidencia a natureza combinatória do problema de </w:t>
+        <w:t xml:space="preserve">No contexto brasileiro, Andrade, Steiner e Góes (2019) apresentam um problema de geração de grades horárias educacionais modelado por técnicas de Pesquisa Operacional, demonstrando a necessidade de considerar simultaneamente restrições e preferências relacionadas à organização das aulas. Embora o estudo esteja voltado ao ensino básico, sua abordagem evidencia a natureza combinatória do problema de </w:t>
       </w:r>
       <w:proofErr w:type="spellStart"/>
       <w:r>
@@ -2244,13 +1971,7 @@
         <w:rPr>
           <w:rFonts w:ascii="Times New Roman" w:hAnsi="Times New Roman" w:cs="Times New Roman"/>
         </w:rPr>
-        <w:t>): condições que precisam ser satisfeitas para que uma grade seja considerada válida. Entre elas estão a impossibilidade de um docente ministrar duas disciplinas simultaneamente, a impossibilidade de uma sala receber dua</w:t>
-      </w:r>
-      <w:r>
-        <w:rPr>
-          <w:rFonts w:ascii="Times New Roman" w:hAnsi="Times New Roman" w:cs="Times New Roman"/>
-        </w:rPr>
-        <w:t>s turmas no mesmo intervalo e a necessidade de evitar conflitos entre componentes curriculares destinados ao mesmo grupo de estudantes.</w:t>
+        <w:t>): condições que precisam ser satisfeitas para que uma grade seja considerada válida. Entre elas estão a impossibilidade de um docente ministrar duas disciplinas simultaneamente, a impossibilidade de uma sala receber duas turmas no mesmo intervalo e a necessidade de evitar conflitos entre componentes curriculares destinados ao mesmo grupo de estudantes.</w:t>
       </w:r>
     </w:p>
     <w:p>
@@ -2277,32 +1998,20 @@
         <w:rPr>
           <w:rFonts w:ascii="Times New Roman" w:hAnsi="Times New Roman" w:cs="Times New Roman"/>
         </w:rPr>
-        <w:t>): condições associadas à qualidade ou à preferência de uma solução, como a reduçã</w:t>
-      </w:r>
-      <w:r>
-        <w:rPr>
-          <w:rFonts w:ascii="Times New Roman" w:hAnsi="Times New Roman" w:cs="Times New Roman"/>
-        </w:rPr>
-        <w:t>o de períodos ociosos, a distribuição das aulas ao longo da semana e o atendimento de determinadas preferências de docentes ou da instituição.</w:t>
-      </w:r>
-    </w:p>
-    <w:p>
-      <w:pPr>
-        <w:rPr>
-          <w:rFonts w:ascii="Times New Roman" w:hAnsi="Times New Roman" w:cs="Times New Roman"/>
-        </w:rPr>
-      </w:pPr>
-      <w:r>
-        <w:rPr>
-          <w:rFonts w:ascii="Times New Roman" w:hAnsi="Times New Roman" w:cs="Times New Roman"/>
-        </w:rPr>
-        <w:t xml:space="preserve">No contexto específico do Instituto Federal de Goiás, Couto e Paulino (2019) estudaram o problema de alocação de </w:t>
-      </w:r>
-      <w:r>
-        <w:rPr>
-          <w:rFonts w:ascii="Times New Roman" w:hAnsi="Times New Roman" w:cs="Times New Roman"/>
-        </w:rPr>
-        <w:t xml:space="preserve">salas no </w:t>
+        <w:t>): condições associadas à qualidade ou à preferência de uma solução, como a redução de períodos ociosos, a distribuição das aulas ao longo da semana e o atendimento de determinadas preferências de docentes ou da instituição.</w:t>
+      </w:r>
+    </w:p>
+    <w:p>
+      <w:pPr>
+        <w:rPr>
+          <w:rFonts w:ascii="Times New Roman" w:hAnsi="Times New Roman" w:cs="Times New Roman"/>
+        </w:rPr>
+      </w:pPr>
+      <w:r>
+        <w:rPr>
+          <w:rFonts w:ascii="Times New Roman" w:hAnsi="Times New Roman" w:cs="Times New Roman"/>
+        </w:rPr>
+        <w:t xml:space="preserve">No contexto específico do Instituto Federal de Goiás, Couto e Paulino (2019) estudaram o problema de alocação de salas no </w:t>
       </w:r>
       <w:proofErr w:type="spellStart"/>
       <w:r>
@@ -2344,32 +2053,20 @@
         <w:rPr>
           <w:rFonts w:ascii="Times New Roman" w:hAnsi="Times New Roman" w:cs="Times New Roman"/>
         </w:rPr>
-        <w:t>, tendo como referência as alocações manuais existentes</w:t>
-      </w:r>
-      <w:r>
-        <w:rPr>
-          <w:rFonts w:ascii="Times New Roman" w:hAnsi="Times New Roman" w:cs="Times New Roman"/>
-        </w:rPr>
-        <w:t xml:space="preserve"> na instituição. Esse estudo constitui uma referência particularmente pertinente para demonstrar que a organização de salas e horários envolve conflitos e restrições que podem ser tratados computacionalmente.</w:t>
-      </w:r>
-    </w:p>
-    <w:p>
-      <w:pPr>
-        <w:rPr>
-          <w:rFonts w:ascii="Times New Roman" w:hAnsi="Times New Roman" w:cs="Times New Roman"/>
-        </w:rPr>
-      </w:pPr>
-      <w:r>
-        <w:rPr>
-          <w:rFonts w:ascii="Times New Roman" w:hAnsi="Times New Roman" w:cs="Times New Roman"/>
-        </w:rPr>
-        <w:t>Observação de adequação ao projeto: Embora a li</w:t>
-      </w:r>
-      <w:r>
-        <w:rPr>
-          <w:rFonts w:ascii="Times New Roman" w:hAnsi="Times New Roman" w:cs="Times New Roman"/>
-        </w:rPr>
-        <w:t xml:space="preserve">teratura de </w:t>
+        <w:t>, tendo como referência as alocações manuais existentes na instituição. Esse estudo constitui uma referência particularmente pertinente para demonstrar que a organização de salas e horários envolve conflitos e restrições que podem ser tratados computacionalmente.</w:t>
+      </w:r>
+    </w:p>
+    <w:p>
+      <w:pPr>
+        <w:rPr>
+          <w:rFonts w:ascii="Times New Roman" w:hAnsi="Times New Roman" w:cs="Times New Roman"/>
+        </w:rPr>
+      </w:pPr>
+      <w:r>
+        <w:rPr>
+          <w:rFonts w:ascii="Times New Roman" w:hAnsi="Times New Roman" w:cs="Times New Roman"/>
+        </w:rPr>
+        <w:t xml:space="preserve">Observação de adequação ao projeto: Embora a literatura de </w:t>
       </w:r>
       <w:proofErr w:type="spellStart"/>
       <w:r>
@@ -2383,13 +2080,7 @@
         <w:rPr>
           <w:rFonts w:ascii="Times New Roman" w:hAnsi="Times New Roman" w:cs="Times New Roman"/>
         </w:rPr>
-        <w:t xml:space="preserve"> contemple algoritmos de otimização, este projeto de graduação adota uma abordagem distinta: a validação manual assistida. O sistema não busca gerar automaticamente a grade ótima; ele verifica conflitos e restrições durante a inserçã</w:t>
-      </w:r>
-      <w:r>
-        <w:rPr>
-          <w:rFonts w:ascii="Times New Roman" w:hAnsi="Times New Roman" w:cs="Times New Roman"/>
-        </w:rPr>
-        <w:t>o ou alteração dos dados, permitindo que o coordenador acadêmico mantenha o controle das decisões.</w:t>
+        <w:t xml:space="preserve"> contemple algoritmos de otimização, este projeto de graduação adota uma abordagem distinta: a validação manual assistida. O sistema não busca gerar automaticamente a grade ótima; ele verifica conflitos e restrições durante a inserção ou alteração dos dados, permitindo que o coordenador acadêmico mantenha o controle das decisões.</w:t>
       </w:r>
     </w:p>
     <w:p>
@@ -2419,13 +2110,7 @@
           <w:rFonts w:ascii="Times New Roman" w:hAnsi="Times New Roman" w:cs="Times New Roman"/>
         </w:rPr>
         <w:lastRenderedPageBreak/>
-        <w:t>A concentração de informações acadêmicas em painéis físicos ou terminais localizados exclusivame</w:t>
-      </w:r>
-      <w:r>
-        <w:rPr>
-          <w:rFonts w:ascii="Times New Roman" w:hAnsi="Times New Roman" w:cs="Times New Roman"/>
-        </w:rPr>
-        <w:t xml:space="preserve">nte nas dependências da instituição limita o acesso ao conteúdo ao espaço físico em que o dispositivo está instalado. Essa questão pode ser relacionada aos princípios da computação ubíqua propostos por </w:t>
+        <w:t xml:space="preserve">A concentração de informações acadêmicas em painéis físicos ou terminais localizados exclusivamente nas dependências da instituição limita o acesso ao conteúdo ao espaço físico em que o dispositivo está instalado. Essa questão pode ser relacionada aos princípios da computação ubíqua propostos por </w:t>
       </w:r>
       <w:proofErr w:type="spellStart"/>
       <w:r>
@@ -2439,57 +2124,33 @@
         <w:rPr>
           <w:rFonts w:ascii="Times New Roman" w:hAnsi="Times New Roman" w:cs="Times New Roman"/>
         </w:rPr>
-        <w:t xml:space="preserve"> (1991), segundo os quais os recursos computacio</w:t>
-      </w:r>
-      <w:r>
-        <w:rPr>
-          <w:rFonts w:ascii="Times New Roman" w:hAnsi="Times New Roman" w:cs="Times New Roman"/>
-        </w:rPr>
-        <w:t>nais tendem a se integrar ao ambiente de maneira contínua e pouco perceptível, tornando a informação disponível sem depender de um único computador ou local de interação.</w:t>
-      </w:r>
-    </w:p>
-    <w:p>
-      <w:pPr>
-        <w:rPr>
-          <w:rFonts w:ascii="Times New Roman" w:hAnsi="Times New Roman" w:cs="Times New Roman"/>
-        </w:rPr>
-      </w:pPr>
-      <w:r>
-        <w:rPr>
-          <w:rFonts w:ascii="Times New Roman" w:hAnsi="Times New Roman" w:cs="Times New Roman"/>
-        </w:rPr>
-        <w:t>Duarte e Firmino (2011) discutem a evolução da relação entre pessoas, objetos e tecno</w:t>
-      </w:r>
-      <w:r>
-        <w:rPr>
-          <w:rFonts w:ascii="Times New Roman" w:hAnsi="Times New Roman" w:cs="Times New Roman"/>
-        </w:rPr>
-        <w:t xml:space="preserve">logias, relacionando o conceito de computação ubíqua à presença disseminada de tecnologias nos ambientes cotidianos. Essa perspectiva é pertinente à utilização de sistemas acadêmicos acessíveis por múltiplos dispositivos, uma vez que a informação deixa de </w:t>
-      </w:r>
-      <w:r>
-        <w:rPr>
-          <w:rFonts w:ascii="Times New Roman" w:hAnsi="Times New Roman" w:cs="Times New Roman"/>
-        </w:rPr>
-        <w:t>estar vinculada exclusivamente a um artefato físico localizado em determinado espaço.</w:t>
-      </w:r>
-    </w:p>
-    <w:p>
-      <w:pPr>
-        <w:rPr>
-          <w:rFonts w:ascii="Times New Roman" w:hAnsi="Times New Roman" w:cs="Times New Roman"/>
-        </w:rPr>
-      </w:pPr>
-      <w:r>
-        <w:rPr>
-          <w:rFonts w:ascii="Times New Roman" w:hAnsi="Times New Roman" w:cs="Times New Roman"/>
-        </w:rPr>
-        <w:t>Dessa forma, a utilização de uma plataforma web responsiva pode ampliar os pontos de acesso às informações acadêmicas, permitindo que estudantes, docentes e gestores cons</w:t>
-      </w:r>
-      <w:r>
-        <w:rPr>
-          <w:rFonts w:ascii="Times New Roman" w:hAnsi="Times New Roman" w:cs="Times New Roman"/>
-        </w:rPr>
-        <w:t>ultem horários e comunicados por computadores e dispositivos móveis. Neste projeto, essa característica é implementada por meio de uma aplicação web acessível remotamente, sem dependência de um terminal físico específico.</w:t>
+        <w:t xml:space="preserve"> (1991), segundo os quais os recursos computacionais tendem a se integrar ao ambiente de maneira contínua e pouco perceptível, tornando a informação disponível sem depender de um único computador ou local de interação.</w:t>
+      </w:r>
+    </w:p>
+    <w:p>
+      <w:pPr>
+        <w:rPr>
+          <w:rFonts w:ascii="Times New Roman" w:hAnsi="Times New Roman" w:cs="Times New Roman"/>
+        </w:rPr>
+      </w:pPr>
+      <w:r>
+        <w:rPr>
+          <w:rFonts w:ascii="Times New Roman" w:hAnsi="Times New Roman" w:cs="Times New Roman"/>
+        </w:rPr>
+        <w:t>Duarte e Firmino (2011) discutem a evolução da relação entre pessoas, objetos e tecnologias, relacionando o conceito de computação ubíqua à presença disseminada de tecnologias nos ambientes cotidianos. Essa perspectiva é pertinente à utilização de sistemas acadêmicos acessíveis por múltiplos dispositivos, uma vez que a informação deixa de estar vinculada exclusivamente a um artefato físico localizado em determinado espaço.</w:t>
+      </w:r>
+    </w:p>
+    <w:p>
+      <w:pPr>
+        <w:rPr>
+          <w:rFonts w:ascii="Times New Roman" w:hAnsi="Times New Roman" w:cs="Times New Roman"/>
+        </w:rPr>
+      </w:pPr>
+      <w:r>
+        <w:rPr>
+          <w:rFonts w:ascii="Times New Roman" w:hAnsi="Times New Roman" w:cs="Times New Roman"/>
+        </w:rPr>
+        <w:t>Dessa forma, a utilização de uma plataforma web responsiva pode ampliar os pontos de acesso às informações acadêmicas, permitindo que estudantes, docentes e gestores consultem horários e comunicados por computadores e dispositivos móveis. Neste projeto, essa característica é implementada por meio de uma aplicação web acessível remotamente, sem dependência de um terminal físico específico.</w:t>
       </w:r>
     </w:p>
     <w:p>
@@ -2505,78 +2166,300 @@
           <w:b/>
           <w:i/>
         </w:rPr>
-        <w:t>4.3 Mural Digital Acadêmico e Atua</w:t>
-      </w:r>
+        <w:t>4.3 Mural Digital Acadêmico e Atualizações das Informações</w:t>
+      </w:r>
+    </w:p>
+    <w:p>
+      <w:pPr>
+        <w:rPr>
+          <w:rFonts w:ascii="Times New Roman" w:hAnsi="Times New Roman" w:cs="Times New Roman"/>
+        </w:rPr>
+      </w:pPr>
+      <w:r>
+        <w:rPr>
+          <w:rFonts w:ascii="Times New Roman" w:hAnsi="Times New Roman" w:cs="Times New Roman"/>
+        </w:rPr>
+        <w:t>Um mural digital acadêmico pode ser compreendido como uma interface destinada à apresentação dinâmica de informações institucionais, utilizando recursos computacionais para substituir ou complementar formas tradicionais de comunicação, como cartazes e quadros de avisos. No contexto deste projeto, a principal finalidade do mural é apresentar informações de horários e comunicados acadêmicos de maneira organizada e atualizável.</w:t>
+      </w:r>
+    </w:p>
+    <w:p>
+      <w:pPr>
+        <w:rPr>
+          <w:rFonts w:ascii="Times New Roman" w:hAnsi="Times New Roman" w:cs="Times New Roman"/>
+        </w:rPr>
+      </w:pPr>
+      <w:r>
+        <w:rPr>
+          <w:rFonts w:ascii="Times New Roman" w:hAnsi="Times New Roman" w:cs="Times New Roman"/>
+        </w:rPr>
+        <w:t>A utilização de uma aplicação web para essa finalidade apresenta uma diferença arquitetural importante em relação à transmissão contínua de conteúdo audiovisual. Em vez de utilizar uma transmissão de vídeo como mecanismo de atualização das informações, o sistema pode disponibilizar dados estruturados e páginas web que são atualizados conforme a necessidade do ambiente institucional.</w:t>
+      </w:r>
+    </w:p>
+    <w:p>
+      <w:pPr>
+        <w:rPr>
+          <w:rFonts w:ascii="Times New Roman" w:hAnsi="Times New Roman" w:cs="Times New Roman"/>
+        </w:rPr>
+      </w:pPr>
+      <w:r>
+        <w:rPr>
+          <w:rFonts w:ascii="Times New Roman" w:hAnsi="Times New Roman" w:cs="Times New Roman"/>
+        </w:rPr>
+        <w:t>Essa distinção é relevante para o escopo deste projeto porque o objetivo não é implementar uma infraestrutura de streaming ou sinalização digital comercial, mas disponibilizar uma interface web de consulta e apresentação das informações acadêmicas.</w:t>
+      </w:r>
+    </w:p>
+    <w:p>
+      <w:pPr>
+        <w:spacing w:before="240" w:after="120"/>
+        <w:rPr>
+          <w:rFonts w:ascii="Times New Roman" w:hAnsi="Times New Roman" w:cs="Times New Roman"/>
+        </w:rPr>
+      </w:pPr>
       <w:r>
         <w:rPr>
           <w:rFonts w:ascii="Times New Roman" w:hAnsi="Times New Roman" w:cs="Times New Roman"/>
           <w:b/>
           <w:i/>
         </w:rPr>
-        <w:t>lizações das Informações</w:t>
-      </w:r>
-    </w:p>
-    <w:p>
-      <w:pPr>
-        <w:rPr>
-          <w:rFonts w:ascii="Times New Roman" w:hAnsi="Times New Roman" w:cs="Times New Roman"/>
-        </w:rPr>
-      </w:pPr>
-      <w:r>
-        <w:rPr>
-          <w:rFonts w:ascii="Times New Roman" w:hAnsi="Times New Roman" w:cs="Times New Roman"/>
-        </w:rPr>
-        <w:t xml:space="preserve">Um mural digital acadêmico pode ser compreendido como uma interface destinada à apresentação dinâmica de informações institucionais, utilizando recursos computacionais para substituir ou complementar formas tradicionais de </w:t>
-      </w:r>
-      <w:r>
-        <w:rPr>
-          <w:rFonts w:ascii="Times New Roman" w:hAnsi="Times New Roman" w:cs="Times New Roman"/>
-        </w:rPr>
-        <w:t>comunicação, como cartazes e quadros de avisos. No contexto deste projeto, a principal finalidade do mural é apresentar informações de horários e comunicados acadêmicos de maneira organizada e atualizável.</w:t>
-      </w:r>
-    </w:p>
-    <w:p>
-      <w:pPr>
-        <w:rPr>
-          <w:rFonts w:ascii="Times New Roman" w:hAnsi="Times New Roman" w:cs="Times New Roman"/>
-        </w:rPr>
-      </w:pPr>
-      <w:r>
-        <w:rPr>
-          <w:rFonts w:ascii="Times New Roman" w:hAnsi="Times New Roman" w:cs="Times New Roman"/>
-        </w:rPr>
-        <w:t>A utilização de uma aplicação web para essa finali</w:t>
-      </w:r>
-      <w:r>
-        <w:rPr>
-          <w:rFonts w:ascii="Times New Roman" w:hAnsi="Times New Roman" w:cs="Times New Roman"/>
-        </w:rPr>
-        <w:t>dade apresenta uma diferença arquitetural importante em relação à transmissão contínua de conteúdo audiovisual. Em vez de utilizar uma transmissão de vídeo como mecanismo de atualização das informações, o sistema pode disponibilizar dados estruturados e pá</w:t>
-      </w:r>
-      <w:r>
-        <w:rPr>
-          <w:rFonts w:ascii="Times New Roman" w:hAnsi="Times New Roman" w:cs="Times New Roman"/>
-        </w:rPr>
-        <w:t>ginas web que são atualizados conforme a necessidade do ambiente institucional.</w:t>
-      </w:r>
-    </w:p>
-    <w:p>
-      <w:pPr>
-        <w:rPr>
-          <w:rFonts w:ascii="Times New Roman" w:hAnsi="Times New Roman" w:cs="Times New Roman"/>
-        </w:rPr>
-      </w:pPr>
-      <w:r>
-        <w:rPr>
-          <w:rFonts w:ascii="Times New Roman" w:hAnsi="Times New Roman" w:cs="Times New Roman"/>
-        </w:rPr>
-        <w:t xml:space="preserve">Essa distinção é relevante para o escopo deste projeto porque o objetivo não é implementar uma infraestrutura de streaming ou sinalização digital comercial, mas disponibilizar </w:t>
-      </w:r>
-      <w:r>
-        <w:rPr>
-          <w:rFonts w:ascii="Times New Roman" w:hAnsi="Times New Roman" w:cs="Times New Roman"/>
-        </w:rPr>
-        <w:t>uma interface web de consulta e apresentação das informações acadêmicas.</w:t>
+        <w:t>4.4 Engenharia de Software Assistida Por IA</w:t>
+      </w:r>
+    </w:p>
+    <w:p>
+      <w:pPr>
+        <w:rPr>
+          <w:rFonts w:ascii="Times New Roman" w:hAnsi="Times New Roman" w:cs="Times New Roman"/>
+        </w:rPr>
+      </w:pPr>
+      <w:r>
+        <w:rPr>
+          <w:rFonts w:ascii="Times New Roman" w:hAnsi="Times New Roman" w:cs="Times New Roman"/>
+        </w:rPr>
+        <w:t>A utilização de modelos de linguagem de grande porte (</w:t>
+      </w:r>
+      <w:proofErr w:type="spellStart"/>
+      <w:r>
+        <w:rPr>
+          <w:rFonts w:ascii="Times New Roman" w:hAnsi="Times New Roman" w:cs="Times New Roman"/>
+        </w:rPr>
+        <w:t>Large</w:t>
+      </w:r>
+      <w:proofErr w:type="spellEnd"/>
+      <w:r>
+        <w:rPr>
+          <w:rFonts w:ascii="Times New Roman" w:hAnsi="Times New Roman" w:cs="Times New Roman"/>
+        </w:rPr>
+        <w:t xml:space="preserve"> </w:t>
+      </w:r>
+      <w:proofErr w:type="spellStart"/>
+      <w:r>
+        <w:rPr>
+          <w:rFonts w:ascii="Times New Roman" w:hAnsi="Times New Roman" w:cs="Times New Roman"/>
+        </w:rPr>
+        <w:t>Language</w:t>
+      </w:r>
+      <w:proofErr w:type="spellEnd"/>
+      <w:r>
+        <w:rPr>
+          <w:rFonts w:ascii="Times New Roman" w:hAnsi="Times New Roman" w:cs="Times New Roman"/>
+        </w:rPr>
+        <w:t xml:space="preserve"> </w:t>
+      </w:r>
+      <w:proofErr w:type="spellStart"/>
+      <w:r>
+        <w:rPr>
+          <w:rFonts w:ascii="Times New Roman" w:hAnsi="Times New Roman" w:cs="Times New Roman"/>
+        </w:rPr>
+        <w:t>Models</w:t>
+      </w:r>
+      <w:proofErr w:type="spellEnd"/>
+      <w:r>
+        <w:rPr>
+          <w:rFonts w:ascii="Times New Roman" w:hAnsi="Times New Roman" w:cs="Times New Roman"/>
+        </w:rPr>
+        <w:t xml:space="preserve"> - </w:t>
+      </w:r>
+      <w:proofErr w:type="spellStart"/>
+      <w:r>
+        <w:rPr>
+          <w:rFonts w:ascii="Times New Roman" w:hAnsi="Times New Roman" w:cs="Times New Roman"/>
+        </w:rPr>
+        <w:t>LLMs</w:t>
+      </w:r>
+      <w:proofErr w:type="spellEnd"/>
+      <w:r>
+        <w:rPr>
+          <w:rFonts w:ascii="Times New Roman" w:hAnsi="Times New Roman" w:cs="Times New Roman"/>
+        </w:rPr>
+        <w:t xml:space="preserve">) modificou práticas de desenvolvimento de software, especialmente em atividades relacionadas à geração, transformação e documentação de código. </w:t>
+      </w:r>
+      <w:proofErr w:type="spellStart"/>
+      <w:r>
+        <w:rPr>
+          <w:rFonts w:ascii="Times New Roman" w:hAnsi="Times New Roman" w:cs="Times New Roman"/>
+        </w:rPr>
+        <w:t>Karpathy</w:t>
+      </w:r>
+      <w:proofErr w:type="spellEnd"/>
+      <w:r>
+        <w:rPr>
+          <w:rFonts w:ascii="Times New Roman" w:hAnsi="Times New Roman" w:cs="Times New Roman"/>
+        </w:rPr>
+        <w:t xml:space="preserve"> (2025), ao discutir o conceito de Software 3.0, descreve uma mudança na forma de interação com sistemas computacionais, na qual modelos de linguagem passam a atuar como uma nova interface para especificação e produção de software.</w:t>
+      </w:r>
+    </w:p>
+    <w:p>
+      <w:pPr>
+        <w:rPr>
+          <w:rFonts w:ascii="Times New Roman" w:hAnsi="Times New Roman" w:cs="Times New Roman"/>
+        </w:rPr>
+      </w:pPr>
+      <w:r>
+        <w:rPr>
+          <w:rFonts w:ascii="Times New Roman" w:hAnsi="Times New Roman" w:cs="Times New Roman"/>
+        </w:rPr>
+        <w:t>Esse cenário também introduz novos desafios de engenharia de software. Uma pesquisa recente sobre dívida técnica autodeclarada associada ao uso de IA generativa identificou situações em que desenvolvedores registram incertezas ou problemas relacionados ao código produzido com auxílio de modelos generativos, incluindo dificuldades de teste, adaptação e compreensão do código gerado (AL MUJAHID; IMRAN, 2026).</w:t>
+      </w:r>
+    </w:p>
+    <w:p>
+      <w:pPr>
+        <w:rPr>
+          <w:rFonts w:ascii="Times New Roman" w:hAnsi="Times New Roman" w:cs="Times New Roman"/>
+        </w:rPr>
+      </w:pPr>
+      <w:r>
+        <w:rPr>
+          <w:rFonts w:ascii="Times New Roman" w:hAnsi="Times New Roman" w:cs="Times New Roman"/>
+        </w:rPr>
+        <w:t xml:space="preserve">Além disso, pesquisas recentes indicam que a utilização do mesmo modelo para gerar código e posteriormente produzir testes pode introduzir dependência entre os artefatos. </w:t>
+      </w:r>
+      <w:proofErr w:type="spellStart"/>
+      <w:r>
+        <w:rPr>
+          <w:rFonts w:ascii="Times New Roman" w:hAnsi="Times New Roman" w:cs="Times New Roman"/>
+        </w:rPr>
+        <w:t>Konstantinou</w:t>
+      </w:r>
+      <w:proofErr w:type="spellEnd"/>
+      <w:r>
+        <w:rPr>
+          <w:rFonts w:ascii="Times New Roman" w:hAnsi="Times New Roman" w:cs="Times New Roman"/>
+        </w:rPr>
+        <w:t xml:space="preserve">, </w:t>
+      </w:r>
+      <w:proofErr w:type="spellStart"/>
+      <w:r>
+        <w:rPr>
+          <w:rFonts w:ascii="Times New Roman" w:hAnsi="Times New Roman" w:cs="Times New Roman"/>
+        </w:rPr>
+        <w:t>Tambon</w:t>
+      </w:r>
+      <w:proofErr w:type="spellEnd"/>
+      <w:r>
+        <w:rPr>
+          <w:rFonts w:ascii="Times New Roman" w:hAnsi="Times New Roman" w:cs="Times New Roman"/>
+        </w:rPr>
+        <w:t xml:space="preserve"> e </w:t>
+      </w:r>
+      <w:proofErr w:type="spellStart"/>
+      <w:r>
+        <w:rPr>
+          <w:rFonts w:ascii="Times New Roman" w:hAnsi="Times New Roman" w:cs="Times New Roman"/>
+        </w:rPr>
+        <w:t>Papadakis</w:t>
+      </w:r>
+      <w:proofErr w:type="spellEnd"/>
+      <w:r>
+        <w:rPr>
+          <w:rFonts w:ascii="Times New Roman" w:hAnsi="Times New Roman" w:cs="Times New Roman"/>
+        </w:rPr>
+        <w:t xml:space="preserve"> (2026) investigaram esse fenômeno e observaram que erros presentes no código podem ser propagados para os testes gerados posteriormente, reduzindo a capacidade desses testes de detectar </w:t>
+      </w:r>
+      <w:r>
+        <w:rPr>
+          <w:rFonts w:ascii="Times New Roman" w:hAnsi="Times New Roman" w:cs="Times New Roman"/>
+        </w:rPr>
+        <w:lastRenderedPageBreak/>
+        <w:t>defeitos. Esse resultado reforça a importância de mecanismos independentes de validação e revisão humana em processos de desenvolvimento assistido por IA.</w:t>
+      </w:r>
+    </w:p>
+    <w:p>
+      <w:pPr>
+        <w:rPr>
+          <w:rFonts w:ascii="Times New Roman" w:hAnsi="Times New Roman" w:cs="Times New Roman"/>
+        </w:rPr>
+      </w:pPr>
+      <w:r>
+        <w:rPr>
+          <w:rFonts w:ascii="Times New Roman" w:hAnsi="Times New Roman" w:cs="Times New Roman"/>
+        </w:rPr>
+        <w:t>Para reduzir esses riscos e manter a rastreabilidade das decisões técnicas, este projeto adota três práticas complementares:</w:t>
+      </w:r>
+    </w:p>
+    <w:p>
+      <w:pPr>
+        <w:rPr>
+          <w:rFonts w:ascii="Times New Roman" w:hAnsi="Times New Roman" w:cs="Times New Roman"/>
+        </w:rPr>
+      </w:pPr>
+      <w:r>
+        <w:rPr>
+          <w:rFonts w:ascii="Times New Roman" w:hAnsi="Times New Roman" w:cs="Times New Roman"/>
+        </w:rPr>
+        <w:t>Especificação orientada por requisitos (</w:t>
+      </w:r>
+      <w:proofErr w:type="spellStart"/>
+      <w:r>
+        <w:rPr>
+          <w:rFonts w:ascii="Times New Roman" w:hAnsi="Times New Roman" w:cs="Times New Roman"/>
+        </w:rPr>
+        <w:t>Spec-Driven</w:t>
+      </w:r>
+      <w:proofErr w:type="spellEnd"/>
+      <w:r>
+        <w:rPr>
+          <w:rFonts w:ascii="Times New Roman" w:hAnsi="Times New Roman" w:cs="Times New Roman"/>
+        </w:rPr>
+        <w:t xml:space="preserve"> </w:t>
+      </w:r>
+      <w:proofErr w:type="spellStart"/>
+      <w:r>
+        <w:rPr>
+          <w:rFonts w:ascii="Times New Roman" w:hAnsi="Times New Roman" w:cs="Times New Roman"/>
+        </w:rPr>
+        <w:t>Development</w:t>
+      </w:r>
+      <w:proofErr w:type="spellEnd"/>
+      <w:r>
+        <w:rPr>
+          <w:rFonts w:ascii="Times New Roman" w:hAnsi="Times New Roman" w:cs="Times New Roman"/>
+        </w:rPr>
+        <w:t>): utilização de especificações formais como referência para a implementação;</w:t>
+      </w:r>
+    </w:p>
+    <w:p>
+      <w:pPr>
+        <w:rPr>
+          <w:rFonts w:ascii="Times New Roman" w:hAnsi="Times New Roman" w:cs="Times New Roman"/>
+        </w:rPr>
+      </w:pPr>
+      <w:r>
+        <w:rPr>
+          <w:rFonts w:ascii="Times New Roman" w:hAnsi="Times New Roman" w:cs="Times New Roman"/>
+        </w:rPr>
+        <w:t>Decomposição de problemas: divisão de tarefas complexas em etapas menores e verificáveis;</w:t>
+      </w:r>
+    </w:p>
+    <w:p>
+      <w:pPr>
+        <w:rPr>
+          <w:rFonts w:ascii="Times New Roman" w:hAnsi="Times New Roman" w:cs="Times New Roman"/>
+        </w:rPr>
+      </w:pPr>
+      <w:r>
+        <w:rPr>
+          <w:rFonts w:ascii="Times New Roman" w:hAnsi="Times New Roman" w:cs="Times New Roman"/>
+        </w:rPr>
+        <w:t>Testes e mecanismos de qualidade: utilização de testes automatizados, análise estática e revisão humana do código produzido.</w:t>
       </w:r>
     </w:p>
     <w:p>
@@ -2592,232 +2475,14 @@
           <w:b/>
           <w:i/>
         </w:rPr>
-        <w:t>4.4 Engenharia de Software Assistida Por IA</w:t>
-      </w:r>
-    </w:p>
-    <w:p>
-      <w:pPr>
-        <w:rPr>
-          <w:rFonts w:ascii="Times New Roman" w:hAnsi="Times New Roman" w:cs="Times New Roman"/>
-        </w:rPr>
-      </w:pPr>
-      <w:r>
-        <w:rPr>
-          <w:rFonts w:ascii="Times New Roman" w:hAnsi="Times New Roman" w:cs="Times New Roman"/>
-        </w:rPr>
-        <w:t>A utilização de modelos de linguagem de grande porte (</w:t>
-      </w:r>
-      <w:proofErr w:type="spellStart"/>
-      <w:r>
-        <w:rPr>
-          <w:rFonts w:ascii="Times New Roman" w:hAnsi="Times New Roman" w:cs="Times New Roman"/>
-        </w:rPr>
-        <w:t>Large</w:t>
-      </w:r>
-      <w:proofErr w:type="spellEnd"/>
-      <w:r>
-        <w:rPr>
-          <w:rFonts w:ascii="Times New Roman" w:hAnsi="Times New Roman" w:cs="Times New Roman"/>
-        </w:rPr>
-        <w:t xml:space="preserve"> </w:t>
-      </w:r>
-      <w:proofErr w:type="spellStart"/>
-      <w:r>
-        <w:rPr>
-          <w:rFonts w:ascii="Times New Roman" w:hAnsi="Times New Roman" w:cs="Times New Roman"/>
-        </w:rPr>
-        <w:t>Language</w:t>
-      </w:r>
-      <w:proofErr w:type="spellEnd"/>
-      <w:r>
-        <w:rPr>
-          <w:rFonts w:ascii="Times New Roman" w:hAnsi="Times New Roman" w:cs="Times New Roman"/>
-        </w:rPr>
-        <w:t xml:space="preserve"> </w:t>
-      </w:r>
-      <w:proofErr w:type="spellStart"/>
-      <w:r>
-        <w:rPr>
-          <w:rFonts w:ascii="Times New Roman" w:hAnsi="Times New Roman" w:cs="Times New Roman"/>
-        </w:rPr>
-        <w:t>Models</w:t>
-      </w:r>
-      <w:proofErr w:type="spellEnd"/>
-      <w:r>
-        <w:rPr>
-          <w:rFonts w:ascii="Times New Roman" w:hAnsi="Times New Roman" w:cs="Times New Roman"/>
-        </w:rPr>
-        <w:t xml:space="preserve"> - </w:t>
-      </w:r>
-      <w:proofErr w:type="spellStart"/>
-      <w:r>
-        <w:rPr>
-          <w:rFonts w:ascii="Times New Roman" w:hAnsi="Times New Roman" w:cs="Times New Roman"/>
-        </w:rPr>
-        <w:t>LLMs</w:t>
-      </w:r>
-      <w:proofErr w:type="spellEnd"/>
-      <w:r>
-        <w:rPr>
-          <w:rFonts w:ascii="Times New Roman" w:hAnsi="Times New Roman" w:cs="Times New Roman"/>
-        </w:rPr>
-        <w:t>) modificou práticas de desenvolvimento de software, espe</w:t>
-      </w:r>
-      <w:r>
-        <w:rPr>
-          <w:rFonts w:ascii="Times New Roman" w:hAnsi="Times New Roman" w:cs="Times New Roman"/>
-        </w:rPr>
-        <w:t xml:space="preserve">cialmente em atividades relacionadas à geração, transformação e documentação de código. </w:t>
-      </w:r>
-      <w:proofErr w:type="spellStart"/>
-      <w:r>
-        <w:rPr>
-          <w:rFonts w:ascii="Times New Roman" w:hAnsi="Times New Roman" w:cs="Times New Roman"/>
-        </w:rPr>
-        <w:t>Karpathy</w:t>
-      </w:r>
-      <w:proofErr w:type="spellEnd"/>
-      <w:r>
-        <w:rPr>
-          <w:rFonts w:ascii="Times New Roman" w:hAnsi="Times New Roman" w:cs="Times New Roman"/>
-        </w:rPr>
-        <w:t xml:space="preserve"> (2025), ao discutir o conceito de Software 3.0, descreve uma mudança na forma de interação com sistemas computacionais, na qual modelos de linguagem passam a a</w:t>
-      </w:r>
-      <w:r>
-        <w:rPr>
-          <w:rFonts w:ascii="Times New Roman" w:hAnsi="Times New Roman" w:cs="Times New Roman"/>
-        </w:rPr>
-        <w:t>tuar como uma nova interface para especificação e produção de software.</w:t>
-      </w:r>
-    </w:p>
-    <w:p>
-      <w:pPr>
-        <w:rPr>
-          <w:rFonts w:ascii="Times New Roman" w:hAnsi="Times New Roman" w:cs="Times New Roman"/>
-        </w:rPr>
-      </w:pPr>
-      <w:r>
-        <w:rPr>
-          <w:rFonts w:ascii="Times New Roman" w:hAnsi="Times New Roman" w:cs="Times New Roman"/>
-        </w:rPr>
-        <w:t>Esse cenário também introduz novos desafios de engenharia de software. Uma pesquisa recente sobre dívida técnica autodeclarada associada ao uso de IA generativa identificou situações e</w:t>
-      </w:r>
-      <w:r>
-        <w:rPr>
-          <w:rFonts w:ascii="Times New Roman" w:hAnsi="Times New Roman" w:cs="Times New Roman"/>
-        </w:rPr>
-        <w:t>m que desenvolvedores registram incertezas ou problemas relacionados ao código produzido com auxílio de modelos generativos, incluindo dificuldades de teste, adaptação e compreensão do código gerado (AL MUJAHID; IMRAN, 2026).</w:t>
-      </w:r>
-    </w:p>
-    <w:p>
-      <w:pPr>
-        <w:rPr>
-          <w:rFonts w:ascii="Times New Roman" w:hAnsi="Times New Roman" w:cs="Times New Roman"/>
-        </w:rPr>
-      </w:pPr>
-      <w:r>
-        <w:rPr>
-          <w:rFonts w:ascii="Times New Roman" w:hAnsi="Times New Roman" w:cs="Times New Roman"/>
-        </w:rPr>
-        <w:t>Além disso, pesquisas recentes</w:t>
-      </w:r>
-      <w:r>
-        <w:rPr>
-          <w:rFonts w:ascii="Times New Roman" w:hAnsi="Times New Roman" w:cs="Times New Roman"/>
-        </w:rPr>
-        <w:t xml:space="preserve"> indicam que a utilização do mesmo modelo para gerar código e posteriormente produzir testes pode introduzir dependência entre os artefatos. </w:t>
-      </w:r>
-      <w:proofErr w:type="spellStart"/>
-      <w:r>
-        <w:rPr>
-          <w:rFonts w:ascii="Times New Roman" w:hAnsi="Times New Roman" w:cs="Times New Roman"/>
-        </w:rPr>
-        <w:t>Konstantinou</w:t>
-      </w:r>
-      <w:proofErr w:type="spellEnd"/>
-      <w:r>
-        <w:rPr>
-          <w:rFonts w:ascii="Times New Roman" w:hAnsi="Times New Roman" w:cs="Times New Roman"/>
-        </w:rPr>
-        <w:t xml:space="preserve">, </w:t>
-      </w:r>
-      <w:proofErr w:type="spellStart"/>
-      <w:r>
-        <w:rPr>
-          <w:rFonts w:ascii="Times New Roman" w:hAnsi="Times New Roman" w:cs="Times New Roman"/>
-        </w:rPr>
-        <w:t>Tambon</w:t>
-      </w:r>
-      <w:proofErr w:type="spellEnd"/>
-      <w:r>
-        <w:rPr>
-          <w:rFonts w:ascii="Times New Roman" w:hAnsi="Times New Roman" w:cs="Times New Roman"/>
-        </w:rPr>
-        <w:t xml:space="preserve"> e </w:t>
-      </w:r>
-      <w:proofErr w:type="spellStart"/>
-      <w:r>
-        <w:rPr>
-          <w:rFonts w:ascii="Times New Roman" w:hAnsi="Times New Roman" w:cs="Times New Roman"/>
-        </w:rPr>
-        <w:t>Papadakis</w:t>
-      </w:r>
-      <w:proofErr w:type="spellEnd"/>
-      <w:r>
-        <w:rPr>
-          <w:rFonts w:ascii="Times New Roman" w:hAnsi="Times New Roman" w:cs="Times New Roman"/>
-        </w:rPr>
-        <w:t xml:space="preserve"> (2026) investigaram esse fenômeno e observaram que erros presentes no código podem</w:t>
-      </w:r>
-      <w:r>
-        <w:rPr>
-          <w:rFonts w:ascii="Times New Roman" w:hAnsi="Times New Roman" w:cs="Times New Roman"/>
-        </w:rPr>
-        <w:t xml:space="preserve"> ser propagados para os testes gerados posteriormente, reduzindo a capacidade desses testes de detectar </w:t>
-      </w:r>
-      <w:r>
-        <w:rPr>
-          <w:rFonts w:ascii="Times New Roman" w:hAnsi="Times New Roman" w:cs="Times New Roman"/>
-        </w:rPr>
-        <w:lastRenderedPageBreak/>
-        <w:t>defeitos. Esse resultado reforça a importância de mecanismos independentes de validação e revisão humana em processos de desenvolvimento assistido por I</w:t>
-      </w:r>
-      <w:r>
-        <w:rPr>
-          <w:rFonts w:ascii="Times New Roman" w:hAnsi="Times New Roman" w:cs="Times New Roman"/>
-        </w:rPr>
-        <w:t>A.</w:t>
-      </w:r>
-    </w:p>
-    <w:p>
-      <w:pPr>
-        <w:rPr>
-          <w:rFonts w:ascii="Times New Roman" w:hAnsi="Times New Roman" w:cs="Times New Roman"/>
-        </w:rPr>
-      </w:pPr>
-      <w:r>
-        <w:rPr>
-          <w:rFonts w:ascii="Times New Roman" w:hAnsi="Times New Roman" w:cs="Times New Roman"/>
-        </w:rPr>
-        <w:t>Para reduzir esses riscos e manter a rastreabilidade das decisões técnicas, este projeto adota três práticas complementares:</w:t>
-      </w:r>
-    </w:p>
-    <w:p>
-      <w:pPr>
-        <w:rPr>
-          <w:rFonts w:ascii="Times New Roman" w:hAnsi="Times New Roman" w:cs="Times New Roman"/>
-        </w:rPr>
-      </w:pPr>
-      <w:r>
-        <w:rPr>
-          <w:rFonts w:ascii="Times New Roman" w:hAnsi="Times New Roman" w:cs="Times New Roman"/>
-        </w:rPr>
-        <w:t>Especificação orientada por requisitos (</w:t>
-      </w:r>
-      <w:proofErr w:type="spellStart"/>
-      <w:r>
-        <w:rPr>
-          <w:rFonts w:ascii="Times New Roman" w:hAnsi="Times New Roman" w:cs="Times New Roman"/>
+        <w:t xml:space="preserve">4.5 Especificação Canônica: </w:t>
+      </w:r>
+      <w:proofErr w:type="spellStart"/>
+      <w:r>
+        <w:rPr>
+          <w:rFonts w:ascii="Times New Roman" w:hAnsi="Times New Roman" w:cs="Times New Roman"/>
+          <w:b/>
+          <w:i/>
         </w:rPr>
         <w:t>Spec-Driven</w:t>
       </w:r>
@@ -2825,13 +2490,17 @@
       <w:r>
         <w:rPr>
           <w:rFonts w:ascii="Times New Roman" w:hAnsi="Times New Roman" w:cs="Times New Roman"/>
-        </w:rPr>
-        <w:t xml:space="preserve"> </w:t>
-      </w:r>
-      <w:proofErr w:type="spellStart"/>
-      <w:r>
-        <w:rPr>
-          <w:rFonts w:ascii="Times New Roman" w:hAnsi="Times New Roman" w:cs="Times New Roman"/>
+          <w:b/>
+          <w:i/>
+        </w:rPr>
+        <w:t xml:space="preserve"> </w:t>
+      </w:r>
+      <w:proofErr w:type="spellStart"/>
+      <w:r>
+        <w:rPr>
+          <w:rFonts w:ascii="Times New Roman" w:hAnsi="Times New Roman" w:cs="Times New Roman"/>
+          <w:b/>
+          <w:i/>
         </w:rPr>
         <w:t>Development</w:t>
       </w:r>
@@ -2839,40 +2508,64 @@
       <w:r>
         <w:rPr>
           <w:rFonts w:ascii="Times New Roman" w:hAnsi="Times New Roman" w:cs="Times New Roman"/>
-        </w:rPr>
-        <w:t>): utilização de especificações formais como referência para a im</w:t>
-      </w:r>
-      <w:r>
-        <w:rPr>
-          <w:rFonts w:ascii="Times New Roman" w:hAnsi="Times New Roman" w:cs="Times New Roman"/>
-        </w:rPr>
-        <w:t>plementação;</w:t>
-      </w:r>
-    </w:p>
-    <w:p>
-      <w:pPr>
-        <w:rPr>
-          <w:rFonts w:ascii="Times New Roman" w:hAnsi="Times New Roman" w:cs="Times New Roman"/>
-        </w:rPr>
-      </w:pPr>
-      <w:r>
-        <w:rPr>
-          <w:rFonts w:ascii="Times New Roman" w:hAnsi="Times New Roman" w:cs="Times New Roman"/>
-        </w:rPr>
-        <w:t>Decomposição de problemas: divisão de tarefas complexas em etapas menores e verificáveis;</w:t>
-      </w:r>
-    </w:p>
-    <w:p>
-      <w:pPr>
-        <w:rPr>
-          <w:rFonts w:ascii="Times New Roman" w:hAnsi="Times New Roman" w:cs="Times New Roman"/>
-        </w:rPr>
-      </w:pPr>
-      <w:r>
-        <w:rPr>
-          <w:rFonts w:ascii="Times New Roman" w:hAnsi="Times New Roman" w:cs="Times New Roman"/>
-        </w:rPr>
-        <w:t>Testes e mecanismos de qualidade: utilização de testes automatizados, análise estática e revisão humana do código produzido.</w:t>
+          <w:b/>
+          <w:i/>
+        </w:rPr>
+        <w:t xml:space="preserve"> (SDD)</w:t>
+      </w:r>
+    </w:p>
+    <w:p>
+      <w:pPr>
+        <w:rPr>
+          <w:rFonts w:ascii="Times New Roman" w:hAnsi="Times New Roman" w:cs="Times New Roman"/>
+        </w:rPr>
+      </w:pPr>
+      <w:r>
+        <w:rPr>
+          <w:rFonts w:ascii="Times New Roman" w:hAnsi="Times New Roman" w:cs="Times New Roman"/>
+        </w:rPr>
+        <w:t xml:space="preserve">O </w:t>
+      </w:r>
+      <w:proofErr w:type="spellStart"/>
+      <w:r>
+        <w:rPr>
+          <w:rFonts w:ascii="Times New Roman" w:hAnsi="Times New Roman" w:cs="Times New Roman"/>
+        </w:rPr>
+        <w:t>Spec-Driven</w:t>
+      </w:r>
+      <w:proofErr w:type="spellEnd"/>
+      <w:r>
+        <w:rPr>
+          <w:rFonts w:ascii="Times New Roman" w:hAnsi="Times New Roman" w:cs="Times New Roman"/>
+        </w:rPr>
+        <w:t xml:space="preserve"> </w:t>
+      </w:r>
+      <w:proofErr w:type="spellStart"/>
+      <w:r>
+        <w:rPr>
+          <w:rFonts w:ascii="Times New Roman" w:hAnsi="Times New Roman" w:cs="Times New Roman"/>
+        </w:rPr>
+        <w:t>Development</w:t>
+      </w:r>
+      <w:proofErr w:type="spellEnd"/>
+      <w:r>
+        <w:rPr>
+          <w:rFonts w:ascii="Times New Roman" w:hAnsi="Times New Roman" w:cs="Times New Roman"/>
+        </w:rPr>
+        <w:t xml:space="preserve"> (SDD) caracteriza-se pela utilização de especificações detalhadas como referência central para orientar a implementação do software. A prática ganhou destaque recente com a disseminação de ferramentas de desenvolvimento assistida por agentes de IA. Segundo a documentação técnica publicada pela IBM (GUTOWSKA, 2026), o SDD utiliza uma especificação detalhada como referência para determinar o que deve ser construído e como a implementação deve ocorrer. A Microsoft também descreve o desenvolvimento orientado por especificações como uma abordagem especialmente relevante em contextos nos quais agentes de IA são utilizados para implementar software a partir de requisitos previamente definidos.</w:t>
+      </w:r>
+    </w:p>
+    <w:p>
+      <w:pPr>
+        <w:rPr>
+          <w:rFonts w:ascii="Times New Roman" w:hAnsi="Times New Roman" w:cs="Times New Roman"/>
+        </w:rPr>
+      </w:pPr>
+      <w:r>
+        <w:rPr>
+          <w:rFonts w:ascii="Times New Roman" w:hAnsi="Times New Roman" w:cs="Times New Roman"/>
+        </w:rPr>
+        <w:t>Neste projeto, a especificação canônica é composta pelos requisitos funcionais, pelo modelo de dados, pelo Diagrama Entidade-Relacionamento (DER), pelas regras de validação do domínio e, quando aplicável, pelas especificações das interfaces de programação (API). Dessa maneira, a implementação assistida por IA deve permanecer subordinada aos requisitos previamente estabelecidos pela equipe.</w:t>
       </w:r>
     </w:p>
     <w:p>
@@ -2888,7 +2581,7 @@
           <w:b/>
           <w:i/>
         </w:rPr>
-        <w:t xml:space="preserve">4.5 Especificação Canônica: </w:t>
+        <w:t>4.6 Decomposição Lógica e Chain-</w:t>
       </w:r>
       <w:proofErr w:type="spellStart"/>
       <w:r>
@@ -2897,7 +2590,7 @@
           <w:b/>
           <w:i/>
         </w:rPr>
-        <w:t>Spec-Driven</w:t>
+        <w:t>of</w:t>
       </w:r>
       <w:proofErr w:type="spellEnd"/>
       <w:r>
@@ -2906,7 +2599,7 @@
           <w:b/>
           <w:i/>
         </w:rPr>
-        <w:t xml:space="preserve"> </w:t>
+        <w:t>-</w:t>
       </w:r>
       <w:proofErr w:type="spellStart"/>
       <w:r>
@@ -2915,346 +2608,192 @@
           <w:b/>
           <w:i/>
         </w:rPr>
-        <w:t>Development</w:t>
-      </w:r>
-      <w:proofErr w:type="spellEnd"/>
+        <w:t>Thought</w:t>
+      </w:r>
+      <w:proofErr w:type="spellEnd"/>
+    </w:p>
+    <w:p>
+      <w:pPr>
+        <w:rPr>
+          <w:rFonts w:ascii="Times New Roman" w:hAnsi="Times New Roman" w:cs="Times New Roman"/>
+        </w:rPr>
+      </w:pPr>
+      <w:r>
+        <w:rPr>
+          <w:rFonts w:ascii="Times New Roman" w:hAnsi="Times New Roman" w:cs="Times New Roman"/>
+        </w:rPr>
+        <w:t xml:space="preserve">Na implementação de funcionalidades que envolvem múltiplas condições, pode-se recorrer à decomposição de problemas em etapas menores. </w:t>
+      </w:r>
+      <w:proofErr w:type="spellStart"/>
+      <w:r>
+        <w:rPr>
+          <w:rFonts w:ascii="Times New Roman" w:hAnsi="Times New Roman" w:cs="Times New Roman"/>
+        </w:rPr>
+        <w:t>Wei</w:t>
+      </w:r>
+      <w:proofErr w:type="spellEnd"/>
+      <w:r>
+        <w:rPr>
+          <w:rFonts w:ascii="Times New Roman" w:hAnsi="Times New Roman" w:cs="Times New Roman"/>
+        </w:rPr>
+        <w:t xml:space="preserve"> et al. (2022) demonstraram que o Chain-</w:t>
+      </w:r>
+      <w:proofErr w:type="spellStart"/>
+      <w:r>
+        <w:rPr>
+          <w:rFonts w:ascii="Times New Roman" w:hAnsi="Times New Roman" w:cs="Times New Roman"/>
+        </w:rPr>
+        <w:t>of</w:t>
+      </w:r>
+      <w:proofErr w:type="spellEnd"/>
+      <w:r>
+        <w:rPr>
+          <w:rFonts w:ascii="Times New Roman" w:hAnsi="Times New Roman" w:cs="Times New Roman"/>
+        </w:rPr>
+        <w:t>-</w:t>
+      </w:r>
+      <w:proofErr w:type="spellStart"/>
+      <w:r>
+        <w:rPr>
+          <w:rFonts w:ascii="Times New Roman" w:hAnsi="Times New Roman" w:cs="Times New Roman"/>
+        </w:rPr>
+        <w:t>Thought</w:t>
+      </w:r>
+      <w:proofErr w:type="spellEnd"/>
+      <w:r>
+        <w:rPr>
+          <w:rFonts w:ascii="Times New Roman" w:hAnsi="Times New Roman" w:cs="Times New Roman"/>
+        </w:rPr>
+        <w:t xml:space="preserve"> </w:t>
+      </w:r>
+      <w:proofErr w:type="spellStart"/>
+      <w:r>
+        <w:rPr>
+          <w:rFonts w:ascii="Times New Roman" w:hAnsi="Times New Roman" w:cs="Times New Roman"/>
+        </w:rPr>
+        <w:t>Prompting</w:t>
+      </w:r>
+      <w:proofErr w:type="spellEnd"/>
+      <w:r>
+        <w:rPr>
+          <w:rFonts w:ascii="Times New Roman" w:hAnsi="Times New Roman" w:cs="Times New Roman"/>
+        </w:rPr>
+        <w:t>, técnica que utiliza sequências de etapas intermediárias de raciocínio, pode melhorar o desempenho de modelos de linguagem em determinadas tarefas de raciocínio.</w:t>
+      </w:r>
+    </w:p>
+    <w:p>
+      <w:pPr>
+        <w:rPr>
+          <w:rFonts w:ascii="Times New Roman" w:hAnsi="Times New Roman" w:cs="Times New Roman"/>
+        </w:rPr>
+      </w:pPr>
+      <w:r>
+        <w:rPr>
+          <w:rFonts w:ascii="Times New Roman" w:hAnsi="Times New Roman" w:cs="Times New Roman"/>
+        </w:rPr>
+        <w:t>No desenvolvimento deste projeto, a decomposição lógica é utilizada como estratégia de trabalho para estruturar problemas complexos, especialmente aqueles relacionados à validação de conflitos de horários e regras de alocação. Entretanto, não se assume que o uso de Chain-</w:t>
+      </w:r>
+      <w:proofErr w:type="spellStart"/>
+      <w:r>
+        <w:rPr>
+          <w:rFonts w:ascii="Times New Roman" w:hAnsi="Times New Roman" w:cs="Times New Roman"/>
+        </w:rPr>
+        <w:t>of</w:t>
+      </w:r>
+      <w:proofErr w:type="spellEnd"/>
+      <w:r>
+        <w:rPr>
+          <w:rFonts w:ascii="Times New Roman" w:hAnsi="Times New Roman" w:cs="Times New Roman"/>
+        </w:rPr>
+        <w:t>-</w:t>
+      </w:r>
+      <w:proofErr w:type="spellStart"/>
+      <w:r>
+        <w:rPr>
+          <w:rFonts w:ascii="Times New Roman" w:hAnsi="Times New Roman" w:cs="Times New Roman"/>
+        </w:rPr>
+        <w:t>Thought</w:t>
+      </w:r>
+      <w:proofErr w:type="spellEnd"/>
+      <w:r>
+        <w:rPr>
+          <w:rFonts w:ascii="Times New Roman" w:hAnsi="Times New Roman" w:cs="Times New Roman"/>
+        </w:rPr>
+        <w:t xml:space="preserve"> produza automaticamente código correto. A implementação permanece condicionada aos requisitos, testes automatizados e revisão humana.</w:t>
+      </w:r>
+    </w:p>
+    <w:p>
+      <w:pPr>
+        <w:rPr>
+          <w:rFonts w:ascii="Times New Roman" w:hAnsi="Times New Roman" w:cs="Times New Roman"/>
+        </w:rPr>
+      </w:pPr>
+      <w:r>
+        <w:rPr>
+          <w:rFonts w:ascii="Times New Roman" w:hAnsi="Times New Roman" w:cs="Times New Roman"/>
+        </w:rPr>
+        <w:t>Pesquisas posteriores também investigaram especificamente a utilização de Chain-</w:t>
+      </w:r>
+      <w:proofErr w:type="spellStart"/>
+      <w:r>
+        <w:rPr>
+          <w:rFonts w:ascii="Times New Roman" w:hAnsi="Times New Roman" w:cs="Times New Roman"/>
+        </w:rPr>
+        <w:t>of</w:t>
+      </w:r>
+      <w:proofErr w:type="spellEnd"/>
+      <w:r>
+        <w:rPr>
+          <w:rFonts w:ascii="Times New Roman" w:hAnsi="Times New Roman" w:cs="Times New Roman"/>
+        </w:rPr>
+        <w:t>-</w:t>
+      </w:r>
+      <w:proofErr w:type="spellStart"/>
+      <w:r>
+        <w:rPr>
+          <w:rFonts w:ascii="Times New Roman" w:hAnsi="Times New Roman" w:cs="Times New Roman"/>
+        </w:rPr>
+        <w:t>Thought</w:t>
+      </w:r>
+      <w:proofErr w:type="spellEnd"/>
+      <w:r>
+        <w:rPr>
+          <w:rFonts w:ascii="Times New Roman" w:hAnsi="Times New Roman" w:cs="Times New Roman"/>
+        </w:rPr>
+        <w:t xml:space="preserve"> em geração de código. Yang et al. (2024) estudaram o uso dessa técnica na geração neural de código por modelos de menor porte e observaram benefícios associados à utilização de cadeias de raciocínio de qualidade na tarefa de geração de código. Portanto, a técnica é considerada neste trabalho como uma estratégia auxiliar de decomposição, e não como mecanismo suficiente de verificação.</w:t>
+      </w:r>
+    </w:p>
+    <w:p>
+      <w:pPr>
+        <w:spacing w:before="240" w:after="120"/>
+        <w:rPr>
+          <w:rFonts w:ascii="Times New Roman" w:hAnsi="Times New Roman" w:cs="Times New Roman"/>
+        </w:rPr>
+      </w:pPr>
       <w:r>
         <w:rPr>
           <w:rFonts w:ascii="Times New Roman" w:hAnsi="Times New Roman" w:cs="Times New Roman"/>
           <w:b/>
           <w:i/>
         </w:rPr>
-        <w:t xml:space="preserve"> (SDD)</w:t>
-      </w:r>
-    </w:p>
-    <w:p>
-      <w:pPr>
-        <w:rPr>
-          <w:rFonts w:ascii="Times New Roman" w:hAnsi="Times New Roman" w:cs="Times New Roman"/>
-        </w:rPr>
-      </w:pPr>
-      <w:r>
-        <w:rPr>
-          <w:rFonts w:ascii="Times New Roman" w:hAnsi="Times New Roman" w:cs="Times New Roman"/>
-        </w:rPr>
-        <w:t xml:space="preserve">O </w:t>
-      </w:r>
-      <w:proofErr w:type="spellStart"/>
-      <w:r>
-        <w:rPr>
-          <w:rFonts w:ascii="Times New Roman" w:hAnsi="Times New Roman" w:cs="Times New Roman"/>
-        </w:rPr>
-        <w:t>Spec-Driven</w:t>
-      </w:r>
-      <w:proofErr w:type="spellEnd"/>
-      <w:r>
-        <w:rPr>
-          <w:rFonts w:ascii="Times New Roman" w:hAnsi="Times New Roman" w:cs="Times New Roman"/>
-        </w:rPr>
-        <w:t xml:space="preserve"> </w:t>
-      </w:r>
-      <w:proofErr w:type="spellStart"/>
-      <w:r>
-        <w:rPr>
-          <w:rFonts w:ascii="Times New Roman" w:hAnsi="Times New Roman" w:cs="Times New Roman"/>
-        </w:rPr>
-        <w:t>Development</w:t>
-      </w:r>
-      <w:proofErr w:type="spellEnd"/>
-      <w:r>
-        <w:rPr>
-          <w:rFonts w:ascii="Times New Roman" w:hAnsi="Times New Roman" w:cs="Times New Roman"/>
-        </w:rPr>
-        <w:t xml:space="preserve"> (SDD) caracteriza-se pela utilização de especificações detalhadas como referência central para orientar a implementação do software. A prática ganhou destaque recente com a disseminação de ferramentas</w:t>
-      </w:r>
-      <w:r>
-        <w:rPr>
-          <w:rFonts w:ascii="Times New Roman" w:hAnsi="Times New Roman" w:cs="Times New Roman"/>
-        </w:rPr>
-        <w:t xml:space="preserve"> de desenvolvimento assistida por agentes de IA. Segundo a documentação técnica publicada pela IBM (GUTOWSKA, 2026), o SDD utiliza uma especificação detalhada como referência para determinar o que deve ser construído e como a implementação deve ocorrer. A </w:t>
-      </w:r>
-      <w:r>
-        <w:rPr>
-          <w:rFonts w:ascii="Times New Roman" w:hAnsi="Times New Roman" w:cs="Times New Roman"/>
-        </w:rPr>
-        <w:t>Microsoft também descreve o desenvolvimento orientado por especificações como uma abordagem especialmente relevante em contextos nos quais agentes de IA são utilizados para implementar software a partir de requisitos previamente definidos.</w:t>
-      </w:r>
-    </w:p>
-    <w:p>
-      <w:pPr>
-        <w:rPr>
-          <w:rFonts w:ascii="Times New Roman" w:hAnsi="Times New Roman" w:cs="Times New Roman"/>
-        </w:rPr>
-      </w:pPr>
-      <w:r>
-        <w:rPr>
-          <w:rFonts w:ascii="Times New Roman" w:hAnsi="Times New Roman" w:cs="Times New Roman"/>
-        </w:rPr>
-        <w:t>Neste projeto, a</w:t>
-      </w:r>
-      <w:r>
-        <w:rPr>
-          <w:rFonts w:ascii="Times New Roman" w:hAnsi="Times New Roman" w:cs="Times New Roman"/>
-        </w:rPr>
-        <w:t xml:space="preserve"> especificação canônica é composta pelos requisitos funcionais, pelo modelo de dados, pelo Diagrama Entidade-Relacionamento (DER), pelas regras de validação do domínio e, quando aplicável, pelas especificações das interfaces de programação (API). Dessa man</w:t>
-      </w:r>
-      <w:r>
-        <w:rPr>
-          <w:rFonts w:ascii="Times New Roman" w:hAnsi="Times New Roman" w:cs="Times New Roman"/>
-        </w:rPr>
-        <w:t>eira, a implementação assistida por IA deve permanecer subordinada aos requisitos previamente estabelecidos pela equipe.</w:t>
-      </w:r>
-    </w:p>
-    <w:p>
-      <w:pPr>
-        <w:spacing w:before="240" w:after="120"/>
-        <w:rPr>
-          <w:rFonts w:ascii="Times New Roman" w:hAnsi="Times New Roman" w:cs="Times New Roman"/>
-        </w:rPr>
-      </w:pPr>
+        <w:t xml:space="preserve">4.7 Verificação Contínua por TDD e </w:t>
+      </w:r>
+      <w:proofErr w:type="spellStart"/>
       <w:r>
         <w:rPr>
           <w:rFonts w:ascii="Times New Roman" w:hAnsi="Times New Roman" w:cs="Times New Roman"/>
           <w:b/>
           <w:i/>
         </w:rPr>
-        <w:t>4.6 Decomposição Lógica e Chain-</w:t>
-      </w:r>
-      <w:proofErr w:type="spellStart"/>
+        <w:t>Quality</w:t>
+      </w:r>
+      <w:proofErr w:type="spellEnd"/>
       <w:r>
         <w:rPr>
           <w:rFonts w:ascii="Times New Roman" w:hAnsi="Times New Roman" w:cs="Times New Roman"/>
           <w:b/>
           <w:i/>
         </w:rPr>
-        <w:t>of</w:t>
-      </w:r>
-      <w:proofErr w:type="spellEnd"/>
-      <w:r>
-        <w:rPr>
-          <w:rFonts w:ascii="Times New Roman" w:hAnsi="Times New Roman" w:cs="Times New Roman"/>
-          <w:b/>
-          <w:i/>
-        </w:rPr>
-        <w:t>-</w:t>
-      </w:r>
-      <w:proofErr w:type="spellStart"/>
-      <w:r>
-        <w:rPr>
-          <w:rFonts w:ascii="Times New Roman" w:hAnsi="Times New Roman" w:cs="Times New Roman"/>
-          <w:b/>
-          <w:i/>
-        </w:rPr>
-        <w:t>Thought</w:t>
-      </w:r>
-      <w:proofErr w:type="spellEnd"/>
-    </w:p>
-    <w:p>
-      <w:pPr>
-        <w:rPr>
-          <w:rFonts w:ascii="Times New Roman" w:hAnsi="Times New Roman" w:cs="Times New Roman"/>
-        </w:rPr>
-      </w:pPr>
-      <w:r>
-        <w:rPr>
-          <w:rFonts w:ascii="Times New Roman" w:hAnsi="Times New Roman" w:cs="Times New Roman"/>
-        </w:rPr>
-        <w:t>Na implementação de funcionalidades que envolvem múltiplas condições, pode-se recorrer à dec</w:t>
-      </w:r>
-      <w:r>
-        <w:rPr>
-          <w:rFonts w:ascii="Times New Roman" w:hAnsi="Times New Roman" w:cs="Times New Roman"/>
-        </w:rPr>
-        <w:t xml:space="preserve">omposição de problemas em etapas menores. </w:t>
-      </w:r>
-      <w:proofErr w:type="spellStart"/>
-      <w:r>
-        <w:rPr>
-          <w:rFonts w:ascii="Times New Roman" w:hAnsi="Times New Roman" w:cs="Times New Roman"/>
-        </w:rPr>
-        <w:t>Wei</w:t>
-      </w:r>
-      <w:proofErr w:type="spellEnd"/>
-      <w:r>
-        <w:rPr>
-          <w:rFonts w:ascii="Times New Roman" w:hAnsi="Times New Roman" w:cs="Times New Roman"/>
-        </w:rPr>
-        <w:t xml:space="preserve"> et al. (2022) demonstraram que o Chain-</w:t>
-      </w:r>
-      <w:proofErr w:type="spellStart"/>
-      <w:r>
-        <w:rPr>
-          <w:rFonts w:ascii="Times New Roman" w:hAnsi="Times New Roman" w:cs="Times New Roman"/>
-        </w:rPr>
-        <w:t>of</w:t>
-      </w:r>
-      <w:proofErr w:type="spellEnd"/>
-      <w:r>
-        <w:rPr>
-          <w:rFonts w:ascii="Times New Roman" w:hAnsi="Times New Roman" w:cs="Times New Roman"/>
-        </w:rPr>
-        <w:t>-</w:t>
-      </w:r>
-      <w:proofErr w:type="spellStart"/>
-      <w:r>
-        <w:rPr>
-          <w:rFonts w:ascii="Times New Roman" w:hAnsi="Times New Roman" w:cs="Times New Roman"/>
-        </w:rPr>
-        <w:t>Thought</w:t>
-      </w:r>
-      <w:proofErr w:type="spellEnd"/>
-      <w:r>
-        <w:rPr>
-          <w:rFonts w:ascii="Times New Roman" w:hAnsi="Times New Roman" w:cs="Times New Roman"/>
-        </w:rPr>
-        <w:t xml:space="preserve"> </w:t>
-      </w:r>
-      <w:proofErr w:type="spellStart"/>
-      <w:r>
-        <w:rPr>
-          <w:rFonts w:ascii="Times New Roman" w:hAnsi="Times New Roman" w:cs="Times New Roman"/>
-        </w:rPr>
-        <w:t>Prompting</w:t>
-      </w:r>
-      <w:proofErr w:type="spellEnd"/>
-      <w:r>
-        <w:rPr>
-          <w:rFonts w:ascii="Times New Roman" w:hAnsi="Times New Roman" w:cs="Times New Roman"/>
-        </w:rPr>
-        <w:t xml:space="preserve">, técnica que utiliza sequências de etapas intermediárias de raciocínio, pode melhorar o desempenho de modelos de linguagem em determinadas tarefas de </w:t>
-      </w:r>
-      <w:r>
-        <w:rPr>
-          <w:rFonts w:ascii="Times New Roman" w:hAnsi="Times New Roman" w:cs="Times New Roman"/>
-        </w:rPr>
-        <w:t>raciocínio.</w:t>
-      </w:r>
-    </w:p>
-    <w:p>
-      <w:pPr>
-        <w:rPr>
-          <w:rFonts w:ascii="Times New Roman" w:hAnsi="Times New Roman" w:cs="Times New Roman"/>
-        </w:rPr>
-      </w:pPr>
-      <w:r>
-        <w:rPr>
-          <w:rFonts w:ascii="Times New Roman" w:hAnsi="Times New Roman" w:cs="Times New Roman"/>
-        </w:rPr>
-        <w:t>No desenvolvimento deste projeto, a decomposição lógica é utilizada como estratégia de trabalho para estruturar problemas complexos, especialmente aqueles relacionados à validação de conflitos de horários e regras de alocação. Entretanto, não s</w:t>
-      </w:r>
-      <w:r>
-        <w:rPr>
-          <w:rFonts w:ascii="Times New Roman" w:hAnsi="Times New Roman" w:cs="Times New Roman"/>
-        </w:rPr>
-        <w:t>e assume que o uso de Chain-</w:t>
-      </w:r>
-      <w:proofErr w:type="spellStart"/>
-      <w:r>
-        <w:rPr>
-          <w:rFonts w:ascii="Times New Roman" w:hAnsi="Times New Roman" w:cs="Times New Roman"/>
-        </w:rPr>
-        <w:t>of</w:t>
-      </w:r>
-      <w:proofErr w:type="spellEnd"/>
-      <w:r>
-        <w:rPr>
-          <w:rFonts w:ascii="Times New Roman" w:hAnsi="Times New Roman" w:cs="Times New Roman"/>
-        </w:rPr>
-        <w:t>-</w:t>
-      </w:r>
-      <w:proofErr w:type="spellStart"/>
-      <w:r>
-        <w:rPr>
-          <w:rFonts w:ascii="Times New Roman" w:hAnsi="Times New Roman" w:cs="Times New Roman"/>
-        </w:rPr>
-        <w:t>Thought</w:t>
-      </w:r>
-      <w:proofErr w:type="spellEnd"/>
-      <w:r>
-        <w:rPr>
-          <w:rFonts w:ascii="Times New Roman" w:hAnsi="Times New Roman" w:cs="Times New Roman"/>
-        </w:rPr>
-        <w:t xml:space="preserve"> produza automaticamente código correto. A implementação permanece condicionada aos requisitos, testes automatizados e revisão humana.</w:t>
-      </w:r>
-    </w:p>
-    <w:p>
-      <w:pPr>
-        <w:rPr>
-          <w:rFonts w:ascii="Times New Roman" w:hAnsi="Times New Roman" w:cs="Times New Roman"/>
-        </w:rPr>
-      </w:pPr>
-      <w:r>
-        <w:rPr>
-          <w:rFonts w:ascii="Times New Roman" w:hAnsi="Times New Roman" w:cs="Times New Roman"/>
-        </w:rPr>
-        <w:t>Pesquisas posteriores também investigaram especificamente a utilização de Chain-</w:t>
-      </w:r>
-      <w:proofErr w:type="spellStart"/>
-      <w:r>
-        <w:rPr>
-          <w:rFonts w:ascii="Times New Roman" w:hAnsi="Times New Roman" w:cs="Times New Roman"/>
-        </w:rPr>
-        <w:t>of</w:t>
-      </w:r>
-      <w:proofErr w:type="spellEnd"/>
-      <w:r>
-        <w:rPr>
-          <w:rFonts w:ascii="Times New Roman" w:hAnsi="Times New Roman" w:cs="Times New Roman"/>
-        </w:rPr>
-        <w:t>-</w:t>
-      </w:r>
-      <w:proofErr w:type="spellStart"/>
-      <w:r>
-        <w:rPr>
-          <w:rFonts w:ascii="Times New Roman" w:hAnsi="Times New Roman" w:cs="Times New Roman"/>
-        </w:rPr>
-        <w:t>Thought</w:t>
-      </w:r>
-      <w:proofErr w:type="spellEnd"/>
-      <w:r>
-        <w:rPr>
-          <w:rFonts w:ascii="Times New Roman" w:hAnsi="Times New Roman" w:cs="Times New Roman"/>
-        </w:rPr>
-        <w:t xml:space="preserve"> em geração de código. Yang et al. (2024) estudaram o uso dessa técnica na geração neural de código por modelos de menor porte e observaram benefícios associados à utilização de cadeias de raciocínio de qualidade na tarefa de geração de código. Port</w:t>
-      </w:r>
-      <w:r>
-        <w:rPr>
-          <w:rFonts w:ascii="Times New Roman" w:hAnsi="Times New Roman" w:cs="Times New Roman"/>
-        </w:rPr>
-        <w:t>anto, a técnica é considerada neste trabalho como uma estratégia auxiliar de decomposição, e não como mecanismo suficiente de verificação.</w:t>
-      </w:r>
-    </w:p>
-    <w:p>
-      <w:pPr>
-        <w:spacing w:before="240" w:after="120"/>
-        <w:rPr>
-          <w:rFonts w:ascii="Times New Roman" w:hAnsi="Times New Roman" w:cs="Times New Roman"/>
-        </w:rPr>
-      </w:pPr>
-      <w:r>
-        <w:rPr>
-          <w:rFonts w:ascii="Times New Roman" w:hAnsi="Times New Roman" w:cs="Times New Roman"/>
-          <w:b/>
-          <w:i/>
-        </w:rPr>
-        <w:t xml:space="preserve">4.7 Verificação Contínua por TDD e </w:t>
-      </w:r>
-      <w:proofErr w:type="spellStart"/>
-      <w:r>
-        <w:rPr>
-          <w:rFonts w:ascii="Times New Roman" w:hAnsi="Times New Roman" w:cs="Times New Roman"/>
-          <w:b/>
-          <w:i/>
-        </w:rPr>
-        <w:t>Quality</w:t>
-      </w:r>
-      <w:proofErr w:type="spellEnd"/>
-      <w:r>
-        <w:rPr>
-          <w:rFonts w:ascii="Times New Roman" w:hAnsi="Times New Roman" w:cs="Times New Roman"/>
-          <w:b/>
-          <w:i/>
-        </w:rPr>
         <w:t xml:space="preserve"> Gates</w:t>
       </w:r>
     </w:p>
@@ -3268,19 +2807,7 @@
         <w:rPr>
           <w:rFonts w:ascii="Times New Roman" w:hAnsi="Times New Roman" w:cs="Times New Roman"/>
         </w:rPr>
-        <w:t>Para reduzir o risco de que código e testes sejam produzidos de mane</w:t>
-      </w:r>
-      <w:r>
-        <w:rPr>
-          <w:rFonts w:ascii="Times New Roman" w:hAnsi="Times New Roman" w:cs="Times New Roman"/>
-        </w:rPr>
-        <w:t>ira excessivamente dependente do mesmo processo generativo, o projeto estabelece uma estratégia de verificação composta por testes previamente definidos, análise estática e inspeção humana. Essa decisão é especialmente relevante diante das evidências apres</w:t>
-      </w:r>
-      <w:r>
-        <w:rPr>
-          <w:rFonts w:ascii="Times New Roman" w:hAnsi="Times New Roman" w:cs="Times New Roman"/>
-        </w:rPr>
-        <w:t xml:space="preserve">entadas por </w:t>
+        <w:t xml:space="preserve">Para reduzir o risco de que código e testes sejam produzidos de maneira excessivamente dependente do mesmo processo generativo, o projeto estabelece uma estratégia de verificação composta por testes previamente definidos, análise estática e inspeção humana. Essa decisão é especialmente relevante diante das evidências apresentadas por </w:t>
       </w:r>
       <w:proofErr w:type="spellStart"/>
       <w:r>
@@ -3364,13 +2891,7 @@
         <w:rPr>
           <w:rFonts w:ascii="Times New Roman" w:hAnsi="Times New Roman" w:cs="Times New Roman"/>
         </w:rPr>
-        <w:t xml:space="preserve">): os requisitos e casos de teste são definidos ou revisados pela equipe antes da </w:t>
-      </w:r>
-      <w:r>
-        <w:rPr>
-          <w:rFonts w:ascii="Times New Roman" w:hAnsi="Times New Roman" w:cs="Times New Roman"/>
-        </w:rPr>
-        <w:t>implementação da funcionalidade.</w:t>
+        <w:t>): os requisitos e casos de teste são definidos ou revisados pela equipe antes da implementação da funcionalidade.</w:t>
       </w:r>
     </w:p>
     <w:p>
@@ -3396,32 +2917,20 @@
         <w:rPr>
           <w:rFonts w:ascii="Times New Roman" w:hAnsi="Times New Roman" w:cs="Times New Roman"/>
         </w:rPr>
-        <w:t>3º Análise estática de segurança (SAST): o código integrado ao projeto é s</w:t>
-      </w:r>
-      <w:r>
-        <w:rPr>
-          <w:rFonts w:ascii="Times New Roman" w:hAnsi="Times New Roman" w:cs="Times New Roman"/>
-        </w:rPr>
-        <w:t>ubmetido a ferramentas de análise estática compatíveis com a linguagem e a arquitetura adotadas, buscando identificar padrões de código potencialmente inseguros.</w:t>
-      </w:r>
-    </w:p>
-    <w:p>
-      <w:pPr>
-        <w:rPr>
-          <w:rFonts w:ascii="Times New Roman" w:hAnsi="Times New Roman" w:cs="Times New Roman"/>
-        </w:rPr>
-      </w:pPr>
-      <w:r>
-        <w:rPr>
-          <w:rFonts w:ascii="Times New Roman" w:hAnsi="Times New Roman" w:cs="Times New Roman"/>
-        </w:rPr>
-        <w:t>4º Inspeção humana: o código produzido ou modificado com auxílio de IA é revisado pelos pesqui</w:t>
-      </w:r>
-      <w:r>
-        <w:rPr>
-          <w:rFonts w:ascii="Times New Roman" w:hAnsi="Times New Roman" w:cs="Times New Roman"/>
-        </w:rPr>
-        <w:t>sadores, especialmente nas funcionalidades relacionadas às regras de negócio, validações e controle de acesso.</w:t>
+        <w:t>3º Análise estática de segurança (SAST): o código integrado ao projeto é submetido a ferramentas de análise estática compatíveis com a linguagem e a arquitetura adotadas, buscando identificar padrões de código potencialmente inseguros.</w:t>
+      </w:r>
+    </w:p>
+    <w:p>
+      <w:pPr>
+        <w:rPr>
+          <w:rFonts w:ascii="Times New Roman" w:hAnsi="Times New Roman" w:cs="Times New Roman"/>
+        </w:rPr>
+      </w:pPr>
+      <w:r>
+        <w:rPr>
+          <w:rFonts w:ascii="Times New Roman" w:hAnsi="Times New Roman" w:cs="Times New Roman"/>
+        </w:rPr>
+        <w:t>4º Inspeção humana: o código produzido ou modificado com auxílio de IA é revisado pelos pesquisadores, especialmente nas funcionalidades relacionadas às regras de negócio, validações e controle de acesso.</w:t>
       </w:r>
     </w:p>
     <w:p>
@@ -3449,13 +2958,7 @@
         <w:rPr>
           <w:rFonts w:ascii="Times New Roman" w:hAnsi="Times New Roman" w:cs="Times New Roman"/>
         </w:rPr>
-        <w:t>Este capítulo descreve os procedimentos metodológicos empregados para o diagnóstico do problema, especificação formal da solução, m</w:t>
-      </w:r>
-      <w:r>
-        <w:rPr>
-          <w:rFonts w:ascii="Times New Roman" w:hAnsi="Times New Roman" w:cs="Times New Roman"/>
-        </w:rPr>
-        <w:t xml:space="preserve">odelagem arquitetural e governança do processo de implementação da plataforma computacional. A pesquisa apoia-se em um modelo estruturado de Engenharia de Software Assistida por Inteligência Artificial sob a governança contínua do paradigma </w:t>
+        <w:t xml:space="preserve">Este capítulo descreve os procedimentos metodológicos empregados para o diagnóstico do problema, especificação formal da solução, modelagem arquitetural e governança do processo de implementação da plataforma computacional. A pesquisa apoia-se em um modelo estruturado de Engenharia de Software Assistida por Inteligência Artificial sob a governança contínua do paradigma </w:t>
       </w:r>
       <w:proofErr w:type="spellStart"/>
       <w:r>
@@ -3483,13 +2986,7 @@
         <w:rPr>
           <w:rFonts w:ascii="Times New Roman" w:hAnsi="Times New Roman" w:cs="Times New Roman"/>
         </w:rPr>
-        <w:t>-Lo</w:t>
-      </w:r>
-      <w:r>
-        <w:rPr>
-          <w:rFonts w:ascii="Times New Roman" w:hAnsi="Times New Roman" w:cs="Times New Roman"/>
-        </w:rPr>
-        <w:t>op, conciliando agilidade de prototipagem com o rigor formal de engenharia.</w:t>
+        <w:t>-Loop, conciliando agilidade de prototipagem com o rigor formal de engenharia.</w:t>
       </w:r>
     </w:p>
     <w:p>
@@ -3518,38 +3015,20 @@
         <w:rPr>
           <w:rFonts w:ascii="Times New Roman" w:hAnsi="Times New Roman" w:cs="Times New Roman"/>
         </w:rPr>
-        <w:t xml:space="preserve">Quanto à sua natureza, o trabalho classifica-se como uma pesquisa aplicada, pois tem como propósito a solução de um problema operacional </w:t>
-      </w:r>
-      <w:r>
-        <w:rPr>
-          <w:rFonts w:ascii="Times New Roman" w:hAnsi="Times New Roman" w:cs="Times New Roman"/>
-        </w:rPr>
-        <w:t>e logístico concreto: a latência crítica na comunicação de alterações de grade horária e a dependência de presença física para a consulta de cronogramas em uma Instituição de Ensino Superior (IES) (COUTO; PAULINO, 2020; SANTAELLA, 2010).</w:t>
-      </w:r>
-    </w:p>
-    <w:p>
-      <w:pPr>
-        <w:rPr>
-          <w:rFonts w:ascii="Times New Roman" w:hAnsi="Times New Roman" w:cs="Times New Roman"/>
-        </w:rPr>
-      </w:pPr>
-      <w:r>
-        <w:rPr>
-          <w:rFonts w:ascii="Times New Roman" w:hAnsi="Times New Roman" w:cs="Times New Roman"/>
-        </w:rPr>
-        <w:t xml:space="preserve">Quanto aos </w:t>
-      </w:r>
-      <w:r>
-        <w:rPr>
-          <w:rFonts w:ascii="Times New Roman" w:hAnsi="Times New Roman" w:cs="Times New Roman"/>
-        </w:rPr>
-        <w:t>objetivos e abordagem técnica, o estudo enquadra-se como uma pesquisa exploratória e experimental, fundamentada nas diretrizes clássicas e contemporâneas da Engenharia de Software (PRESSMAN; MAXIM, 2021). O percurso investigativo estrutura-se em duas etapa</w:t>
-      </w:r>
-      <w:r>
-        <w:rPr>
-          <w:rFonts w:ascii="Times New Roman" w:hAnsi="Times New Roman" w:cs="Times New Roman"/>
-        </w:rPr>
-        <w:t>s consecutivas e interdependentes:</w:t>
+        <w:t>Quanto à sua natureza, o trabalho classifica-se como uma pesquisa aplicada, pois tem como propósito a solução de um problema operacional e logístico concreto: a latência crítica na comunicação de alterações de grade horária e a dependência de presença física para a consulta de cronogramas em uma Instituição de Ensino Superior (IES) (COUTO; PAULINO, 2020; SANTAELLA, 2010).</w:t>
+      </w:r>
+    </w:p>
+    <w:p>
+      <w:pPr>
+        <w:rPr>
+          <w:rFonts w:ascii="Times New Roman" w:hAnsi="Times New Roman" w:cs="Times New Roman"/>
+        </w:rPr>
+      </w:pPr>
+      <w:r>
+        <w:rPr>
+          <w:rFonts w:ascii="Times New Roman" w:hAnsi="Times New Roman" w:cs="Times New Roman"/>
+        </w:rPr>
+        <w:t>Quanto aos objetivos e abordagem técnica, o estudo enquadra-se como uma pesquisa exploratória e experimental, fundamentada nas diretrizes clássicas e contemporâneas da Engenharia de Software (PRESSMAN; MAXIM, 2021). O percurso investigativo estrutura-se em duas etapas consecutivas e interdependentes:</w:t>
       </w:r>
     </w:p>
     <w:p>
@@ -3576,13 +3055,7 @@
         <w:rPr>
           <w:rFonts w:ascii="Times New Roman" w:hAnsi="Times New Roman" w:cs="Times New Roman"/>
         </w:rPr>
-        <w:t>); o levantamento das perdas de produtividade e latência na difusão de avisos via apresentações visuais e streaming de</w:t>
-      </w:r>
-      <w:r>
-        <w:rPr>
-          <w:rFonts w:ascii="Times New Roman" w:hAnsi="Times New Roman" w:cs="Times New Roman"/>
-        </w:rPr>
-        <w:t xml:space="preserve"> vídeo; a </w:t>
+        <w:t xml:space="preserve">); o levantamento das perdas de produtividade e latência na difusão de avisos via apresentações visuais e streaming de vídeo; a </w:t>
       </w:r>
       <w:proofErr w:type="spellStart"/>
       <w:r>
@@ -3652,13 +3125,7 @@
         <w:rPr>
           <w:rFonts w:ascii="Times New Roman" w:hAnsi="Times New Roman" w:cs="Times New Roman"/>
         </w:rPr>
-        <w:t xml:space="preserve"> (ANDRADE; STEINER; GÓES, 2019); e a definição do protocolo de governança do des</w:t>
-      </w:r>
-      <w:r>
-        <w:rPr>
-          <w:rFonts w:ascii="Times New Roman" w:hAnsi="Times New Roman" w:cs="Times New Roman"/>
-        </w:rPr>
-        <w:t>envolvimento assistido por IA.</w:t>
+        <w:t xml:space="preserve"> (ANDRADE; STEINER; GÓES, 2019); e a definição do protocolo de governança do desenvolvimento assistido por IA.</w:t>
       </w:r>
     </w:p>
     <w:p>
@@ -3685,19 +3152,7 @@
         <w:rPr>
           <w:rFonts w:ascii="Times New Roman" w:hAnsi="Times New Roman" w:cs="Times New Roman"/>
         </w:rPr>
-        <w:t xml:space="preserve"> e interface web responsiva para a</w:t>
-      </w:r>
-      <w:r>
-        <w:rPr>
-          <w:rFonts w:ascii="Times New Roman" w:hAnsi="Times New Roman" w:cs="Times New Roman"/>
-        </w:rPr>
-        <w:t>cesso móvel); a execução de suítes automatizadas de testes unitários e de integração; a análise estática de segurança cibernética; e a coleta empírica de métricas operacionais de desempenho e usabilidade em ambiente institucional real (ARAUJO; OYAMADA; GAL</w:t>
-      </w:r>
-      <w:r>
-        <w:rPr>
-          <w:rFonts w:ascii="Times New Roman" w:hAnsi="Times New Roman" w:cs="Times New Roman"/>
-        </w:rPr>
-        <w:t>ANTE, 2025).</w:t>
+        <w:t xml:space="preserve"> e interface web responsiva para acesso móvel); a execução de suítes automatizadas de testes unitários e de integração; a análise estática de segurança cibernética; e a coleta empírica de métricas operacionais de desempenho e usabilidade em ambiente institucional real (ARAUJO; OYAMADA; GALANTE, 2025).</w:t>
       </w:r>
     </w:p>
     <w:p>
@@ -3754,13 +3209,7 @@
         <w:rPr>
           <w:rFonts w:ascii="Times New Roman" w:hAnsi="Times New Roman" w:cs="Times New Roman"/>
         </w:rPr>
-        <w:t xml:space="preserve">" para retratar a produção ágil de código a partir de instruções em linguagem </w:t>
-      </w:r>
-      <w:r>
-        <w:rPr>
-          <w:rFonts w:ascii="Times New Roman" w:hAnsi="Times New Roman" w:cs="Times New Roman"/>
-        </w:rPr>
-        <w:t>natural, esta pesquisa formaliza o procedimento sob os preceitos científicos da Engenharia de Software Assistida por Modelos de Linguagem (AI-</w:t>
+        <w:t>" para retratar a produção ágil de código a partir de instruções em linguagem natural, esta pesquisa formaliza o procedimento sob os preceitos científicos da Engenharia de Software Assistida por Modelos de Linguagem (AI-</w:t>
       </w:r>
       <w:proofErr w:type="spellStart"/>
       <w:r>
@@ -3802,13 +3251,7 @@
           <w:rFonts w:ascii="Times New Roman" w:hAnsi="Times New Roman" w:cs="Times New Roman"/>
         </w:rPr>
         <w:lastRenderedPageBreak/>
-        <w:t xml:space="preserve">A literatura recente alerta que a geração de código </w:t>
-      </w:r>
-      <w:r>
-        <w:rPr>
-          <w:rFonts w:ascii="Times New Roman" w:hAnsi="Times New Roman" w:cs="Times New Roman"/>
-        </w:rPr>
-        <w:t>automatizada por Modelos de Linguagem de Grande Porte (</w:t>
+        <w:t>A literatura recente alerta que a geração de código automatizada por Modelos de Linguagem de Grande Porte (</w:t>
       </w:r>
       <w:proofErr w:type="spellStart"/>
       <w:r>
@@ -3835,13 +3278,7 @@
         <w:rPr>
           <w:rFonts w:ascii="Times New Roman" w:hAnsi="Times New Roman" w:cs="Times New Roman"/>
         </w:rPr>
-        <w:t>Para neut</w:t>
-      </w:r>
-      <w:r>
-        <w:rPr>
-          <w:rFonts w:ascii="Times New Roman" w:hAnsi="Times New Roman" w:cs="Times New Roman"/>
-        </w:rPr>
-        <w:t>ralizar tais riscos, adota-se o paradigma Humano-no-Circuito (</w:t>
+        <w:t>Para neutralizar tais riscos, adota-se o paradigma Humano-no-Circuito (</w:t>
       </w:r>
       <w:proofErr w:type="spellStart"/>
       <w:r>
@@ -3869,13 +3306,7 @@
         <w:rPr>
           <w:rFonts w:ascii="Times New Roman" w:hAnsi="Times New Roman" w:cs="Times New Roman"/>
         </w:rPr>
-        <w:t xml:space="preserve"> Loop). Nesse modelo, a equipe de pesquisadores atua estritamente como arquiteta de software, modeladora de domínio e auditora de conformidade. A atuação dos agentes generativos de i</w:t>
-      </w:r>
-      <w:r>
-        <w:rPr>
-          <w:rFonts w:ascii="Times New Roman" w:hAnsi="Times New Roman" w:cs="Times New Roman"/>
-        </w:rPr>
-        <w:t>nteligência artificial é circunscrita e subordinada à aceleração sintática e à geração de baterias de testes sob restrições previamente concebidas pela equipe humana.</w:t>
+        <w:t xml:space="preserve"> Loop). Nesse modelo, a equipe de pesquisadores atua estritamente como arquiteta de software, modeladora de domínio e auditora de conformidade. A atuação dos agentes generativos de inteligência artificial é circunscrita e subordinada à aceleração sintática e à geração de baterias de testes sob restrições previamente concebidas pela equipe humana.</w:t>
       </w:r>
     </w:p>
     <w:p>
@@ -3904,13 +3335,7 @@
         <w:rPr>
           <w:rFonts w:ascii="Times New Roman" w:hAnsi="Times New Roman" w:cs="Times New Roman"/>
         </w:rPr>
-        <w:t>Desenvolvimento Dirigido por Especifica</w:t>
-      </w:r>
-      <w:r>
-        <w:rPr>
-          <w:rFonts w:ascii="Times New Roman" w:hAnsi="Times New Roman" w:cs="Times New Roman"/>
-        </w:rPr>
-        <w:t>ção (</w:t>
+        <w:t>Desenvolvimento Dirigido por Especificação (</w:t>
       </w:r>
       <w:proofErr w:type="spellStart"/>
       <w:r>
@@ -3980,13 +3405,7 @@
         <w:rPr>
           <w:rFonts w:ascii="Times New Roman" w:hAnsi="Times New Roman" w:cs="Times New Roman"/>
         </w:rPr>
-        <w:t>) para os modelos generativos. Antes da execução de qualquer comando de síntese de código, foram desenvolvido</w:t>
-      </w:r>
-      <w:r>
-        <w:rPr>
-          <w:rFonts w:ascii="Times New Roman" w:hAnsi="Times New Roman" w:cs="Times New Roman"/>
-        </w:rPr>
-        <w:t xml:space="preserve">s e validados o Diagrama Entidade-Relacionamento (DER), a formalização matemática das restrições rígidas (hard </w:t>
+        <w:t xml:space="preserve">) para os modelos generativos. Antes da execução de qualquer comando de síntese de código, foram desenvolvidos e validados o Diagrama Entidade-Relacionamento (DER), a formalização matemática das restrições rígidas (hard </w:t>
       </w:r>
       <w:proofErr w:type="spellStart"/>
       <w:r>
@@ -4111,13 +3530,7 @@
         <w:rPr>
           <w:rFonts w:ascii="Times New Roman" w:hAnsi="Times New Roman" w:cs="Times New Roman"/>
         </w:rPr>
-        <w:t>) (WEI et al., 2022). O agente generativo é ins</w:t>
-      </w:r>
-      <w:r>
-        <w:rPr>
-          <w:rFonts w:ascii="Times New Roman" w:hAnsi="Times New Roman" w:cs="Times New Roman"/>
-        </w:rPr>
-        <w:t>truído a explicitar formalmente suas etapas intermediárias de raciocínio lógico antes de emitir a sintaxe computacional.</w:t>
+        <w:t>) (WEI et al., 2022). O agente generativo é instruído a explicitar formalmente suas etapas intermediárias de raciocínio lógico antes de emitir a sintaxe computacional.</w:t>
       </w:r>
     </w:p>
     <w:p>
@@ -4144,13 +3557,7 @@
         <w:rPr>
           <w:rFonts w:ascii="Times New Roman" w:hAnsi="Times New Roman" w:cs="Times New Roman"/>
         </w:rPr>
-        <w:t xml:space="preserve"> TDD): A fim de coibir a ocorrência de falhas alinhadas, aplica-se o fluxo de Desenvolvimento</w:t>
-      </w:r>
-      <w:r>
-        <w:rPr>
-          <w:rFonts w:ascii="Times New Roman" w:hAnsi="Times New Roman" w:cs="Times New Roman"/>
-        </w:rPr>
-        <w:t xml:space="preserve"> Guiado por Testes (Test-</w:t>
+        <w:t xml:space="preserve"> TDD): A fim de coibir a ocorrência de falhas alinhadas, aplica-se o fluxo de Desenvolvimento Guiado por Testes (Test-</w:t>
       </w:r>
       <w:proofErr w:type="spellStart"/>
       <w:r>
@@ -4247,13 +3654,7 @@
         <w:rPr>
           <w:rFonts w:ascii="Times New Roman" w:hAnsi="Times New Roman" w:cs="Times New Roman"/>
         </w:rPr>
-        <w:t xml:space="preserve"> Gates): Nenhum artefato co</w:t>
-      </w:r>
-      <w:r>
-        <w:rPr>
-          <w:rFonts w:ascii="Times New Roman" w:hAnsi="Times New Roman" w:cs="Times New Roman"/>
-        </w:rPr>
-        <w:t>mputacional é integrado ao ramo principal de desenvolvimento sem a validação em dois portões de qualidade: Análise Estática de Segurança (SAST) e Revisão Humana de Código (</w:t>
+        <w:t xml:space="preserve"> Gates): Nenhum artefato computacional é integrado ao ramo principal de desenvolvimento sem a validação em dois portões de qualidade: Análise Estática de Segurança (SAST) e Revisão Humana de Código (</w:t>
       </w:r>
       <w:proofErr w:type="spellStart"/>
       <w:r>
@@ -4275,13 +3676,88 @@
         <w:spacing w:before="360" w:after="120"/>
         <w:rPr>
           <w:rFonts w:ascii="Times New Roman" w:hAnsi="Times New Roman" w:cs="Times New Roman"/>
-        </w:rPr>
-      </w:pPr>
-      <w:r>
-        <w:rPr>
-          <w:rFonts w:ascii="Times New Roman" w:hAnsi="Times New Roman" w:cs="Times New Roman"/>
-          <w:b/>
-        </w:rPr>
+          <w:b/>
+        </w:rPr>
+      </w:pPr>
+    </w:p>
+    <w:p>
+      <w:pPr>
+        <w:spacing w:before="360" w:after="120"/>
+        <w:rPr>
+          <w:rFonts w:ascii="Times New Roman" w:hAnsi="Times New Roman" w:cs="Times New Roman"/>
+          <w:b/>
+        </w:rPr>
+      </w:pPr>
+    </w:p>
+    <w:p>
+      <w:pPr>
+        <w:spacing w:before="360" w:after="120"/>
+        <w:rPr>
+          <w:rFonts w:ascii="Times New Roman" w:hAnsi="Times New Roman" w:cs="Times New Roman"/>
+          <w:b/>
+        </w:rPr>
+      </w:pPr>
+    </w:p>
+    <w:p>
+      <w:pPr>
+        <w:spacing w:before="360" w:after="120"/>
+        <w:rPr>
+          <w:rFonts w:ascii="Times New Roman" w:hAnsi="Times New Roman" w:cs="Times New Roman"/>
+          <w:b/>
+        </w:rPr>
+      </w:pPr>
+    </w:p>
+    <w:p>
+      <w:pPr>
+        <w:spacing w:before="360" w:after="120"/>
+        <w:rPr>
+          <w:rFonts w:ascii="Times New Roman" w:hAnsi="Times New Roman" w:cs="Times New Roman"/>
+          <w:b/>
+        </w:rPr>
+      </w:pPr>
+    </w:p>
+    <w:p>
+      <w:pPr>
+        <w:spacing w:before="360" w:after="120"/>
+        <w:rPr>
+          <w:rFonts w:ascii="Times New Roman" w:hAnsi="Times New Roman" w:cs="Times New Roman"/>
+          <w:b/>
+        </w:rPr>
+      </w:pPr>
+    </w:p>
+    <w:p>
+      <w:pPr>
+        <w:spacing w:before="360" w:after="120"/>
+        <w:rPr>
+          <w:rFonts w:ascii="Times New Roman" w:hAnsi="Times New Roman" w:cs="Times New Roman"/>
+          <w:b/>
+        </w:rPr>
+      </w:pPr>
+    </w:p>
+    <w:p>
+      <w:pPr>
+        <w:spacing w:before="360" w:after="120"/>
+        <w:rPr>
+          <w:rFonts w:ascii="Times New Roman" w:hAnsi="Times New Roman" w:cs="Times New Roman"/>
+          <w:b/>
+        </w:rPr>
+      </w:pPr>
+    </w:p>
+    <w:p>
+      <w:pPr>
+        <w:spacing w:before="360" w:after="120"/>
+        <w:rPr>
+          <w:rFonts w:ascii="Times New Roman" w:hAnsi="Times New Roman" w:cs="Times New Roman"/>
+        </w:rPr>
+      </w:pPr>
+      <w:bookmarkStart w:id="0" w:name="_GoBack"/>
+      <w:bookmarkEnd w:id="0"/>
+      <w:r>
+        <w:rPr>
+          <w:rFonts w:ascii="Times New Roman" w:hAnsi="Times New Roman" w:cs="Times New Roman"/>
+          <w:b/>
+        </w:rPr>
+        <w:lastRenderedPageBreak/>
         <w:t>6 REFERÊNCIAS</w:t>
       </w:r>
     </w:p>
@@ -4317,13 +3793,7 @@
         <w:rPr>
           <w:rFonts w:ascii="Times New Roman" w:hAnsi="Times New Roman" w:cs="Times New Roman"/>
         </w:rPr>
-        <w:t>th</w:t>
-      </w:r>
-      <w:r>
-        <w:rPr>
-          <w:rFonts w:ascii="Times New Roman" w:hAnsi="Times New Roman" w:cs="Times New Roman"/>
-        </w:rPr>
-        <w:t>e</w:t>
+        <w:t>the</w:t>
       </w:r>
       <w:proofErr w:type="spellEnd"/>
       <w:r>
@@ -4484,13 +3954,7 @@
         <w:rPr>
           <w:rFonts w:ascii="Times New Roman" w:hAnsi="Times New Roman" w:cs="Times New Roman"/>
         </w:rPr>
-        <w:t xml:space="preserve"> de Lara; STEINER, Maria Teresinha Ar</w:t>
-      </w:r>
-      <w:r>
-        <w:rPr>
-          <w:rFonts w:ascii="Times New Roman" w:hAnsi="Times New Roman" w:cs="Times New Roman"/>
-        </w:rPr>
-        <w:t xml:space="preserve">ns; GÓES, Anderson </w:t>
+        <w:t xml:space="preserve"> de Lara; STEINER, Maria Teresinha Arns; GÓES, Anderson </w:t>
       </w:r>
       <w:proofErr w:type="spellStart"/>
       <w:r>
@@ -4504,13 +3968,7 @@
         <w:rPr>
           <w:rFonts w:ascii="Times New Roman" w:hAnsi="Times New Roman" w:cs="Times New Roman"/>
         </w:rPr>
-        <w:t xml:space="preserve"> Teixeira. O problema de horários em escolas e universidades: uma revisão sistemática da literatura. Pesquisa Operacional, Rio de Janeiro, v. 39, n. 2, p. 245-274, 2019. Disponível em: https://doi.org/10.1590/0101-7438.2019.039.02.0</w:t>
-      </w:r>
-      <w:r>
-        <w:rPr>
-          <w:rFonts w:ascii="Times New Roman" w:hAnsi="Times New Roman" w:cs="Times New Roman"/>
-        </w:rPr>
-        <w:t>245.</w:t>
+        <w:t xml:space="preserve"> Teixeira. O problema de horários em escolas e universidades: uma revisão sistemática da literatura. Pesquisa Operacional, Rio de Janeiro, v. 39, n. 2, p. 245-274, 2019. Disponível em: https://doi.org/10.1590/0101-7438.2019.039.02.0245.</w:t>
       </w:r>
     </w:p>
     <w:p>
@@ -4692,13 +4150,7 @@
         <w:rPr>
           <w:rFonts w:ascii="Times New Roman" w:hAnsi="Times New Roman" w:cs="Times New Roman"/>
         </w:rPr>
-        <w:t xml:space="preserve"> procedures. Gestão &amp; Produção, São Carlos, v. 26,</w:t>
-      </w:r>
-      <w:r>
-        <w:rPr>
-          <w:rFonts w:ascii="Times New Roman" w:hAnsi="Times New Roman" w:cs="Times New Roman"/>
-        </w:rPr>
-        <w:t xml:space="preserve"> n. 4, e3421, 2019. DOI: 10.1590/0104-530X3241-19.</w:t>
+        <w:t xml:space="preserve"> procedures. Gestão &amp; Produção, São Carlos, v. 26, n. 4, e3421, 2019. DOI: 10.1590/0104-530X3241-19.</w:t>
       </w:r>
     </w:p>
     <w:p>
@@ -4852,20 +4304,840 @@
         <w:rPr>
           <w:rFonts w:ascii="Times New Roman" w:hAnsi="Times New Roman" w:cs="Times New Roman"/>
         </w:rPr>
+        <w:t>BRASIL. Secretaria de Governo Digital. Guia IA Generativa. Brasília, DF: Ministério da Gestão e da Inovação em Serviços Públicos, 2024. Disponível em: https://www.gov.br/governodigital/pt-br/infraestrutura-nacional-de-dados/inteligencia-artificial-1/publicacoes/guia-ia-generativa.</w:t>
+      </w:r>
+    </w:p>
+    <w:p>
+      <w:pPr>
+        <w:spacing w:after="120" w:line="240" w:lineRule="auto"/>
+        <w:rPr>
+          <w:rFonts w:ascii="Times New Roman" w:hAnsi="Times New Roman" w:cs="Times New Roman"/>
+        </w:rPr>
+      </w:pPr>
+      <w:r>
+        <w:rPr>
+          <w:rFonts w:ascii="Times New Roman" w:hAnsi="Times New Roman" w:cs="Times New Roman"/>
+        </w:rPr>
+        <w:t xml:space="preserve">COOPER, Tim B.; KINGSTON, Jeffrey H. The </w:t>
+      </w:r>
+      <w:proofErr w:type="spellStart"/>
+      <w:r>
+        <w:rPr>
+          <w:rFonts w:ascii="Times New Roman" w:hAnsi="Times New Roman" w:cs="Times New Roman"/>
+        </w:rPr>
+        <w:t>complexity</w:t>
+      </w:r>
+      <w:proofErr w:type="spellEnd"/>
+      <w:r>
+        <w:rPr>
+          <w:rFonts w:ascii="Times New Roman" w:hAnsi="Times New Roman" w:cs="Times New Roman"/>
+        </w:rPr>
+        <w:t xml:space="preserve"> </w:t>
+      </w:r>
+      <w:proofErr w:type="spellStart"/>
+      <w:r>
+        <w:rPr>
+          <w:rFonts w:ascii="Times New Roman" w:hAnsi="Times New Roman" w:cs="Times New Roman"/>
+        </w:rPr>
+        <w:t>of</w:t>
+      </w:r>
+      <w:proofErr w:type="spellEnd"/>
+      <w:r>
+        <w:rPr>
+          <w:rFonts w:ascii="Times New Roman" w:hAnsi="Times New Roman" w:cs="Times New Roman"/>
+        </w:rPr>
+        <w:t xml:space="preserve"> </w:t>
+      </w:r>
+      <w:proofErr w:type="spellStart"/>
+      <w:r>
+        <w:rPr>
+          <w:rFonts w:ascii="Times New Roman" w:hAnsi="Times New Roman" w:cs="Times New Roman"/>
+        </w:rPr>
+        <w:t>timetable</w:t>
+      </w:r>
+      <w:proofErr w:type="spellEnd"/>
+      <w:r>
+        <w:rPr>
+          <w:rFonts w:ascii="Times New Roman" w:hAnsi="Times New Roman" w:cs="Times New Roman"/>
+        </w:rPr>
+        <w:t xml:space="preserve"> </w:t>
+      </w:r>
+      <w:proofErr w:type="spellStart"/>
+      <w:r>
+        <w:rPr>
+          <w:rFonts w:ascii="Times New Roman" w:hAnsi="Times New Roman" w:cs="Times New Roman"/>
+        </w:rPr>
+        <w:t>construction</w:t>
+      </w:r>
+      <w:proofErr w:type="spellEnd"/>
+      <w:r>
+        <w:rPr>
+          <w:rFonts w:ascii="Times New Roman" w:hAnsi="Times New Roman" w:cs="Times New Roman"/>
+        </w:rPr>
+        <w:t xml:space="preserve"> </w:t>
+      </w:r>
+      <w:proofErr w:type="spellStart"/>
+      <w:r>
+        <w:rPr>
+          <w:rFonts w:ascii="Times New Roman" w:hAnsi="Times New Roman" w:cs="Times New Roman"/>
+        </w:rPr>
+        <w:t>problems</w:t>
+      </w:r>
+      <w:proofErr w:type="spellEnd"/>
+      <w:r>
+        <w:rPr>
+          <w:rFonts w:ascii="Times New Roman" w:hAnsi="Times New Roman" w:cs="Times New Roman"/>
+        </w:rPr>
+        <w:t xml:space="preserve">. In: INTERNATIONAL CONFERENCE ON THE PRACTICE AND THEORY OF AUTOMATED TIMETABLING, 1., 1995, Napier. </w:t>
+      </w:r>
+      <w:proofErr w:type="spellStart"/>
+      <w:r>
+        <w:rPr>
+          <w:rFonts w:ascii="Times New Roman" w:hAnsi="Times New Roman" w:cs="Times New Roman"/>
+        </w:rPr>
+        <w:t>Proceedings</w:t>
+      </w:r>
+      <w:proofErr w:type="spellEnd"/>
+      <w:r>
+        <w:rPr>
+          <w:rFonts w:ascii="Times New Roman" w:hAnsi="Times New Roman" w:cs="Times New Roman"/>
+        </w:rPr>
+        <w:t xml:space="preserve"> 1995. p. 281-295.</w:t>
+      </w:r>
+    </w:p>
+    <w:p>
+      <w:pPr>
+        <w:spacing w:after="120" w:line="240" w:lineRule="auto"/>
+        <w:rPr>
+          <w:rFonts w:ascii="Times New Roman" w:hAnsi="Times New Roman" w:cs="Times New Roman"/>
+        </w:rPr>
+      </w:pPr>
+      <w:r>
+        <w:rPr>
+          <w:rFonts w:ascii="Times New Roman" w:hAnsi="Times New Roman" w:cs="Times New Roman"/>
+        </w:rPr>
+        <w:t xml:space="preserve">COUTO, Diego </w:t>
+      </w:r>
+      <w:proofErr w:type="spellStart"/>
+      <w:r>
+        <w:rPr>
+          <w:rFonts w:ascii="Times New Roman" w:hAnsi="Times New Roman" w:cs="Times New Roman"/>
+        </w:rPr>
+        <w:t>Taliateli</w:t>
+      </w:r>
+      <w:proofErr w:type="spellEnd"/>
+      <w:r>
+        <w:rPr>
+          <w:rFonts w:ascii="Times New Roman" w:hAnsi="Times New Roman" w:cs="Times New Roman"/>
+        </w:rPr>
+        <w:t xml:space="preserve"> do; PAULINO, Felipe Crispim. Estudo do problema de alocação de salas aplicado ao IFG – </w:t>
+      </w:r>
+      <w:proofErr w:type="spellStart"/>
+      <w:r>
+        <w:rPr>
+          <w:rFonts w:ascii="Times New Roman" w:hAnsi="Times New Roman" w:cs="Times New Roman"/>
+        </w:rPr>
+        <w:t>Câmpus</w:t>
+      </w:r>
+      <w:proofErr w:type="spellEnd"/>
+      <w:r>
+        <w:rPr>
+          <w:rFonts w:ascii="Times New Roman" w:hAnsi="Times New Roman" w:cs="Times New Roman"/>
+        </w:rPr>
+        <w:t xml:space="preserve"> Goiânia. 2018-2019. 65 f. Trabalho de Conclusão de Curso (Graduação) – Instituto Federal de Educação, Ciência e Tecnologia de Goiás, Goiânia, 2019.</w:t>
+      </w:r>
+    </w:p>
+    <w:p>
+      <w:pPr>
+        <w:spacing w:after="120" w:line="240" w:lineRule="auto"/>
+        <w:rPr>
+          <w:rFonts w:ascii="Times New Roman" w:hAnsi="Times New Roman" w:cs="Times New Roman"/>
+        </w:rPr>
+      </w:pPr>
+      <w:r>
+        <w:rPr>
+          <w:rFonts w:ascii="Times New Roman" w:hAnsi="Times New Roman" w:cs="Times New Roman"/>
+        </w:rPr>
+        <w:t xml:space="preserve">DAVILA, N. Como a IA generativa está redefinindo o desenvolvimento de software. </w:t>
+      </w:r>
+      <w:proofErr w:type="spellStart"/>
+      <w:r>
+        <w:rPr>
+          <w:rFonts w:ascii="Times New Roman" w:hAnsi="Times New Roman" w:cs="Times New Roman"/>
+        </w:rPr>
+        <w:t>Zup</w:t>
+      </w:r>
+      <w:proofErr w:type="spellEnd"/>
+      <w:r>
+        <w:rPr>
+          <w:rFonts w:ascii="Times New Roman" w:hAnsi="Times New Roman" w:cs="Times New Roman"/>
+        </w:rPr>
+        <w:t xml:space="preserve"> </w:t>
+      </w:r>
+      <w:proofErr w:type="spellStart"/>
+      <w:r>
+        <w:rPr>
+          <w:rFonts w:ascii="Times New Roman" w:hAnsi="Times New Roman" w:cs="Times New Roman"/>
+        </w:rPr>
+        <w:t>Innovation</w:t>
+      </w:r>
+      <w:proofErr w:type="spellEnd"/>
+      <w:r>
+        <w:rPr>
+          <w:rFonts w:ascii="Times New Roman" w:hAnsi="Times New Roman" w:cs="Times New Roman"/>
+        </w:rPr>
+        <w:t>, São Paulo, 12 jun. 2026. Disponível em: https://zup.com.br/blog/ia-generativa-engenharia-de-software/.</w:t>
+      </w:r>
+    </w:p>
+    <w:p>
+      <w:pPr>
+        <w:spacing w:after="120" w:line="240" w:lineRule="auto"/>
+        <w:rPr>
+          <w:rFonts w:ascii="Times New Roman" w:hAnsi="Times New Roman" w:cs="Times New Roman"/>
+        </w:rPr>
+      </w:pPr>
+      <w:r>
+        <w:rPr>
+          <w:rFonts w:ascii="Times New Roman" w:hAnsi="Times New Roman" w:cs="Times New Roman"/>
+        </w:rPr>
+        <w:t xml:space="preserve">DUARTE, Fábio; FIRMINO, Rodrigo. Da coisa ao objeto, do artefato à tecnologia ubíqua. </w:t>
+      </w:r>
+      <w:proofErr w:type="spellStart"/>
+      <w:r>
+        <w:rPr>
+          <w:rFonts w:ascii="Times New Roman" w:hAnsi="Times New Roman" w:cs="Times New Roman"/>
+        </w:rPr>
+        <w:t>ComCiência</w:t>
+      </w:r>
+      <w:proofErr w:type="spellEnd"/>
+      <w:r>
+        <w:rPr>
+          <w:rFonts w:ascii="Times New Roman" w:hAnsi="Times New Roman" w:cs="Times New Roman"/>
+        </w:rPr>
+        <w:t>, Campinas, n. 131, 2011.</w:t>
+      </w:r>
+    </w:p>
+    <w:p>
+      <w:pPr>
+        <w:spacing w:after="120" w:line="240" w:lineRule="auto"/>
+        <w:rPr>
+          <w:rFonts w:ascii="Times New Roman" w:hAnsi="Times New Roman" w:cs="Times New Roman"/>
+        </w:rPr>
+      </w:pPr>
+      <w:r>
+        <w:rPr>
+          <w:rFonts w:ascii="Times New Roman" w:hAnsi="Times New Roman" w:cs="Times New Roman"/>
+        </w:rPr>
+        <w:t xml:space="preserve">GUTOWSKA, Anna. </w:t>
+      </w:r>
+      <w:proofErr w:type="spellStart"/>
+      <w:r>
+        <w:rPr>
+          <w:rFonts w:ascii="Times New Roman" w:hAnsi="Times New Roman" w:cs="Times New Roman"/>
+        </w:rPr>
+        <w:t>What</w:t>
+      </w:r>
+      <w:proofErr w:type="spellEnd"/>
+      <w:r>
+        <w:rPr>
+          <w:rFonts w:ascii="Times New Roman" w:hAnsi="Times New Roman" w:cs="Times New Roman"/>
+        </w:rPr>
+        <w:t xml:space="preserve"> </w:t>
+      </w:r>
+      <w:proofErr w:type="spellStart"/>
+      <w:r>
+        <w:rPr>
+          <w:rFonts w:ascii="Times New Roman" w:hAnsi="Times New Roman" w:cs="Times New Roman"/>
+        </w:rPr>
+        <w:t>is</w:t>
+      </w:r>
+      <w:proofErr w:type="spellEnd"/>
+      <w:r>
+        <w:rPr>
+          <w:rFonts w:ascii="Times New Roman" w:hAnsi="Times New Roman" w:cs="Times New Roman"/>
+        </w:rPr>
+        <w:t xml:space="preserve"> </w:t>
+      </w:r>
+      <w:proofErr w:type="spellStart"/>
+      <w:r>
+        <w:rPr>
+          <w:rFonts w:ascii="Times New Roman" w:hAnsi="Times New Roman" w:cs="Times New Roman"/>
+        </w:rPr>
+        <w:t>Spec-Driven</w:t>
+      </w:r>
+      <w:proofErr w:type="spellEnd"/>
+      <w:r>
+        <w:rPr>
+          <w:rFonts w:ascii="Times New Roman" w:hAnsi="Times New Roman" w:cs="Times New Roman"/>
+        </w:rPr>
+        <w:t xml:space="preserve"> </w:t>
+      </w:r>
+      <w:proofErr w:type="spellStart"/>
+      <w:r>
+        <w:rPr>
+          <w:rFonts w:ascii="Times New Roman" w:hAnsi="Times New Roman" w:cs="Times New Roman"/>
+        </w:rPr>
+        <w:t>Development</w:t>
+      </w:r>
+      <w:proofErr w:type="spellEnd"/>
+      <w:r>
+        <w:rPr>
+          <w:rFonts w:ascii="Times New Roman" w:hAnsi="Times New Roman" w:cs="Times New Roman"/>
+        </w:rPr>
+        <w:t xml:space="preserve">? IBM </w:t>
+      </w:r>
+      <w:proofErr w:type="spellStart"/>
+      <w:r>
+        <w:rPr>
+          <w:rFonts w:ascii="Times New Roman" w:hAnsi="Times New Roman" w:cs="Times New Roman"/>
+        </w:rPr>
+        <w:t>Think</w:t>
+      </w:r>
+      <w:proofErr w:type="spellEnd"/>
+      <w:r>
+        <w:rPr>
+          <w:rFonts w:ascii="Times New Roman" w:hAnsi="Times New Roman" w:cs="Times New Roman"/>
+        </w:rPr>
+        <w:t>, 19 maio 2026. Disponível em: https://www.ibm.com/think/topics/spec-driven-development. Acesso em: 26 set. 2026.</w:t>
+      </w:r>
+    </w:p>
+    <w:p>
+      <w:pPr>
+        <w:spacing w:after="120" w:line="240" w:lineRule="auto"/>
+        <w:rPr>
+          <w:rFonts w:ascii="Times New Roman" w:hAnsi="Times New Roman" w:cs="Times New Roman"/>
+        </w:rPr>
+      </w:pPr>
+      <w:r>
+        <w:rPr>
+          <w:rFonts w:ascii="Times New Roman" w:hAnsi="Times New Roman" w:cs="Times New Roman"/>
+        </w:rPr>
+        <w:t xml:space="preserve">KARPATHY, </w:t>
+      </w:r>
+      <w:proofErr w:type="spellStart"/>
+      <w:r>
+        <w:rPr>
+          <w:rFonts w:ascii="Times New Roman" w:hAnsi="Times New Roman" w:cs="Times New Roman"/>
+        </w:rPr>
+        <w:t>Andrej</w:t>
+      </w:r>
+      <w:proofErr w:type="spellEnd"/>
+      <w:r>
+        <w:rPr>
+          <w:rFonts w:ascii="Times New Roman" w:hAnsi="Times New Roman" w:cs="Times New Roman"/>
+        </w:rPr>
+        <w:t xml:space="preserve">. Software </w:t>
+      </w:r>
+      <w:proofErr w:type="spellStart"/>
+      <w:r>
+        <w:rPr>
+          <w:rFonts w:ascii="Times New Roman" w:hAnsi="Times New Roman" w:cs="Times New Roman"/>
+        </w:rPr>
+        <w:t>Is</w:t>
+      </w:r>
+      <w:proofErr w:type="spellEnd"/>
+      <w:r>
+        <w:rPr>
+          <w:rFonts w:ascii="Times New Roman" w:hAnsi="Times New Roman" w:cs="Times New Roman"/>
+        </w:rPr>
+        <w:t xml:space="preserve"> </w:t>
+      </w:r>
+      <w:proofErr w:type="spellStart"/>
+      <w:r>
+        <w:rPr>
+          <w:rFonts w:ascii="Times New Roman" w:hAnsi="Times New Roman" w:cs="Times New Roman"/>
+        </w:rPr>
+        <w:t>Changing</w:t>
+      </w:r>
+      <w:proofErr w:type="spellEnd"/>
+      <w:r>
+        <w:rPr>
+          <w:rFonts w:ascii="Times New Roman" w:hAnsi="Times New Roman" w:cs="Times New Roman"/>
+        </w:rPr>
+        <w:t xml:space="preserve"> (</w:t>
+      </w:r>
+      <w:proofErr w:type="spellStart"/>
+      <w:r>
+        <w:rPr>
+          <w:rFonts w:ascii="Times New Roman" w:hAnsi="Times New Roman" w:cs="Times New Roman"/>
+        </w:rPr>
+        <w:t>Again</w:t>
+      </w:r>
+      <w:proofErr w:type="spellEnd"/>
+      <w:r>
+        <w:rPr>
+          <w:rFonts w:ascii="Times New Roman" w:hAnsi="Times New Roman" w:cs="Times New Roman"/>
+        </w:rPr>
+        <w:t xml:space="preserve">). AI Startup </w:t>
+      </w:r>
+      <w:proofErr w:type="spellStart"/>
+      <w:r>
+        <w:rPr>
+          <w:rFonts w:ascii="Times New Roman" w:hAnsi="Times New Roman" w:cs="Times New Roman"/>
+        </w:rPr>
+        <w:t>School</w:t>
+      </w:r>
+      <w:proofErr w:type="spellEnd"/>
+      <w:r>
+        <w:rPr>
+          <w:rFonts w:ascii="Times New Roman" w:hAnsi="Times New Roman" w:cs="Times New Roman"/>
+        </w:rPr>
+        <w:t>, San Francisco, 17 jun. 2025. Palestra. Disponível em: https://www.youtube.com/watch?v=LCEmiRjPEtQ. Acesso em: 26 set. 2026.</w:t>
+      </w:r>
+    </w:p>
+    <w:p>
+      <w:pPr>
+        <w:spacing w:after="120" w:line="240" w:lineRule="auto"/>
+        <w:rPr>
+          <w:rFonts w:ascii="Times New Roman" w:hAnsi="Times New Roman" w:cs="Times New Roman"/>
+        </w:rPr>
+      </w:pPr>
+      <w:r>
+        <w:rPr>
+          <w:rFonts w:ascii="Times New Roman" w:hAnsi="Times New Roman" w:cs="Times New Roman"/>
+        </w:rPr>
+        <w:t xml:space="preserve">KONSTANTINOU, Michael; TAMBON, </w:t>
+      </w:r>
+      <w:proofErr w:type="spellStart"/>
+      <w:r>
+        <w:rPr>
+          <w:rFonts w:ascii="Times New Roman" w:hAnsi="Times New Roman" w:cs="Times New Roman"/>
+        </w:rPr>
+        <w:t>Florian</w:t>
+      </w:r>
+      <w:proofErr w:type="spellEnd"/>
+      <w:r>
+        <w:rPr>
+          <w:rFonts w:ascii="Times New Roman" w:hAnsi="Times New Roman" w:cs="Times New Roman"/>
+        </w:rPr>
+        <w:t xml:space="preserve">; PAPADAKIS, Mike. </w:t>
+      </w:r>
+      <w:proofErr w:type="spellStart"/>
+      <w:r>
+        <w:rPr>
+          <w:rFonts w:ascii="Times New Roman" w:hAnsi="Times New Roman" w:cs="Times New Roman"/>
+        </w:rPr>
+        <w:t>On</w:t>
+      </w:r>
+      <w:proofErr w:type="spellEnd"/>
+      <w:r>
+        <w:rPr>
+          <w:rFonts w:ascii="Times New Roman" w:hAnsi="Times New Roman" w:cs="Times New Roman"/>
+        </w:rPr>
+        <w:t xml:space="preserve"> </w:t>
+      </w:r>
+      <w:proofErr w:type="spellStart"/>
+      <w:r>
+        <w:rPr>
+          <w:rFonts w:ascii="Times New Roman" w:hAnsi="Times New Roman" w:cs="Times New Roman"/>
+        </w:rPr>
+        <w:t>the</w:t>
+      </w:r>
+      <w:proofErr w:type="spellEnd"/>
+      <w:r>
+        <w:rPr>
+          <w:rFonts w:ascii="Times New Roman" w:hAnsi="Times New Roman" w:cs="Times New Roman"/>
+        </w:rPr>
+        <w:t xml:space="preserve"> </w:t>
+      </w:r>
+      <w:proofErr w:type="spellStart"/>
+      <w:r>
+        <w:rPr>
+          <w:rFonts w:ascii="Times New Roman" w:hAnsi="Times New Roman" w:cs="Times New Roman"/>
+        </w:rPr>
+        <w:t>risk</w:t>
+      </w:r>
+      <w:proofErr w:type="spellEnd"/>
+      <w:r>
+        <w:rPr>
+          <w:rFonts w:ascii="Times New Roman" w:hAnsi="Times New Roman" w:cs="Times New Roman"/>
+        </w:rPr>
+        <w:t xml:space="preserve"> </w:t>
+      </w:r>
+      <w:proofErr w:type="spellStart"/>
+      <w:r>
+        <w:rPr>
+          <w:rFonts w:ascii="Times New Roman" w:hAnsi="Times New Roman" w:cs="Times New Roman"/>
+        </w:rPr>
+        <w:t>of</w:t>
+      </w:r>
+      <w:proofErr w:type="spellEnd"/>
+      <w:r>
+        <w:rPr>
+          <w:rFonts w:ascii="Times New Roman" w:hAnsi="Times New Roman" w:cs="Times New Roman"/>
+        </w:rPr>
+        <w:t xml:space="preserve"> </w:t>
+      </w:r>
+      <w:proofErr w:type="spellStart"/>
+      <w:r>
+        <w:rPr>
+          <w:rFonts w:ascii="Times New Roman" w:hAnsi="Times New Roman" w:cs="Times New Roman"/>
+        </w:rPr>
+        <w:t>coding</w:t>
+      </w:r>
+      <w:proofErr w:type="spellEnd"/>
+      <w:r>
+        <w:rPr>
+          <w:rFonts w:ascii="Times New Roman" w:hAnsi="Times New Roman" w:cs="Times New Roman"/>
+        </w:rPr>
+        <w:t xml:space="preserve"> </w:t>
+      </w:r>
+      <w:proofErr w:type="spellStart"/>
+      <w:r>
+        <w:rPr>
+          <w:rFonts w:ascii="Times New Roman" w:hAnsi="Times New Roman" w:cs="Times New Roman"/>
+        </w:rPr>
+        <w:t>before</w:t>
+      </w:r>
+      <w:proofErr w:type="spellEnd"/>
+      <w:r>
+        <w:rPr>
+          <w:rFonts w:ascii="Times New Roman" w:hAnsi="Times New Roman" w:cs="Times New Roman"/>
+        </w:rPr>
+        <w:t xml:space="preserve"> </w:t>
+      </w:r>
+      <w:proofErr w:type="spellStart"/>
+      <w:r>
+        <w:rPr>
+          <w:rFonts w:ascii="Times New Roman" w:hAnsi="Times New Roman" w:cs="Times New Roman"/>
+        </w:rPr>
+        <w:t>testing</w:t>
+      </w:r>
+      <w:proofErr w:type="spellEnd"/>
+      <w:r>
+        <w:rPr>
+          <w:rFonts w:ascii="Times New Roman" w:hAnsi="Times New Roman" w:cs="Times New Roman"/>
+        </w:rPr>
+        <w:t xml:space="preserve">: </w:t>
+      </w:r>
+      <w:proofErr w:type="spellStart"/>
+      <w:r>
+        <w:rPr>
+          <w:rFonts w:ascii="Times New Roman" w:hAnsi="Times New Roman" w:cs="Times New Roman"/>
+        </w:rPr>
+        <w:t>An</w:t>
+      </w:r>
+      <w:proofErr w:type="spellEnd"/>
+      <w:r>
+        <w:rPr>
+          <w:rFonts w:ascii="Times New Roman" w:hAnsi="Times New Roman" w:cs="Times New Roman"/>
+        </w:rPr>
+        <w:t xml:space="preserve"> </w:t>
+      </w:r>
+      <w:proofErr w:type="spellStart"/>
+      <w:r>
+        <w:rPr>
+          <w:rFonts w:ascii="Times New Roman" w:hAnsi="Times New Roman" w:cs="Times New Roman"/>
+        </w:rPr>
+        <w:t>empirical</w:t>
+      </w:r>
+      <w:proofErr w:type="spellEnd"/>
+      <w:r>
+        <w:rPr>
+          <w:rFonts w:ascii="Times New Roman" w:hAnsi="Times New Roman" w:cs="Times New Roman"/>
+        </w:rPr>
+        <w:t xml:space="preserve"> </w:t>
+      </w:r>
+      <w:proofErr w:type="spellStart"/>
+      <w:r>
+        <w:rPr>
+          <w:rFonts w:ascii="Times New Roman" w:hAnsi="Times New Roman" w:cs="Times New Roman"/>
+        </w:rPr>
+        <w:t>study</w:t>
+      </w:r>
+      <w:proofErr w:type="spellEnd"/>
+      <w:r>
+        <w:rPr>
+          <w:rFonts w:ascii="Times New Roman" w:hAnsi="Times New Roman" w:cs="Times New Roman"/>
+        </w:rPr>
+        <w:t xml:space="preserve"> </w:t>
+      </w:r>
+      <w:proofErr w:type="spellStart"/>
+      <w:r>
+        <w:rPr>
+          <w:rFonts w:ascii="Times New Roman" w:hAnsi="Times New Roman" w:cs="Times New Roman"/>
+        </w:rPr>
+        <w:t>on</w:t>
+      </w:r>
+      <w:proofErr w:type="spellEnd"/>
+      <w:r>
+        <w:rPr>
+          <w:rFonts w:ascii="Times New Roman" w:hAnsi="Times New Roman" w:cs="Times New Roman"/>
+        </w:rPr>
+        <w:t xml:space="preserve"> LLM-</w:t>
+      </w:r>
+      <w:proofErr w:type="spellStart"/>
+      <w:r>
+        <w:rPr>
+          <w:rFonts w:ascii="Times New Roman" w:hAnsi="Times New Roman" w:cs="Times New Roman"/>
+        </w:rPr>
+        <w:t>based</w:t>
+      </w:r>
+      <w:proofErr w:type="spellEnd"/>
+      <w:r>
+        <w:rPr>
+          <w:rFonts w:ascii="Times New Roman" w:hAnsi="Times New Roman" w:cs="Times New Roman"/>
+        </w:rPr>
+        <w:t xml:space="preserve"> </w:t>
+      </w:r>
+      <w:proofErr w:type="spellStart"/>
+      <w:r>
+        <w:rPr>
+          <w:rFonts w:ascii="Times New Roman" w:hAnsi="Times New Roman" w:cs="Times New Roman"/>
+        </w:rPr>
+        <w:t>test</w:t>
+      </w:r>
+      <w:proofErr w:type="spellEnd"/>
+      <w:r>
+        <w:rPr>
+          <w:rFonts w:ascii="Times New Roman" w:hAnsi="Times New Roman" w:cs="Times New Roman"/>
+        </w:rPr>
+        <w:t xml:space="preserve"> </w:t>
+      </w:r>
+      <w:proofErr w:type="spellStart"/>
+      <w:r>
+        <w:rPr>
+          <w:rFonts w:ascii="Times New Roman" w:hAnsi="Times New Roman" w:cs="Times New Roman"/>
+        </w:rPr>
+        <w:t>generation</w:t>
+      </w:r>
+      <w:proofErr w:type="spellEnd"/>
+      <w:r>
+        <w:rPr>
+          <w:rFonts w:ascii="Times New Roman" w:hAnsi="Times New Roman" w:cs="Times New Roman"/>
+        </w:rPr>
+        <w:t xml:space="preserve"> workflow. </w:t>
+      </w:r>
+      <w:proofErr w:type="spellStart"/>
+      <w:r>
+        <w:rPr>
+          <w:rFonts w:ascii="Times New Roman" w:hAnsi="Times New Roman" w:cs="Times New Roman"/>
+        </w:rPr>
+        <w:t>arXiv</w:t>
+      </w:r>
+      <w:proofErr w:type="spellEnd"/>
+      <w:r>
+        <w:rPr>
+          <w:rFonts w:ascii="Times New Roman" w:hAnsi="Times New Roman" w:cs="Times New Roman"/>
+        </w:rPr>
+        <w:t>, arXiv:2607.05139, 2026. Disponível em: https://arxiv.org/abs/2607.05139. Acesso em: 26 set. 2026.</w:t>
+      </w:r>
+    </w:p>
+    <w:p>
+      <w:pPr>
+        <w:spacing w:after="120" w:line="240" w:lineRule="auto"/>
+        <w:rPr>
+          <w:rFonts w:ascii="Times New Roman" w:hAnsi="Times New Roman" w:cs="Times New Roman"/>
+        </w:rPr>
+      </w:pPr>
+      <w:r>
+        <w:rPr>
+          <w:rFonts w:ascii="Times New Roman" w:hAnsi="Times New Roman" w:cs="Times New Roman"/>
+        </w:rPr>
+        <w:t xml:space="preserve">LAUDON, K. C.; LAUDON, J. P. Sistemas de informação gerenciais. 14. ed. São Paulo: Pearson </w:t>
+      </w:r>
+      <w:proofErr w:type="spellStart"/>
+      <w:r>
+        <w:rPr>
+          <w:rFonts w:ascii="Times New Roman" w:hAnsi="Times New Roman" w:cs="Times New Roman"/>
+        </w:rPr>
+        <w:t>Education</w:t>
+      </w:r>
+      <w:proofErr w:type="spellEnd"/>
+      <w:r>
+        <w:rPr>
+          <w:rFonts w:ascii="Times New Roman" w:hAnsi="Times New Roman" w:cs="Times New Roman"/>
+        </w:rPr>
+        <w:t xml:space="preserve"> do Brasil, 2021.</w:t>
+      </w:r>
+    </w:p>
+    <w:p>
+      <w:pPr>
+        <w:spacing w:after="120" w:line="240" w:lineRule="auto"/>
+        <w:rPr>
+          <w:rFonts w:ascii="Times New Roman" w:hAnsi="Times New Roman" w:cs="Times New Roman"/>
+        </w:rPr>
+      </w:pPr>
+      <w:r>
+        <w:rPr>
+          <w:rFonts w:ascii="Times New Roman" w:hAnsi="Times New Roman" w:cs="Times New Roman"/>
+        </w:rPr>
+        <w:t xml:space="preserve">MICROSOFT. DELIMARSKY, </w:t>
+      </w:r>
+      <w:proofErr w:type="spellStart"/>
+      <w:r>
+        <w:rPr>
+          <w:rFonts w:ascii="Times New Roman" w:hAnsi="Times New Roman" w:cs="Times New Roman"/>
+        </w:rPr>
+        <w:t>Den</w:t>
+      </w:r>
+      <w:proofErr w:type="spellEnd"/>
+      <w:r>
+        <w:rPr>
+          <w:rFonts w:ascii="Times New Roman" w:hAnsi="Times New Roman" w:cs="Times New Roman"/>
+        </w:rPr>
+        <w:t xml:space="preserve">. </w:t>
+      </w:r>
+      <w:proofErr w:type="spellStart"/>
+      <w:r>
+        <w:rPr>
+          <w:rFonts w:ascii="Times New Roman" w:hAnsi="Times New Roman" w:cs="Times New Roman"/>
+        </w:rPr>
+        <w:t>Diving</w:t>
+      </w:r>
+      <w:proofErr w:type="spellEnd"/>
+      <w:r>
+        <w:rPr>
+          <w:rFonts w:ascii="Times New Roman" w:hAnsi="Times New Roman" w:cs="Times New Roman"/>
+        </w:rPr>
+        <w:t xml:space="preserve"> </w:t>
+      </w:r>
+      <w:proofErr w:type="spellStart"/>
+      <w:r>
+        <w:rPr>
+          <w:rFonts w:ascii="Times New Roman" w:hAnsi="Times New Roman" w:cs="Times New Roman"/>
+        </w:rPr>
+        <w:t>Into</w:t>
+      </w:r>
+      <w:proofErr w:type="spellEnd"/>
+      <w:r>
+        <w:rPr>
+          <w:rFonts w:ascii="Times New Roman" w:hAnsi="Times New Roman" w:cs="Times New Roman"/>
+        </w:rPr>
+        <w:t xml:space="preserve"> </w:t>
+      </w:r>
+      <w:proofErr w:type="spellStart"/>
+      <w:r>
+        <w:rPr>
+          <w:rFonts w:ascii="Times New Roman" w:hAnsi="Times New Roman" w:cs="Times New Roman"/>
+        </w:rPr>
+        <w:t>Spec-Driven</w:t>
+      </w:r>
+      <w:proofErr w:type="spellEnd"/>
+      <w:r>
+        <w:rPr>
+          <w:rFonts w:ascii="Times New Roman" w:hAnsi="Times New Roman" w:cs="Times New Roman"/>
+        </w:rPr>
+        <w:t xml:space="preserve"> </w:t>
+      </w:r>
+      <w:proofErr w:type="spellStart"/>
+      <w:r>
+        <w:rPr>
+          <w:rFonts w:ascii="Times New Roman" w:hAnsi="Times New Roman" w:cs="Times New Roman"/>
+        </w:rPr>
+        <w:t>Development</w:t>
+      </w:r>
+      <w:proofErr w:type="spellEnd"/>
+      <w:r>
+        <w:rPr>
+          <w:rFonts w:ascii="Times New Roman" w:hAnsi="Times New Roman" w:cs="Times New Roman"/>
+        </w:rPr>
+        <w:t xml:space="preserve"> </w:t>
+      </w:r>
+      <w:proofErr w:type="spellStart"/>
+      <w:r>
+        <w:rPr>
+          <w:rFonts w:ascii="Times New Roman" w:hAnsi="Times New Roman" w:cs="Times New Roman"/>
+        </w:rPr>
+        <w:t>With</w:t>
+      </w:r>
+      <w:proofErr w:type="spellEnd"/>
+      <w:r>
+        <w:rPr>
+          <w:rFonts w:ascii="Times New Roman" w:hAnsi="Times New Roman" w:cs="Times New Roman"/>
+        </w:rPr>
+        <w:t xml:space="preserve"> GitHub </w:t>
+      </w:r>
+      <w:proofErr w:type="spellStart"/>
+      <w:r>
+        <w:rPr>
+          <w:rFonts w:ascii="Times New Roman" w:hAnsi="Times New Roman" w:cs="Times New Roman"/>
+        </w:rPr>
+        <w:t>Spec</w:t>
+      </w:r>
+      <w:proofErr w:type="spellEnd"/>
+      <w:r>
+        <w:rPr>
+          <w:rFonts w:ascii="Times New Roman" w:hAnsi="Times New Roman" w:cs="Times New Roman"/>
+        </w:rPr>
+        <w:t xml:space="preserve"> Kit. Microsoft for </w:t>
+      </w:r>
+      <w:proofErr w:type="spellStart"/>
+      <w:r>
+        <w:rPr>
+          <w:rFonts w:ascii="Times New Roman" w:hAnsi="Times New Roman" w:cs="Times New Roman"/>
+        </w:rPr>
+        <w:t>Developers</w:t>
+      </w:r>
+      <w:proofErr w:type="spellEnd"/>
+      <w:r>
+        <w:rPr>
+          <w:rFonts w:ascii="Times New Roman" w:hAnsi="Times New Roman" w:cs="Times New Roman"/>
+        </w:rPr>
+        <w:t>, 15 set. 2025. Disponível em: https://developer.microsoft.com/en-us/blog/spec-driven-development-spec-kit/. Acesso em: 26 set. 2026.</w:t>
+      </w:r>
+    </w:p>
+    <w:p>
+      <w:pPr>
+        <w:spacing w:after="120" w:line="240" w:lineRule="auto"/>
+        <w:rPr>
+          <w:rFonts w:ascii="Times New Roman" w:hAnsi="Times New Roman" w:cs="Times New Roman"/>
+        </w:rPr>
+      </w:pPr>
+      <w:r>
+        <w:rPr>
+          <w:rFonts w:ascii="Times New Roman" w:hAnsi="Times New Roman" w:cs="Times New Roman"/>
+        </w:rPr>
+        <w:t>PRESSMAN, R. S.; MAXIM, B. R. Engenharia de software: uma abordagem profissional. 9. ed. Porto Alegre: AMGH, 2021.</w:t>
+      </w:r>
+    </w:p>
+    <w:p>
+      <w:pPr>
+        <w:spacing w:after="120" w:line="240" w:lineRule="auto"/>
+        <w:rPr>
+          <w:rFonts w:ascii="Times New Roman" w:hAnsi="Times New Roman" w:cs="Times New Roman"/>
+        </w:rPr>
+      </w:pPr>
+      <w:r>
+        <w:rPr>
+          <w:rFonts w:ascii="Times New Roman" w:hAnsi="Times New Roman" w:cs="Times New Roman"/>
+        </w:rPr>
+        <w:t xml:space="preserve">SANTAELLA, Lucia. A ecologia plural da comunicação: conectividade, mobilidade, ubiquidade. São Paulo: </w:t>
+      </w:r>
+      <w:proofErr w:type="spellStart"/>
+      <w:r>
+        <w:rPr>
+          <w:rFonts w:ascii="Times New Roman" w:hAnsi="Times New Roman" w:cs="Times New Roman"/>
+        </w:rPr>
+        <w:t>Paulus</w:t>
+      </w:r>
+      <w:proofErr w:type="spellEnd"/>
+      <w:r>
+        <w:rPr>
+          <w:rFonts w:ascii="Times New Roman" w:hAnsi="Times New Roman" w:cs="Times New Roman"/>
+        </w:rPr>
+        <w:t>, 2010.</w:t>
+      </w:r>
+    </w:p>
+    <w:p>
+      <w:pPr>
+        <w:spacing w:after="120" w:line="240" w:lineRule="auto"/>
+        <w:rPr>
+          <w:rFonts w:ascii="Times New Roman" w:hAnsi="Times New Roman" w:cs="Times New Roman"/>
+        </w:rPr>
+      </w:pPr>
+      <w:r>
+        <w:rPr>
+          <w:rFonts w:ascii="Times New Roman" w:hAnsi="Times New Roman" w:cs="Times New Roman"/>
+        </w:rPr>
+        <w:t xml:space="preserve">UNIVERSIDADE ESTADUAL DE CAMPINAS (UNICAMP). Instituto de Computação. Desenvolvimento de software apoiado por IA generativa [Programa de Curso]. Campinas: Unicamp, </w:t>
+      </w:r>
+      <w:r>
+        <w:rPr>
+          <w:rFonts w:ascii="Times New Roman" w:hAnsi="Times New Roman" w:cs="Times New Roman"/>
+        </w:rPr>
         <w:lastRenderedPageBreak/>
-        <w:t>B</w:t>
-      </w:r>
-      <w:r>
-        <w:rPr>
-          <w:rFonts w:ascii="Times New Roman" w:hAnsi="Times New Roman" w:cs="Times New Roman"/>
-        </w:rPr>
-        <w:t>RASIL. Secretaria de Governo Digital. Guia IA Generativa. Brasília, DF: Ministério da Gestão e da Inovação em Serviços Públicos, 2024. Disponível em: https://www.gov.br/governodigital/pt-br/infraestrutura-nacional-de-dados/inteligencia-artificial-1/publica</w:t>
-      </w:r>
-      <w:r>
-        <w:rPr>
-          <w:rFonts w:ascii="Times New Roman" w:hAnsi="Times New Roman" w:cs="Times New Roman"/>
-        </w:rPr>
-        <w:t>coes/guia-ia-generativa.</w:t>
+        <w:t>2026. Disponível em: https://ic.unicamp.br/extensao/cursos/desenvolvimento-de-software-apoiado-por-ia-generativa/.</w:t>
       </w:r>
     </w:p>
     <w:p>
@@ -4879,21 +5151,21 @@
         <w:rPr>
           <w:rFonts w:ascii="Times New Roman" w:hAnsi="Times New Roman" w:cs="Times New Roman"/>
         </w:rPr>
-        <w:t xml:space="preserve">COOPER, Tim B.; KINGSTON, Jeffrey H. The </w:t>
-      </w:r>
-      <w:proofErr w:type="spellStart"/>
-      <w:r>
-        <w:rPr>
-          <w:rFonts w:ascii="Times New Roman" w:hAnsi="Times New Roman" w:cs="Times New Roman"/>
-        </w:rPr>
-        <w:t>complexity</w:t>
-      </w:r>
-      <w:proofErr w:type="spellEnd"/>
-      <w:r>
-        <w:rPr>
-          <w:rFonts w:ascii="Times New Roman" w:hAnsi="Times New Roman" w:cs="Times New Roman"/>
-        </w:rPr>
-        <w:t xml:space="preserve"> </w:t>
+        <w:t>WAZLAWICK, Raul Sidnei. Metodologia de pesquisa para ciência da computação. 2. ed. Rio de Janeiro: Elsevier, 2014.</w:t>
+      </w:r>
+    </w:p>
+    <w:p>
+      <w:pPr>
+        <w:spacing w:after="120" w:line="240" w:lineRule="auto"/>
+        <w:rPr>
+          <w:rFonts w:ascii="Times New Roman" w:hAnsi="Times New Roman" w:cs="Times New Roman"/>
+        </w:rPr>
+      </w:pPr>
+      <w:r>
+        <w:rPr>
+          <w:rFonts w:ascii="Times New Roman" w:hAnsi="Times New Roman" w:cs="Times New Roman"/>
+        </w:rPr>
+        <w:t>WEI, Jason et al. Chain-</w:t>
       </w:r>
       <w:proofErr w:type="spellStart"/>
       <w:r>
@@ -4907,63 +5179,161 @@
         <w:rPr>
           <w:rFonts w:ascii="Times New Roman" w:hAnsi="Times New Roman" w:cs="Times New Roman"/>
         </w:rPr>
-        <w:t xml:space="preserve"> </w:t>
-      </w:r>
-      <w:proofErr w:type="spellStart"/>
-      <w:r>
-        <w:rPr>
-          <w:rFonts w:ascii="Times New Roman" w:hAnsi="Times New Roman" w:cs="Times New Roman"/>
-        </w:rPr>
-        <w:t>timetable</w:t>
-      </w:r>
-      <w:proofErr w:type="spellEnd"/>
-      <w:r>
-        <w:rPr>
-          <w:rFonts w:ascii="Times New Roman" w:hAnsi="Times New Roman" w:cs="Times New Roman"/>
-        </w:rPr>
-        <w:t xml:space="preserve"> </w:t>
-      </w:r>
-      <w:proofErr w:type="spellStart"/>
-      <w:r>
-        <w:rPr>
-          <w:rFonts w:ascii="Times New Roman" w:hAnsi="Times New Roman" w:cs="Times New Roman"/>
-        </w:rPr>
-        <w:t>construction</w:t>
-      </w:r>
-      <w:proofErr w:type="spellEnd"/>
-      <w:r>
-        <w:rPr>
-          <w:rFonts w:ascii="Times New Roman" w:hAnsi="Times New Roman" w:cs="Times New Roman"/>
-        </w:rPr>
-        <w:t xml:space="preserve"> </w:t>
-      </w:r>
-      <w:proofErr w:type="spellStart"/>
-      <w:r>
-        <w:rPr>
-          <w:rFonts w:ascii="Times New Roman" w:hAnsi="Times New Roman" w:cs="Times New Roman"/>
-        </w:rPr>
-        <w:t>problems</w:t>
-      </w:r>
-      <w:proofErr w:type="spellEnd"/>
-      <w:r>
-        <w:rPr>
-          <w:rFonts w:ascii="Times New Roman" w:hAnsi="Times New Roman" w:cs="Times New Roman"/>
-        </w:rPr>
-        <w:t xml:space="preserve">. In: INTERNATIONAL CONFERENCE ON THE PRACTICE AND THEORY OF AUTOMATED TIMETABLING, 1., 1995, Napier. </w:t>
-      </w:r>
-      <w:proofErr w:type="spellStart"/>
-      <w:r>
-        <w:rPr>
-          <w:rFonts w:ascii="Times New Roman" w:hAnsi="Times New Roman" w:cs="Times New Roman"/>
-        </w:rPr>
-        <w:t>Proceedings</w:t>
-      </w:r>
-      <w:proofErr w:type="spellEnd"/>
-      <w:r>
-        <w:rPr>
-          <w:rFonts w:ascii="Times New Roman" w:hAnsi="Times New Roman" w:cs="Times New Roman"/>
-        </w:rPr>
-        <w:t xml:space="preserve"> 1995. p. 281-295.</w:t>
+        <w:t>-</w:t>
+      </w:r>
+      <w:proofErr w:type="spellStart"/>
+      <w:r>
+        <w:rPr>
+          <w:rFonts w:ascii="Times New Roman" w:hAnsi="Times New Roman" w:cs="Times New Roman"/>
+        </w:rPr>
+        <w:t>thought</w:t>
+      </w:r>
+      <w:proofErr w:type="spellEnd"/>
+      <w:r>
+        <w:rPr>
+          <w:rFonts w:ascii="Times New Roman" w:hAnsi="Times New Roman" w:cs="Times New Roman"/>
+        </w:rPr>
+        <w:t xml:space="preserve"> </w:t>
+      </w:r>
+      <w:proofErr w:type="spellStart"/>
+      <w:r>
+        <w:rPr>
+          <w:rFonts w:ascii="Times New Roman" w:hAnsi="Times New Roman" w:cs="Times New Roman"/>
+        </w:rPr>
+        <w:t>prompting</w:t>
+      </w:r>
+      <w:proofErr w:type="spellEnd"/>
+      <w:r>
+        <w:rPr>
+          <w:rFonts w:ascii="Times New Roman" w:hAnsi="Times New Roman" w:cs="Times New Roman"/>
+        </w:rPr>
+        <w:t xml:space="preserve"> </w:t>
+      </w:r>
+      <w:proofErr w:type="spellStart"/>
+      <w:r>
+        <w:rPr>
+          <w:rFonts w:ascii="Times New Roman" w:hAnsi="Times New Roman" w:cs="Times New Roman"/>
+        </w:rPr>
+        <w:t>elicits</w:t>
+      </w:r>
+      <w:proofErr w:type="spellEnd"/>
+      <w:r>
+        <w:rPr>
+          <w:rFonts w:ascii="Times New Roman" w:hAnsi="Times New Roman" w:cs="Times New Roman"/>
+        </w:rPr>
+        <w:t xml:space="preserve"> </w:t>
+      </w:r>
+      <w:proofErr w:type="spellStart"/>
+      <w:r>
+        <w:rPr>
+          <w:rFonts w:ascii="Times New Roman" w:hAnsi="Times New Roman" w:cs="Times New Roman"/>
+        </w:rPr>
+        <w:t>reasoning</w:t>
+      </w:r>
+      <w:proofErr w:type="spellEnd"/>
+      <w:r>
+        <w:rPr>
+          <w:rFonts w:ascii="Times New Roman" w:hAnsi="Times New Roman" w:cs="Times New Roman"/>
+        </w:rPr>
+        <w:t xml:space="preserve"> in </w:t>
+      </w:r>
+      <w:proofErr w:type="spellStart"/>
+      <w:r>
+        <w:rPr>
+          <w:rFonts w:ascii="Times New Roman" w:hAnsi="Times New Roman" w:cs="Times New Roman"/>
+        </w:rPr>
+        <w:t>large</w:t>
+      </w:r>
+      <w:proofErr w:type="spellEnd"/>
+      <w:r>
+        <w:rPr>
+          <w:rFonts w:ascii="Times New Roman" w:hAnsi="Times New Roman" w:cs="Times New Roman"/>
+        </w:rPr>
+        <w:t xml:space="preserve"> </w:t>
+      </w:r>
+      <w:proofErr w:type="spellStart"/>
+      <w:r>
+        <w:rPr>
+          <w:rFonts w:ascii="Times New Roman" w:hAnsi="Times New Roman" w:cs="Times New Roman"/>
+        </w:rPr>
+        <w:t>language</w:t>
+      </w:r>
+      <w:proofErr w:type="spellEnd"/>
+      <w:r>
+        <w:rPr>
+          <w:rFonts w:ascii="Times New Roman" w:hAnsi="Times New Roman" w:cs="Times New Roman"/>
+        </w:rPr>
+        <w:t xml:space="preserve"> </w:t>
+      </w:r>
+      <w:proofErr w:type="spellStart"/>
+      <w:r>
+        <w:rPr>
+          <w:rFonts w:ascii="Times New Roman" w:hAnsi="Times New Roman" w:cs="Times New Roman"/>
+        </w:rPr>
+        <w:t>models</w:t>
+      </w:r>
+      <w:proofErr w:type="spellEnd"/>
+      <w:r>
+        <w:rPr>
+          <w:rFonts w:ascii="Times New Roman" w:hAnsi="Times New Roman" w:cs="Times New Roman"/>
+        </w:rPr>
+        <w:t>. In: CONFERENCE ON NEURAL INFORMATION PROCESSING SYSTEMS (</w:t>
+      </w:r>
+      <w:proofErr w:type="spellStart"/>
+      <w:r>
+        <w:rPr>
+          <w:rFonts w:ascii="Times New Roman" w:hAnsi="Times New Roman" w:cs="Times New Roman"/>
+        </w:rPr>
+        <w:t>NeurIPS</w:t>
+      </w:r>
+      <w:proofErr w:type="spellEnd"/>
+      <w:r>
+        <w:rPr>
+          <w:rFonts w:ascii="Times New Roman" w:hAnsi="Times New Roman" w:cs="Times New Roman"/>
+        </w:rPr>
+        <w:t xml:space="preserve">), 36., 2022. </w:t>
+      </w:r>
+      <w:proofErr w:type="spellStart"/>
+      <w:r>
+        <w:rPr>
+          <w:rFonts w:ascii="Times New Roman" w:hAnsi="Times New Roman" w:cs="Times New Roman"/>
+        </w:rPr>
+        <w:t>Advances</w:t>
+      </w:r>
+      <w:proofErr w:type="spellEnd"/>
+      <w:r>
+        <w:rPr>
+          <w:rFonts w:ascii="Times New Roman" w:hAnsi="Times New Roman" w:cs="Times New Roman"/>
+        </w:rPr>
+        <w:t xml:space="preserve"> in Neural </w:t>
+      </w:r>
+      <w:proofErr w:type="spellStart"/>
+      <w:r>
+        <w:rPr>
+          <w:rFonts w:ascii="Times New Roman" w:hAnsi="Times New Roman" w:cs="Times New Roman"/>
+        </w:rPr>
+        <w:t>Information</w:t>
+      </w:r>
+      <w:proofErr w:type="spellEnd"/>
+      <w:r>
+        <w:rPr>
+          <w:rFonts w:ascii="Times New Roman" w:hAnsi="Times New Roman" w:cs="Times New Roman"/>
+        </w:rPr>
+        <w:t xml:space="preserve"> </w:t>
+      </w:r>
+      <w:proofErr w:type="spellStart"/>
+      <w:r>
+        <w:rPr>
+          <w:rFonts w:ascii="Times New Roman" w:hAnsi="Times New Roman" w:cs="Times New Roman"/>
+        </w:rPr>
+        <w:t>Processing</w:t>
+      </w:r>
+      <w:proofErr w:type="spellEnd"/>
+      <w:r>
+        <w:rPr>
+          <w:rFonts w:ascii="Times New Roman" w:hAnsi="Times New Roman" w:cs="Times New Roman"/>
+        </w:rPr>
+        <w:t xml:space="preserve"> Systems, v. 35, 2022. Disponível em: https://arxiv.org/abs/2201.11903. Acesso em: 26 set. 2026.</w:t>
       </w:r>
     </w:p>
     <w:p>
@@ -4977,35 +5347,63 @@
         <w:rPr>
           <w:rFonts w:ascii="Times New Roman" w:hAnsi="Times New Roman" w:cs="Times New Roman"/>
         </w:rPr>
-        <w:t xml:space="preserve">COUTO, Diego </w:t>
-      </w:r>
-      <w:proofErr w:type="spellStart"/>
-      <w:r>
-        <w:rPr>
-          <w:rFonts w:ascii="Times New Roman" w:hAnsi="Times New Roman" w:cs="Times New Roman"/>
-        </w:rPr>
-        <w:t>Taliateli</w:t>
-      </w:r>
-      <w:proofErr w:type="spellEnd"/>
-      <w:r>
-        <w:rPr>
-          <w:rFonts w:ascii="Times New Roman" w:hAnsi="Times New Roman" w:cs="Times New Roman"/>
-        </w:rPr>
-        <w:t xml:space="preserve"> do; PAULINO, Felipe Crispim. Estudo do problema de alocação de salas aplicado ao IFG – </w:t>
-      </w:r>
-      <w:proofErr w:type="spellStart"/>
-      <w:r>
-        <w:rPr>
-          <w:rFonts w:ascii="Times New Roman" w:hAnsi="Times New Roman" w:cs="Times New Roman"/>
-        </w:rPr>
-        <w:t>Câmpus</w:t>
-      </w:r>
-      <w:proofErr w:type="spellEnd"/>
-      <w:r>
-        <w:rPr>
-          <w:rFonts w:ascii="Times New Roman" w:hAnsi="Times New Roman" w:cs="Times New Roman"/>
-        </w:rPr>
-        <w:t xml:space="preserve"> Goiânia. 2018-2019. 65 f. Trabalho de Conclusão de Curso (Graduação) – Instituto Federal de Educação, Ciência e Tecnologia de Goiás, Goiânia, 2019.</w:t>
+        <w:t xml:space="preserve">WEISER, Mark. The </w:t>
+      </w:r>
+      <w:proofErr w:type="spellStart"/>
+      <w:r>
+        <w:rPr>
+          <w:rFonts w:ascii="Times New Roman" w:hAnsi="Times New Roman" w:cs="Times New Roman"/>
+        </w:rPr>
+        <w:t>computer</w:t>
+      </w:r>
+      <w:proofErr w:type="spellEnd"/>
+      <w:r>
+        <w:rPr>
+          <w:rFonts w:ascii="Times New Roman" w:hAnsi="Times New Roman" w:cs="Times New Roman"/>
+        </w:rPr>
+        <w:t xml:space="preserve"> for </w:t>
+      </w:r>
+      <w:proofErr w:type="spellStart"/>
+      <w:r>
+        <w:rPr>
+          <w:rFonts w:ascii="Times New Roman" w:hAnsi="Times New Roman" w:cs="Times New Roman"/>
+        </w:rPr>
+        <w:t>the</w:t>
+      </w:r>
+      <w:proofErr w:type="spellEnd"/>
+      <w:r>
+        <w:rPr>
+          <w:rFonts w:ascii="Times New Roman" w:hAnsi="Times New Roman" w:cs="Times New Roman"/>
+        </w:rPr>
+        <w:t xml:space="preserve"> 21st </w:t>
+      </w:r>
+      <w:proofErr w:type="spellStart"/>
+      <w:r>
+        <w:rPr>
+          <w:rFonts w:ascii="Times New Roman" w:hAnsi="Times New Roman" w:cs="Times New Roman"/>
+        </w:rPr>
+        <w:t>century</w:t>
+      </w:r>
+      <w:proofErr w:type="spellEnd"/>
+      <w:r>
+        <w:rPr>
+          <w:rFonts w:ascii="Times New Roman" w:hAnsi="Times New Roman" w:cs="Times New Roman"/>
+        </w:rPr>
+        <w:t xml:space="preserve">. </w:t>
+      </w:r>
+      <w:proofErr w:type="spellStart"/>
+      <w:r>
+        <w:rPr>
+          <w:rFonts w:ascii="Times New Roman" w:hAnsi="Times New Roman" w:cs="Times New Roman"/>
+        </w:rPr>
+        <w:t>Scientific</w:t>
+      </w:r>
+      <w:proofErr w:type="spellEnd"/>
+      <w:r>
+        <w:rPr>
+          <w:rFonts w:ascii="Times New Roman" w:hAnsi="Times New Roman" w:cs="Times New Roman"/>
+        </w:rPr>
+        <w:t xml:space="preserve"> American, New York, v. 265, n. 3, p. 94-105, 1991. DOI: 10.1038/scientificamerican0991-94.</w:t>
       </w:r>
     </w:p>
     <w:p>
@@ -5019,319 +5417,91 @@
         <w:rPr>
           <w:rFonts w:ascii="Times New Roman" w:hAnsi="Times New Roman" w:cs="Times New Roman"/>
         </w:rPr>
-        <w:t>DAVI</w:t>
-      </w:r>
-      <w:r>
-        <w:rPr>
-          <w:rFonts w:ascii="Times New Roman" w:hAnsi="Times New Roman" w:cs="Times New Roman"/>
-        </w:rPr>
-        <w:t xml:space="preserve">LA, N. Como a IA generativa está redefinindo o desenvolvimento de software. </w:t>
-      </w:r>
-      <w:proofErr w:type="spellStart"/>
-      <w:r>
-        <w:rPr>
-          <w:rFonts w:ascii="Times New Roman" w:hAnsi="Times New Roman" w:cs="Times New Roman"/>
-        </w:rPr>
-        <w:t>Zup</w:t>
-      </w:r>
-      <w:proofErr w:type="spellEnd"/>
-      <w:r>
-        <w:rPr>
-          <w:rFonts w:ascii="Times New Roman" w:hAnsi="Times New Roman" w:cs="Times New Roman"/>
-        </w:rPr>
-        <w:t xml:space="preserve"> </w:t>
-      </w:r>
-      <w:proofErr w:type="spellStart"/>
-      <w:r>
-        <w:rPr>
-          <w:rFonts w:ascii="Times New Roman" w:hAnsi="Times New Roman" w:cs="Times New Roman"/>
-        </w:rPr>
-        <w:t>Innovation</w:t>
-      </w:r>
-      <w:proofErr w:type="spellEnd"/>
-      <w:r>
-        <w:rPr>
-          <w:rFonts w:ascii="Times New Roman" w:hAnsi="Times New Roman" w:cs="Times New Roman"/>
-        </w:rPr>
-        <w:t>, São Paulo, 12 jun. 2026. Disponível em: https://zup.com.br/blog/ia-generativa-engenharia-de-software/.</w:t>
-      </w:r>
-    </w:p>
-    <w:p>
-      <w:pPr>
-        <w:spacing w:after="120" w:line="240" w:lineRule="auto"/>
-        <w:rPr>
-          <w:rFonts w:ascii="Times New Roman" w:hAnsi="Times New Roman" w:cs="Times New Roman"/>
-        </w:rPr>
-      </w:pPr>
-      <w:r>
-        <w:rPr>
-          <w:rFonts w:ascii="Times New Roman" w:hAnsi="Times New Roman" w:cs="Times New Roman"/>
-        </w:rPr>
-        <w:t>DUARTE, Fábio; FIRMINO, Rodrigo. Da coisa ao objeto, do artef</w:t>
-      </w:r>
-      <w:r>
-        <w:rPr>
-          <w:rFonts w:ascii="Times New Roman" w:hAnsi="Times New Roman" w:cs="Times New Roman"/>
-        </w:rPr>
-        <w:t xml:space="preserve">ato à tecnologia ubíqua. </w:t>
-      </w:r>
-      <w:proofErr w:type="spellStart"/>
-      <w:r>
-        <w:rPr>
-          <w:rFonts w:ascii="Times New Roman" w:hAnsi="Times New Roman" w:cs="Times New Roman"/>
-        </w:rPr>
-        <w:t>ComCiência</w:t>
-      </w:r>
-      <w:proofErr w:type="spellEnd"/>
-      <w:r>
-        <w:rPr>
-          <w:rFonts w:ascii="Times New Roman" w:hAnsi="Times New Roman" w:cs="Times New Roman"/>
-        </w:rPr>
-        <w:t>, Campinas, n. 131, 2011.</w:t>
-      </w:r>
-    </w:p>
-    <w:p>
-      <w:pPr>
-        <w:spacing w:after="120" w:line="240" w:lineRule="auto"/>
-        <w:rPr>
-          <w:rFonts w:ascii="Times New Roman" w:hAnsi="Times New Roman" w:cs="Times New Roman"/>
-        </w:rPr>
-      </w:pPr>
-      <w:r>
-        <w:rPr>
-          <w:rFonts w:ascii="Times New Roman" w:hAnsi="Times New Roman" w:cs="Times New Roman"/>
-        </w:rPr>
-        <w:t xml:space="preserve">GUTOWSKA, Anna. </w:t>
-      </w:r>
-      <w:proofErr w:type="spellStart"/>
-      <w:r>
-        <w:rPr>
-          <w:rFonts w:ascii="Times New Roman" w:hAnsi="Times New Roman" w:cs="Times New Roman"/>
-        </w:rPr>
-        <w:t>What</w:t>
-      </w:r>
-      <w:proofErr w:type="spellEnd"/>
-      <w:r>
-        <w:rPr>
-          <w:rFonts w:ascii="Times New Roman" w:hAnsi="Times New Roman" w:cs="Times New Roman"/>
-        </w:rPr>
-        <w:t xml:space="preserve"> </w:t>
-      </w:r>
-      <w:proofErr w:type="spellStart"/>
-      <w:r>
-        <w:rPr>
-          <w:rFonts w:ascii="Times New Roman" w:hAnsi="Times New Roman" w:cs="Times New Roman"/>
-        </w:rPr>
-        <w:t>is</w:t>
-      </w:r>
-      <w:proofErr w:type="spellEnd"/>
-      <w:r>
-        <w:rPr>
-          <w:rFonts w:ascii="Times New Roman" w:hAnsi="Times New Roman" w:cs="Times New Roman"/>
-        </w:rPr>
-        <w:t xml:space="preserve"> </w:t>
-      </w:r>
-      <w:proofErr w:type="spellStart"/>
-      <w:r>
-        <w:rPr>
-          <w:rFonts w:ascii="Times New Roman" w:hAnsi="Times New Roman" w:cs="Times New Roman"/>
-        </w:rPr>
-        <w:t>Spec-Driven</w:t>
-      </w:r>
-      <w:proofErr w:type="spellEnd"/>
-      <w:r>
-        <w:rPr>
-          <w:rFonts w:ascii="Times New Roman" w:hAnsi="Times New Roman" w:cs="Times New Roman"/>
-        </w:rPr>
-        <w:t xml:space="preserve"> </w:t>
-      </w:r>
-      <w:proofErr w:type="spellStart"/>
-      <w:r>
-        <w:rPr>
-          <w:rFonts w:ascii="Times New Roman" w:hAnsi="Times New Roman" w:cs="Times New Roman"/>
-        </w:rPr>
-        <w:t>Development</w:t>
-      </w:r>
-      <w:proofErr w:type="spellEnd"/>
-      <w:r>
-        <w:rPr>
-          <w:rFonts w:ascii="Times New Roman" w:hAnsi="Times New Roman" w:cs="Times New Roman"/>
-        </w:rPr>
-        <w:t xml:space="preserve">? IBM </w:t>
-      </w:r>
-      <w:proofErr w:type="spellStart"/>
-      <w:r>
-        <w:rPr>
-          <w:rFonts w:ascii="Times New Roman" w:hAnsi="Times New Roman" w:cs="Times New Roman"/>
-        </w:rPr>
-        <w:t>Think</w:t>
-      </w:r>
-      <w:proofErr w:type="spellEnd"/>
-      <w:r>
-        <w:rPr>
-          <w:rFonts w:ascii="Times New Roman" w:hAnsi="Times New Roman" w:cs="Times New Roman"/>
-        </w:rPr>
-        <w:t>, 19 maio 2026. Disponível em: https://www.ibm.com/think/topics/spec-driven-development. Acesso em: 26 set. 2026.</w:t>
-      </w:r>
-    </w:p>
-    <w:p>
-      <w:pPr>
-        <w:spacing w:after="120" w:line="240" w:lineRule="auto"/>
-        <w:rPr>
-          <w:rFonts w:ascii="Times New Roman" w:hAnsi="Times New Roman" w:cs="Times New Roman"/>
-        </w:rPr>
-      </w:pPr>
-      <w:r>
-        <w:rPr>
-          <w:rFonts w:ascii="Times New Roman" w:hAnsi="Times New Roman" w:cs="Times New Roman"/>
-        </w:rPr>
-        <w:t xml:space="preserve">KARPATHY, </w:t>
-      </w:r>
-      <w:proofErr w:type="spellStart"/>
-      <w:r>
-        <w:rPr>
-          <w:rFonts w:ascii="Times New Roman" w:hAnsi="Times New Roman" w:cs="Times New Roman"/>
-        </w:rPr>
-        <w:t>Andrej</w:t>
-      </w:r>
-      <w:proofErr w:type="spellEnd"/>
-      <w:r>
-        <w:rPr>
-          <w:rFonts w:ascii="Times New Roman" w:hAnsi="Times New Roman" w:cs="Times New Roman"/>
-        </w:rPr>
-        <w:t>. Softw</w:t>
-      </w:r>
-      <w:r>
-        <w:rPr>
-          <w:rFonts w:ascii="Times New Roman" w:hAnsi="Times New Roman" w:cs="Times New Roman"/>
-        </w:rPr>
-        <w:t xml:space="preserve">are </w:t>
-      </w:r>
-      <w:proofErr w:type="spellStart"/>
-      <w:r>
-        <w:rPr>
-          <w:rFonts w:ascii="Times New Roman" w:hAnsi="Times New Roman" w:cs="Times New Roman"/>
-        </w:rPr>
-        <w:t>Is</w:t>
-      </w:r>
-      <w:proofErr w:type="spellEnd"/>
-      <w:r>
-        <w:rPr>
-          <w:rFonts w:ascii="Times New Roman" w:hAnsi="Times New Roman" w:cs="Times New Roman"/>
-        </w:rPr>
-        <w:t xml:space="preserve"> </w:t>
-      </w:r>
-      <w:proofErr w:type="spellStart"/>
-      <w:r>
-        <w:rPr>
-          <w:rFonts w:ascii="Times New Roman" w:hAnsi="Times New Roman" w:cs="Times New Roman"/>
-        </w:rPr>
-        <w:t>Changing</w:t>
-      </w:r>
-      <w:proofErr w:type="spellEnd"/>
-      <w:r>
-        <w:rPr>
-          <w:rFonts w:ascii="Times New Roman" w:hAnsi="Times New Roman" w:cs="Times New Roman"/>
-        </w:rPr>
-        <w:t xml:space="preserve"> (</w:t>
-      </w:r>
-      <w:proofErr w:type="spellStart"/>
-      <w:r>
-        <w:rPr>
-          <w:rFonts w:ascii="Times New Roman" w:hAnsi="Times New Roman" w:cs="Times New Roman"/>
-        </w:rPr>
-        <w:t>Again</w:t>
-      </w:r>
-      <w:proofErr w:type="spellEnd"/>
-      <w:r>
-        <w:rPr>
-          <w:rFonts w:ascii="Times New Roman" w:hAnsi="Times New Roman" w:cs="Times New Roman"/>
-        </w:rPr>
-        <w:t xml:space="preserve">). AI Startup </w:t>
-      </w:r>
-      <w:proofErr w:type="spellStart"/>
-      <w:r>
-        <w:rPr>
-          <w:rFonts w:ascii="Times New Roman" w:hAnsi="Times New Roman" w:cs="Times New Roman"/>
-        </w:rPr>
-        <w:t>School</w:t>
-      </w:r>
-      <w:proofErr w:type="spellEnd"/>
-      <w:r>
-        <w:rPr>
-          <w:rFonts w:ascii="Times New Roman" w:hAnsi="Times New Roman" w:cs="Times New Roman"/>
-        </w:rPr>
-        <w:t>, San Francisco, 17 jun. 2025. Palestra. Disponível em: https://www.youtube.com/watch?v=LCEmiRjPEtQ. Acesso em: 26 set. 2026.</w:t>
-      </w:r>
-    </w:p>
-    <w:p>
-      <w:pPr>
-        <w:spacing w:after="120" w:line="240" w:lineRule="auto"/>
-        <w:rPr>
-          <w:rFonts w:ascii="Times New Roman" w:hAnsi="Times New Roman" w:cs="Times New Roman"/>
-        </w:rPr>
-      </w:pPr>
-      <w:r>
-        <w:rPr>
-          <w:rFonts w:ascii="Times New Roman" w:hAnsi="Times New Roman" w:cs="Times New Roman"/>
-        </w:rPr>
-        <w:t xml:space="preserve">KONSTANTINOU, Michael; TAMBON, </w:t>
-      </w:r>
-      <w:proofErr w:type="spellStart"/>
-      <w:r>
-        <w:rPr>
-          <w:rFonts w:ascii="Times New Roman" w:hAnsi="Times New Roman" w:cs="Times New Roman"/>
-        </w:rPr>
-        <w:t>Florian</w:t>
-      </w:r>
-      <w:proofErr w:type="spellEnd"/>
-      <w:r>
-        <w:rPr>
-          <w:rFonts w:ascii="Times New Roman" w:hAnsi="Times New Roman" w:cs="Times New Roman"/>
-        </w:rPr>
-        <w:t xml:space="preserve">; PAPADAKIS, Mike. </w:t>
-      </w:r>
-      <w:proofErr w:type="spellStart"/>
-      <w:r>
-        <w:rPr>
-          <w:rFonts w:ascii="Times New Roman" w:hAnsi="Times New Roman" w:cs="Times New Roman"/>
-        </w:rPr>
-        <w:t>On</w:t>
-      </w:r>
-      <w:proofErr w:type="spellEnd"/>
-      <w:r>
-        <w:rPr>
-          <w:rFonts w:ascii="Times New Roman" w:hAnsi="Times New Roman" w:cs="Times New Roman"/>
-        </w:rPr>
-        <w:t xml:space="preserve"> </w:t>
-      </w:r>
-      <w:proofErr w:type="spellStart"/>
-      <w:r>
-        <w:rPr>
-          <w:rFonts w:ascii="Times New Roman" w:hAnsi="Times New Roman" w:cs="Times New Roman"/>
-        </w:rPr>
-        <w:t>the</w:t>
-      </w:r>
-      <w:proofErr w:type="spellEnd"/>
-      <w:r>
-        <w:rPr>
-          <w:rFonts w:ascii="Times New Roman" w:hAnsi="Times New Roman" w:cs="Times New Roman"/>
-        </w:rPr>
-        <w:t xml:space="preserve"> </w:t>
-      </w:r>
-      <w:proofErr w:type="spellStart"/>
-      <w:r>
-        <w:rPr>
-          <w:rFonts w:ascii="Times New Roman" w:hAnsi="Times New Roman" w:cs="Times New Roman"/>
-        </w:rPr>
-        <w:t>risk</w:t>
-      </w:r>
-      <w:proofErr w:type="spellEnd"/>
-      <w:r>
-        <w:rPr>
-          <w:rFonts w:ascii="Times New Roman" w:hAnsi="Times New Roman" w:cs="Times New Roman"/>
-        </w:rPr>
-        <w:t xml:space="preserve"> </w:t>
+        <w:t xml:space="preserve">YANG, </w:t>
+      </w:r>
+      <w:proofErr w:type="spellStart"/>
+      <w:r>
+        <w:rPr>
+          <w:rFonts w:ascii="Times New Roman" w:hAnsi="Times New Roman" w:cs="Times New Roman"/>
+        </w:rPr>
+        <w:t>Guang</w:t>
+      </w:r>
+      <w:proofErr w:type="spellEnd"/>
+      <w:r>
+        <w:rPr>
+          <w:rFonts w:ascii="Times New Roman" w:hAnsi="Times New Roman" w:cs="Times New Roman"/>
+        </w:rPr>
+        <w:t xml:space="preserve">; ZHOU, </w:t>
+      </w:r>
+      <w:proofErr w:type="spellStart"/>
+      <w:r>
+        <w:rPr>
+          <w:rFonts w:ascii="Times New Roman" w:hAnsi="Times New Roman" w:cs="Times New Roman"/>
+        </w:rPr>
+        <w:t>Yu</w:t>
+      </w:r>
+      <w:proofErr w:type="spellEnd"/>
+      <w:r>
+        <w:rPr>
+          <w:rFonts w:ascii="Times New Roman" w:hAnsi="Times New Roman" w:cs="Times New Roman"/>
+        </w:rPr>
+        <w:t xml:space="preserve">; CHEN, </w:t>
+      </w:r>
+      <w:proofErr w:type="spellStart"/>
+      <w:r>
+        <w:rPr>
+          <w:rFonts w:ascii="Times New Roman" w:hAnsi="Times New Roman" w:cs="Times New Roman"/>
+        </w:rPr>
+        <w:t>Xiang</w:t>
+      </w:r>
+      <w:proofErr w:type="spellEnd"/>
+      <w:r>
+        <w:rPr>
+          <w:rFonts w:ascii="Times New Roman" w:hAnsi="Times New Roman" w:cs="Times New Roman"/>
+        </w:rPr>
+        <w:t xml:space="preserve">; ZHANG, </w:t>
+      </w:r>
+      <w:proofErr w:type="spellStart"/>
+      <w:r>
+        <w:rPr>
+          <w:rFonts w:ascii="Times New Roman" w:hAnsi="Times New Roman" w:cs="Times New Roman"/>
+        </w:rPr>
+        <w:t>Xiangyu</w:t>
+      </w:r>
+      <w:proofErr w:type="spellEnd"/>
+      <w:r>
+        <w:rPr>
+          <w:rFonts w:ascii="Times New Roman" w:hAnsi="Times New Roman" w:cs="Times New Roman"/>
+        </w:rPr>
+        <w:t xml:space="preserve">; ZHUO, Terry </w:t>
+      </w:r>
+      <w:proofErr w:type="spellStart"/>
+      <w:r>
+        <w:rPr>
+          <w:rFonts w:ascii="Times New Roman" w:hAnsi="Times New Roman" w:cs="Times New Roman"/>
+        </w:rPr>
+        <w:t>Yue</w:t>
+      </w:r>
+      <w:proofErr w:type="spellEnd"/>
+      <w:r>
+        <w:rPr>
+          <w:rFonts w:ascii="Times New Roman" w:hAnsi="Times New Roman" w:cs="Times New Roman"/>
+        </w:rPr>
+        <w:t xml:space="preserve">; CHEN, </w:t>
+      </w:r>
+      <w:proofErr w:type="spellStart"/>
+      <w:r>
+        <w:rPr>
+          <w:rFonts w:ascii="Times New Roman" w:hAnsi="Times New Roman" w:cs="Times New Roman"/>
+        </w:rPr>
+        <w:t>Taolue</w:t>
+      </w:r>
+      <w:proofErr w:type="spellEnd"/>
+      <w:r>
+        <w:rPr>
+          <w:rFonts w:ascii="Times New Roman" w:hAnsi="Times New Roman" w:cs="Times New Roman"/>
+        </w:rPr>
+        <w:t>. Chain-</w:t>
       </w:r>
       <w:proofErr w:type="spellStart"/>
       <w:r>
@@ -5345,48 +5515,42 @@
         <w:rPr>
           <w:rFonts w:ascii="Times New Roman" w:hAnsi="Times New Roman" w:cs="Times New Roman"/>
         </w:rPr>
-        <w:t xml:space="preserve"> </w:t>
-      </w:r>
-      <w:proofErr w:type="spellStart"/>
-      <w:r>
-        <w:rPr>
-          <w:rFonts w:ascii="Times New Roman" w:hAnsi="Times New Roman" w:cs="Times New Roman"/>
-        </w:rPr>
-        <w:t>coding</w:t>
-      </w:r>
-      <w:proofErr w:type="spellEnd"/>
-      <w:r>
-        <w:rPr>
-          <w:rFonts w:ascii="Times New Roman" w:hAnsi="Times New Roman" w:cs="Times New Roman"/>
-        </w:rPr>
-        <w:t xml:space="preserve"> </w:t>
-      </w:r>
-      <w:proofErr w:type="spellStart"/>
-      <w:r>
-        <w:rPr>
-          <w:rFonts w:ascii="Times New Roman" w:hAnsi="Times New Roman" w:cs="Times New Roman"/>
-        </w:rPr>
-        <w:t>before</w:t>
-      </w:r>
-      <w:proofErr w:type="spellEnd"/>
-      <w:r>
-        <w:rPr>
-          <w:rFonts w:ascii="Times New Roman" w:hAnsi="Times New Roman" w:cs="Times New Roman"/>
-        </w:rPr>
-        <w:t xml:space="preserve"> </w:t>
-      </w:r>
-      <w:proofErr w:type="spellStart"/>
-      <w:r>
-        <w:rPr>
-          <w:rFonts w:ascii="Times New Roman" w:hAnsi="Times New Roman" w:cs="Times New Roman"/>
-        </w:rPr>
-        <w:t>te</w:t>
-      </w:r>
-      <w:r>
-        <w:rPr>
-          <w:rFonts w:ascii="Times New Roman" w:hAnsi="Times New Roman" w:cs="Times New Roman"/>
-        </w:rPr>
-        <w:t>sting</w:t>
+        <w:t>-</w:t>
+      </w:r>
+      <w:proofErr w:type="spellStart"/>
+      <w:r>
+        <w:rPr>
+          <w:rFonts w:ascii="Times New Roman" w:hAnsi="Times New Roman" w:cs="Times New Roman"/>
+        </w:rPr>
+        <w:t>Thought</w:t>
+      </w:r>
+      <w:proofErr w:type="spellEnd"/>
+      <w:r>
+        <w:rPr>
+          <w:rFonts w:ascii="Times New Roman" w:hAnsi="Times New Roman" w:cs="Times New Roman"/>
+        </w:rPr>
+        <w:t xml:space="preserve"> in Neural </w:t>
+      </w:r>
+      <w:proofErr w:type="spellStart"/>
+      <w:r>
+        <w:rPr>
+          <w:rFonts w:ascii="Times New Roman" w:hAnsi="Times New Roman" w:cs="Times New Roman"/>
+        </w:rPr>
+        <w:t>Code</w:t>
+      </w:r>
+      <w:proofErr w:type="spellEnd"/>
+      <w:r>
+        <w:rPr>
+          <w:rFonts w:ascii="Times New Roman" w:hAnsi="Times New Roman" w:cs="Times New Roman"/>
+        </w:rPr>
+        <w:t xml:space="preserve"> </w:t>
+      </w:r>
+      <w:proofErr w:type="spellStart"/>
+      <w:r>
+        <w:rPr>
+          <w:rFonts w:ascii="Times New Roman" w:hAnsi="Times New Roman" w:cs="Times New Roman"/>
+        </w:rPr>
+        <w:t>Generation</w:t>
       </w:r>
       <w:proofErr w:type="spellEnd"/>
       <w:r>
@@ -5400,98 +5564,70 @@
         <w:rPr>
           <w:rFonts w:ascii="Times New Roman" w:hAnsi="Times New Roman" w:cs="Times New Roman"/>
         </w:rPr>
-        <w:t>An</w:t>
-      </w:r>
-      <w:proofErr w:type="spellEnd"/>
-      <w:r>
-        <w:rPr>
-          <w:rFonts w:ascii="Times New Roman" w:hAnsi="Times New Roman" w:cs="Times New Roman"/>
-        </w:rPr>
-        <w:t xml:space="preserve"> </w:t>
-      </w:r>
-      <w:proofErr w:type="spellStart"/>
-      <w:r>
-        <w:rPr>
-          <w:rFonts w:ascii="Times New Roman" w:hAnsi="Times New Roman" w:cs="Times New Roman"/>
-        </w:rPr>
-        <w:t>empirical</w:t>
-      </w:r>
-      <w:proofErr w:type="spellEnd"/>
-      <w:r>
-        <w:rPr>
-          <w:rFonts w:ascii="Times New Roman" w:hAnsi="Times New Roman" w:cs="Times New Roman"/>
-        </w:rPr>
-        <w:t xml:space="preserve"> </w:t>
-      </w:r>
-      <w:proofErr w:type="spellStart"/>
-      <w:r>
-        <w:rPr>
-          <w:rFonts w:ascii="Times New Roman" w:hAnsi="Times New Roman" w:cs="Times New Roman"/>
-        </w:rPr>
-        <w:t>study</w:t>
-      </w:r>
-      <w:proofErr w:type="spellEnd"/>
-      <w:r>
-        <w:rPr>
-          <w:rFonts w:ascii="Times New Roman" w:hAnsi="Times New Roman" w:cs="Times New Roman"/>
-        </w:rPr>
-        <w:t xml:space="preserve"> </w:t>
-      </w:r>
-      <w:proofErr w:type="spellStart"/>
-      <w:r>
-        <w:rPr>
-          <w:rFonts w:ascii="Times New Roman" w:hAnsi="Times New Roman" w:cs="Times New Roman"/>
-        </w:rPr>
-        <w:t>on</w:t>
-      </w:r>
-      <w:proofErr w:type="spellEnd"/>
-      <w:r>
-        <w:rPr>
-          <w:rFonts w:ascii="Times New Roman" w:hAnsi="Times New Roman" w:cs="Times New Roman"/>
-        </w:rPr>
-        <w:t xml:space="preserve"> LLM-</w:t>
-      </w:r>
-      <w:proofErr w:type="spellStart"/>
-      <w:r>
-        <w:rPr>
-          <w:rFonts w:ascii="Times New Roman" w:hAnsi="Times New Roman" w:cs="Times New Roman"/>
-        </w:rPr>
-        <w:t>based</w:t>
-      </w:r>
-      <w:proofErr w:type="spellEnd"/>
-      <w:r>
-        <w:rPr>
-          <w:rFonts w:ascii="Times New Roman" w:hAnsi="Times New Roman" w:cs="Times New Roman"/>
-        </w:rPr>
-        <w:t xml:space="preserve"> </w:t>
-      </w:r>
-      <w:proofErr w:type="spellStart"/>
-      <w:r>
-        <w:rPr>
-          <w:rFonts w:ascii="Times New Roman" w:hAnsi="Times New Roman" w:cs="Times New Roman"/>
-        </w:rPr>
-        <w:t>test</w:t>
-      </w:r>
-      <w:proofErr w:type="spellEnd"/>
-      <w:r>
-        <w:rPr>
-          <w:rFonts w:ascii="Times New Roman" w:hAnsi="Times New Roman" w:cs="Times New Roman"/>
-        </w:rPr>
-        <w:t xml:space="preserve"> </w:t>
-      </w:r>
-      <w:proofErr w:type="spellStart"/>
-      <w:r>
-        <w:rPr>
-          <w:rFonts w:ascii="Times New Roman" w:hAnsi="Times New Roman" w:cs="Times New Roman"/>
-        </w:rPr>
-        <w:t>generation</w:t>
-      </w:r>
-      <w:proofErr w:type="spellEnd"/>
-      <w:r>
-        <w:rPr>
-          <w:rFonts w:ascii="Times New Roman" w:hAnsi="Times New Roman" w:cs="Times New Roman"/>
-        </w:rPr>
-        <w:t xml:space="preserve"> workflow. </w:t>
+        <w:t>From</w:t>
+      </w:r>
+      <w:proofErr w:type="spellEnd"/>
+      <w:r>
+        <w:rPr>
+          <w:rFonts w:ascii="Times New Roman" w:hAnsi="Times New Roman" w:cs="Times New Roman"/>
+        </w:rPr>
+        <w:t xml:space="preserve"> </w:t>
+      </w:r>
+      <w:proofErr w:type="spellStart"/>
+      <w:r>
+        <w:rPr>
+          <w:rFonts w:ascii="Times New Roman" w:hAnsi="Times New Roman" w:cs="Times New Roman"/>
+        </w:rPr>
+        <w:t>and</w:t>
+      </w:r>
+      <w:proofErr w:type="spellEnd"/>
+      <w:r>
+        <w:rPr>
+          <w:rFonts w:ascii="Times New Roman" w:hAnsi="Times New Roman" w:cs="Times New Roman"/>
+        </w:rPr>
+        <w:t xml:space="preserve"> For </w:t>
+      </w:r>
+      <w:proofErr w:type="spellStart"/>
+      <w:r>
+        <w:rPr>
+          <w:rFonts w:ascii="Times New Roman" w:hAnsi="Times New Roman" w:cs="Times New Roman"/>
+        </w:rPr>
+        <w:t>Lightweight</w:t>
+      </w:r>
+      <w:proofErr w:type="spellEnd"/>
+      <w:r>
+        <w:rPr>
+          <w:rFonts w:ascii="Times New Roman" w:hAnsi="Times New Roman" w:cs="Times New Roman"/>
+        </w:rPr>
+        <w:t xml:space="preserve"> </w:t>
+      </w:r>
+      <w:proofErr w:type="spellStart"/>
+      <w:r>
+        <w:rPr>
+          <w:rFonts w:ascii="Times New Roman" w:hAnsi="Times New Roman" w:cs="Times New Roman"/>
+        </w:rPr>
+        <w:t>Language</w:t>
+      </w:r>
+      <w:proofErr w:type="spellEnd"/>
+      <w:r>
+        <w:rPr>
+          <w:rFonts w:ascii="Times New Roman" w:hAnsi="Times New Roman" w:cs="Times New Roman"/>
+        </w:rPr>
+        <w:t xml:space="preserve"> </w:t>
+      </w:r>
+      <w:proofErr w:type="spellStart"/>
+      <w:r>
+        <w:rPr>
+          <w:rFonts w:ascii="Times New Roman" w:hAnsi="Times New Roman" w:cs="Times New Roman"/>
+        </w:rPr>
+        <w:t>Models</w:t>
+      </w:r>
+      <w:proofErr w:type="spellEnd"/>
+      <w:r>
+        <w:rPr>
+          <w:rFonts w:ascii="Times New Roman" w:hAnsi="Times New Roman" w:cs="Times New Roman"/>
+        </w:rPr>
+        <w:t xml:space="preserve">. </w:t>
       </w:r>
       <w:proofErr w:type="spellStart"/>
       <w:r>
@@ -5505,753 +5641,8 @@
         <w:rPr>
           <w:rFonts w:ascii="Times New Roman" w:hAnsi="Times New Roman" w:cs="Times New Roman"/>
         </w:rPr>
-        <w:t>, arXiv:2607.05139, 2026. Disponível em: https://arxiv.org/abs/2607.05139. Acesso em: 26 set. 2026.</w:t>
-      </w:r>
-    </w:p>
-    <w:p>
-      <w:pPr>
-        <w:spacing w:after="120" w:line="240" w:lineRule="auto"/>
-        <w:rPr>
-          <w:rFonts w:ascii="Times New Roman" w:hAnsi="Times New Roman" w:cs="Times New Roman"/>
-        </w:rPr>
-      </w:pPr>
-      <w:r>
-        <w:rPr>
-          <w:rFonts w:ascii="Times New Roman" w:hAnsi="Times New Roman" w:cs="Times New Roman"/>
-        </w:rPr>
-        <w:t>LAUDON, K. C.; LAUDON, J. P. Sistemas de informação gerenciais. 14. ed. São Paulo: Pea</w:t>
-      </w:r>
-      <w:r>
-        <w:rPr>
-          <w:rFonts w:ascii="Times New Roman" w:hAnsi="Times New Roman" w:cs="Times New Roman"/>
-        </w:rPr>
-        <w:t xml:space="preserve">rson </w:t>
-      </w:r>
-      <w:proofErr w:type="spellStart"/>
-      <w:r>
-        <w:rPr>
-          <w:rFonts w:ascii="Times New Roman" w:hAnsi="Times New Roman" w:cs="Times New Roman"/>
-        </w:rPr>
-        <w:t>Education</w:t>
-      </w:r>
-      <w:proofErr w:type="spellEnd"/>
-      <w:r>
-        <w:rPr>
-          <w:rFonts w:ascii="Times New Roman" w:hAnsi="Times New Roman" w:cs="Times New Roman"/>
-        </w:rPr>
-        <w:t xml:space="preserve"> do Brasil, 2021.</w:t>
-      </w:r>
-    </w:p>
-    <w:p>
-      <w:pPr>
-        <w:spacing w:after="120" w:line="240" w:lineRule="auto"/>
-        <w:rPr>
-          <w:rFonts w:ascii="Times New Roman" w:hAnsi="Times New Roman" w:cs="Times New Roman"/>
-        </w:rPr>
-      </w:pPr>
-      <w:r>
-        <w:rPr>
-          <w:rFonts w:ascii="Times New Roman" w:hAnsi="Times New Roman" w:cs="Times New Roman"/>
-        </w:rPr>
-        <w:t xml:space="preserve">MICROSOFT. DELIMARSKY, </w:t>
-      </w:r>
-      <w:proofErr w:type="spellStart"/>
-      <w:r>
-        <w:rPr>
-          <w:rFonts w:ascii="Times New Roman" w:hAnsi="Times New Roman" w:cs="Times New Roman"/>
-        </w:rPr>
-        <w:t>Den</w:t>
-      </w:r>
-      <w:proofErr w:type="spellEnd"/>
-      <w:r>
-        <w:rPr>
-          <w:rFonts w:ascii="Times New Roman" w:hAnsi="Times New Roman" w:cs="Times New Roman"/>
-        </w:rPr>
-        <w:t xml:space="preserve">. </w:t>
-      </w:r>
-      <w:proofErr w:type="spellStart"/>
-      <w:r>
-        <w:rPr>
-          <w:rFonts w:ascii="Times New Roman" w:hAnsi="Times New Roman" w:cs="Times New Roman"/>
-        </w:rPr>
-        <w:t>Diving</w:t>
-      </w:r>
-      <w:proofErr w:type="spellEnd"/>
-      <w:r>
-        <w:rPr>
-          <w:rFonts w:ascii="Times New Roman" w:hAnsi="Times New Roman" w:cs="Times New Roman"/>
-        </w:rPr>
-        <w:t xml:space="preserve"> </w:t>
-      </w:r>
-      <w:proofErr w:type="spellStart"/>
-      <w:r>
-        <w:rPr>
-          <w:rFonts w:ascii="Times New Roman" w:hAnsi="Times New Roman" w:cs="Times New Roman"/>
-        </w:rPr>
-        <w:t>Into</w:t>
-      </w:r>
-      <w:proofErr w:type="spellEnd"/>
-      <w:r>
-        <w:rPr>
-          <w:rFonts w:ascii="Times New Roman" w:hAnsi="Times New Roman" w:cs="Times New Roman"/>
-        </w:rPr>
-        <w:t xml:space="preserve"> </w:t>
-      </w:r>
-      <w:proofErr w:type="spellStart"/>
-      <w:r>
-        <w:rPr>
-          <w:rFonts w:ascii="Times New Roman" w:hAnsi="Times New Roman" w:cs="Times New Roman"/>
-        </w:rPr>
-        <w:t>Spec-Driven</w:t>
-      </w:r>
-      <w:proofErr w:type="spellEnd"/>
-      <w:r>
-        <w:rPr>
-          <w:rFonts w:ascii="Times New Roman" w:hAnsi="Times New Roman" w:cs="Times New Roman"/>
-        </w:rPr>
-        <w:t xml:space="preserve"> </w:t>
-      </w:r>
-      <w:proofErr w:type="spellStart"/>
-      <w:r>
-        <w:rPr>
-          <w:rFonts w:ascii="Times New Roman" w:hAnsi="Times New Roman" w:cs="Times New Roman"/>
-        </w:rPr>
-        <w:t>Development</w:t>
-      </w:r>
-      <w:proofErr w:type="spellEnd"/>
-      <w:r>
-        <w:rPr>
-          <w:rFonts w:ascii="Times New Roman" w:hAnsi="Times New Roman" w:cs="Times New Roman"/>
-        </w:rPr>
-        <w:t xml:space="preserve"> </w:t>
-      </w:r>
-      <w:proofErr w:type="spellStart"/>
-      <w:r>
-        <w:rPr>
-          <w:rFonts w:ascii="Times New Roman" w:hAnsi="Times New Roman" w:cs="Times New Roman"/>
-        </w:rPr>
-        <w:t>With</w:t>
-      </w:r>
-      <w:proofErr w:type="spellEnd"/>
-      <w:r>
-        <w:rPr>
-          <w:rFonts w:ascii="Times New Roman" w:hAnsi="Times New Roman" w:cs="Times New Roman"/>
-        </w:rPr>
-        <w:t xml:space="preserve"> GitHub </w:t>
-      </w:r>
-      <w:proofErr w:type="spellStart"/>
-      <w:r>
-        <w:rPr>
-          <w:rFonts w:ascii="Times New Roman" w:hAnsi="Times New Roman" w:cs="Times New Roman"/>
-        </w:rPr>
-        <w:t>Spec</w:t>
-      </w:r>
-      <w:proofErr w:type="spellEnd"/>
-      <w:r>
-        <w:rPr>
-          <w:rFonts w:ascii="Times New Roman" w:hAnsi="Times New Roman" w:cs="Times New Roman"/>
-        </w:rPr>
-        <w:t xml:space="preserve"> Kit. Microsoft for </w:t>
-      </w:r>
-      <w:proofErr w:type="spellStart"/>
-      <w:r>
-        <w:rPr>
-          <w:rFonts w:ascii="Times New Roman" w:hAnsi="Times New Roman" w:cs="Times New Roman"/>
-        </w:rPr>
-        <w:t>Developers</w:t>
-      </w:r>
-      <w:proofErr w:type="spellEnd"/>
-      <w:r>
-        <w:rPr>
-          <w:rFonts w:ascii="Times New Roman" w:hAnsi="Times New Roman" w:cs="Times New Roman"/>
-        </w:rPr>
-        <w:t>, 15 set. 2025. Disponível em: https://developer.microsoft.com/en-us/blog/spec-driven-development-spec-kit/. Acess</w:t>
-      </w:r>
-      <w:r>
-        <w:rPr>
-          <w:rFonts w:ascii="Times New Roman" w:hAnsi="Times New Roman" w:cs="Times New Roman"/>
-        </w:rPr>
-        <w:t>o em: 26 set. 2026.</w:t>
-      </w:r>
-    </w:p>
-    <w:p>
-      <w:pPr>
-        <w:spacing w:after="120" w:line="240" w:lineRule="auto"/>
-        <w:rPr>
-          <w:rFonts w:ascii="Times New Roman" w:hAnsi="Times New Roman" w:cs="Times New Roman"/>
-        </w:rPr>
-      </w:pPr>
-      <w:r>
-        <w:rPr>
-          <w:rFonts w:ascii="Times New Roman" w:hAnsi="Times New Roman" w:cs="Times New Roman"/>
-        </w:rPr>
-        <w:t>PRESSMAN, R. S.; MAXIM, B. R. Engenharia de software: uma abordagem profissional. 9. ed. Porto Alegre: AMGH, 2021.</w:t>
-      </w:r>
-    </w:p>
-    <w:p>
-      <w:pPr>
-        <w:spacing w:after="120" w:line="240" w:lineRule="auto"/>
-        <w:rPr>
-          <w:rFonts w:ascii="Times New Roman" w:hAnsi="Times New Roman" w:cs="Times New Roman"/>
-        </w:rPr>
-      </w:pPr>
-      <w:r>
-        <w:rPr>
-          <w:rFonts w:ascii="Times New Roman" w:hAnsi="Times New Roman" w:cs="Times New Roman"/>
-        </w:rPr>
-        <w:t xml:space="preserve">SANTAELLA, Lucia. A ecologia plural da comunicação: conectividade, mobilidade, ubiquidade. São Paulo: </w:t>
-      </w:r>
-      <w:proofErr w:type="spellStart"/>
-      <w:r>
-        <w:rPr>
-          <w:rFonts w:ascii="Times New Roman" w:hAnsi="Times New Roman" w:cs="Times New Roman"/>
-        </w:rPr>
-        <w:t>Paulus</w:t>
-      </w:r>
-      <w:proofErr w:type="spellEnd"/>
-      <w:r>
-        <w:rPr>
-          <w:rFonts w:ascii="Times New Roman" w:hAnsi="Times New Roman" w:cs="Times New Roman"/>
-        </w:rPr>
-        <w:t>, 2010.</w:t>
-      </w:r>
-    </w:p>
-    <w:p>
-      <w:pPr>
-        <w:spacing w:after="120" w:line="240" w:lineRule="auto"/>
-        <w:rPr>
-          <w:rFonts w:ascii="Times New Roman" w:hAnsi="Times New Roman" w:cs="Times New Roman"/>
-        </w:rPr>
-      </w:pPr>
-      <w:r>
-        <w:rPr>
-          <w:rFonts w:ascii="Times New Roman" w:hAnsi="Times New Roman" w:cs="Times New Roman"/>
-        </w:rPr>
-        <w:t>UNIVERSIDADE ESTADUAL DE CAMPINAS (UNICAMP). Instituto de Computação. Desenvolvimento de software apoiado por IA generativa [Programa de Curso]. Campinas: Unicamp, 2026. Disponível em: https://ic.unicamp.br/extensao/cursos/desenvolvimento-de-software-apoia</w:t>
-      </w:r>
-      <w:r>
-        <w:rPr>
-          <w:rFonts w:ascii="Times New Roman" w:hAnsi="Times New Roman" w:cs="Times New Roman"/>
-        </w:rPr>
-        <w:t>do-por-ia-generativa/.</w:t>
-      </w:r>
-    </w:p>
-    <w:p>
-      <w:pPr>
-        <w:spacing w:after="120" w:line="240" w:lineRule="auto"/>
-        <w:rPr>
-          <w:rFonts w:ascii="Times New Roman" w:hAnsi="Times New Roman" w:cs="Times New Roman"/>
-        </w:rPr>
-      </w:pPr>
-      <w:r>
-        <w:rPr>
-          <w:rFonts w:ascii="Times New Roman" w:hAnsi="Times New Roman" w:cs="Times New Roman"/>
-        </w:rPr>
-        <w:t>WAZLAWICK, Raul Sidnei. Metodologia de pesquisa para ciência da computação. 2. ed. Rio de Janeiro: Elsevier, 2014.</w:t>
-      </w:r>
-    </w:p>
-    <w:p>
-      <w:pPr>
-        <w:spacing w:after="120" w:line="240" w:lineRule="auto"/>
-        <w:rPr>
-          <w:rFonts w:ascii="Times New Roman" w:hAnsi="Times New Roman" w:cs="Times New Roman"/>
-        </w:rPr>
-      </w:pPr>
-      <w:r>
-        <w:rPr>
-          <w:rFonts w:ascii="Times New Roman" w:hAnsi="Times New Roman" w:cs="Times New Roman"/>
-        </w:rPr>
-        <w:t>WEI, Jason et al. Chain-</w:t>
-      </w:r>
-      <w:proofErr w:type="spellStart"/>
-      <w:r>
-        <w:rPr>
-          <w:rFonts w:ascii="Times New Roman" w:hAnsi="Times New Roman" w:cs="Times New Roman"/>
-        </w:rPr>
-        <w:t>of</w:t>
-      </w:r>
-      <w:proofErr w:type="spellEnd"/>
-      <w:r>
-        <w:rPr>
-          <w:rFonts w:ascii="Times New Roman" w:hAnsi="Times New Roman" w:cs="Times New Roman"/>
-        </w:rPr>
-        <w:t>-</w:t>
-      </w:r>
-      <w:proofErr w:type="spellStart"/>
-      <w:r>
-        <w:rPr>
-          <w:rFonts w:ascii="Times New Roman" w:hAnsi="Times New Roman" w:cs="Times New Roman"/>
-        </w:rPr>
-        <w:t>thought</w:t>
-      </w:r>
-      <w:proofErr w:type="spellEnd"/>
-      <w:r>
-        <w:rPr>
-          <w:rFonts w:ascii="Times New Roman" w:hAnsi="Times New Roman" w:cs="Times New Roman"/>
-        </w:rPr>
-        <w:t xml:space="preserve"> </w:t>
-      </w:r>
-      <w:proofErr w:type="spellStart"/>
-      <w:r>
-        <w:rPr>
-          <w:rFonts w:ascii="Times New Roman" w:hAnsi="Times New Roman" w:cs="Times New Roman"/>
-        </w:rPr>
-        <w:t>prompting</w:t>
-      </w:r>
-      <w:proofErr w:type="spellEnd"/>
-      <w:r>
-        <w:rPr>
-          <w:rFonts w:ascii="Times New Roman" w:hAnsi="Times New Roman" w:cs="Times New Roman"/>
-        </w:rPr>
-        <w:t xml:space="preserve"> </w:t>
-      </w:r>
-      <w:proofErr w:type="spellStart"/>
-      <w:r>
-        <w:rPr>
-          <w:rFonts w:ascii="Times New Roman" w:hAnsi="Times New Roman" w:cs="Times New Roman"/>
-        </w:rPr>
-        <w:t>elicits</w:t>
-      </w:r>
-      <w:proofErr w:type="spellEnd"/>
-      <w:r>
-        <w:rPr>
-          <w:rFonts w:ascii="Times New Roman" w:hAnsi="Times New Roman" w:cs="Times New Roman"/>
-        </w:rPr>
-        <w:t xml:space="preserve"> </w:t>
-      </w:r>
-      <w:proofErr w:type="spellStart"/>
-      <w:r>
-        <w:rPr>
-          <w:rFonts w:ascii="Times New Roman" w:hAnsi="Times New Roman" w:cs="Times New Roman"/>
-        </w:rPr>
-        <w:t>reasoning</w:t>
-      </w:r>
-      <w:proofErr w:type="spellEnd"/>
-      <w:r>
-        <w:rPr>
-          <w:rFonts w:ascii="Times New Roman" w:hAnsi="Times New Roman" w:cs="Times New Roman"/>
-        </w:rPr>
-        <w:t xml:space="preserve"> in </w:t>
-      </w:r>
-      <w:proofErr w:type="spellStart"/>
-      <w:r>
-        <w:rPr>
-          <w:rFonts w:ascii="Times New Roman" w:hAnsi="Times New Roman" w:cs="Times New Roman"/>
-        </w:rPr>
-        <w:t>large</w:t>
-      </w:r>
-      <w:proofErr w:type="spellEnd"/>
-      <w:r>
-        <w:rPr>
-          <w:rFonts w:ascii="Times New Roman" w:hAnsi="Times New Roman" w:cs="Times New Roman"/>
-        </w:rPr>
-        <w:t xml:space="preserve"> </w:t>
-      </w:r>
-      <w:proofErr w:type="spellStart"/>
-      <w:r>
-        <w:rPr>
-          <w:rFonts w:ascii="Times New Roman" w:hAnsi="Times New Roman" w:cs="Times New Roman"/>
-        </w:rPr>
-        <w:t>language</w:t>
-      </w:r>
-      <w:proofErr w:type="spellEnd"/>
-      <w:r>
-        <w:rPr>
-          <w:rFonts w:ascii="Times New Roman" w:hAnsi="Times New Roman" w:cs="Times New Roman"/>
-        </w:rPr>
-        <w:t xml:space="preserve"> </w:t>
-      </w:r>
-      <w:proofErr w:type="spellStart"/>
-      <w:r>
-        <w:rPr>
-          <w:rFonts w:ascii="Times New Roman" w:hAnsi="Times New Roman" w:cs="Times New Roman"/>
-        </w:rPr>
-        <w:t>models</w:t>
-      </w:r>
-      <w:proofErr w:type="spellEnd"/>
-      <w:r>
-        <w:rPr>
-          <w:rFonts w:ascii="Times New Roman" w:hAnsi="Times New Roman" w:cs="Times New Roman"/>
-        </w:rPr>
-        <w:t>. In: CONFERENCE ON NEURAL INFO</w:t>
-      </w:r>
-      <w:r>
-        <w:rPr>
-          <w:rFonts w:ascii="Times New Roman" w:hAnsi="Times New Roman" w:cs="Times New Roman"/>
-        </w:rPr>
-        <w:t>RMATION PROCESSING SYSTEMS (</w:t>
-      </w:r>
-      <w:proofErr w:type="spellStart"/>
-      <w:r>
-        <w:rPr>
-          <w:rFonts w:ascii="Times New Roman" w:hAnsi="Times New Roman" w:cs="Times New Roman"/>
-        </w:rPr>
-        <w:t>NeurIPS</w:t>
-      </w:r>
-      <w:proofErr w:type="spellEnd"/>
-      <w:r>
-        <w:rPr>
-          <w:rFonts w:ascii="Times New Roman" w:hAnsi="Times New Roman" w:cs="Times New Roman"/>
-        </w:rPr>
-        <w:t xml:space="preserve">), 36., 2022. </w:t>
-      </w:r>
-      <w:proofErr w:type="spellStart"/>
-      <w:r>
-        <w:rPr>
-          <w:rFonts w:ascii="Times New Roman" w:hAnsi="Times New Roman" w:cs="Times New Roman"/>
-        </w:rPr>
-        <w:t>Advances</w:t>
-      </w:r>
-      <w:proofErr w:type="spellEnd"/>
-      <w:r>
-        <w:rPr>
-          <w:rFonts w:ascii="Times New Roman" w:hAnsi="Times New Roman" w:cs="Times New Roman"/>
-        </w:rPr>
-        <w:t xml:space="preserve"> in Neural </w:t>
-      </w:r>
-      <w:proofErr w:type="spellStart"/>
-      <w:r>
-        <w:rPr>
-          <w:rFonts w:ascii="Times New Roman" w:hAnsi="Times New Roman" w:cs="Times New Roman"/>
-        </w:rPr>
-        <w:t>Information</w:t>
-      </w:r>
-      <w:proofErr w:type="spellEnd"/>
-      <w:r>
-        <w:rPr>
-          <w:rFonts w:ascii="Times New Roman" w:hAnsi="Times New Roman" w:cs="Times New Roman"/>
-        </w:rPr>
-        <w:t xml:space="preserve"> </w:t>
-      </w:r>
-      <w:proofErr w:type="spellStart"/>
-      <w:r>
-        <w:rPr>
-          <w:rFonts w:ascii="Times New Roman" w:hAnsi="Times New Roman" w:cs="Times New Roman"/>
-        </w:rPr>
-        <w:t>Processing</w:t>
-      </w:r>
-      <w:proofErr w:type="spellEnd"/>
-      <w:r>
-        <w:rPr>
-          <w:rFonts w:ascii="Times New Roman" w:hAnsi="Times New Roman" w:cs="Times New Roman"/>
-        </w:rPr>
-        <w:t xml:space="preserve"> Systems, v. 35, 2022. Disponível em: https://arxiv.org/abs/2201.11903. Acesso em: 26 set. 2026.</w:t>
-      </w:r>
-    </w:p>
-    <w:p>
-      <w:pPr>
-        <w:spacing w:after="120" w:line="240" w:lineRule="auto"/>
-        <w:rPr>
-          <w:rFonts w:ascii="Times New Roman" w:hAnsi="Times New Roman" w:cs="Times New Roman"/>
-        </w:rPr>
-      </w:pPr>
-      <w:r>
-        <w:rPr>
-          <w:rFonts w:ascii="Times New Roman" w:hAnsi="Times New Roman" w:cs="Times New Roman"/>
-        </w:rPr>
-        <w:t xml:space="preserve">WEISER, Mark. The </w:t>
-      </w:r>
-      <w:proofErr w:type="spellStart"/>
-      <w:r>
-        <w:rPr>
-          <w:rFonts w:ascii="Times New Roman" w:hAnsi="Times New Roman" w:cs="Times New Roman"/>
-        </w:rPr>
-        <w:t>computer</w:t>
-      </w:r>
-      <w:proofErr w:type="spellEnd"/>
-      <w:r>
-        <w:rPr>
-          <w:rFonts w:ascii="Times New Roman" w:hAnsi="Times New Roman" w:cs="Times New Roman"/>
-        </w:rPr>
-        <w:t xml:space="preserve"> for </w:t>
-      </w:r>
-      <w:proofErr w:type="spellStart"/>
-      <w:r>
-        <w:rPr>
-          <w:rFonts w:ascii="Times New Roman" w:hAnsi="Times New Roman" w:cs="Times New Roman"/>
-        </w:rPr>
-        <w:t>the</w:t>
-      </w:r>
-      <w:proofErr w:type="spellEnd"/>
-      <w:r>
-        <w:rPr>
-          <w:rFonts w:ascii="Times New Roman" w:hAnsi="Times New Roman" w:cs="Times New Roman"/>
-        </w:rPr>
-        <w:t xml:space="preserve"> 21st </w:t>
-      </w:r>
-      <w:proofErr w:type="spellStart"/>
-      <w:r>
-        <w:rPr>
-          <w:rFonts w:ascii="Times New Roman" w:hAnsi="Times New Roman" w:cs="Times New Roman"/>
-        </w:rPr>
-        <w:t>century</w:t>
-      </w:r>
-      <w:proofErr w:type="spellEnd"/>
-      <w:r>
-        <w:rPr>
-          <w:rFonts w:ascii="Times New Roman" w:hAnsi="Times New Roman" w:cs="Times New Roman"/>
-        </w:rPr>
-        <w:t xml:space="preserve">. </w:t>
-      </w:r>
-      <w:proofErr w:type="spellStart"/>
-      <w:r>
-        <w:rPr>
-          <w:rFonts w:ascii="Times New Roman" w:hAnsi="Times New Roman" w:cs="Times New Roman"/>
-        </w:rPr>
-        <w:t>Scientific</w:t>
-      </w:r>
-      <w:proofErr w:type="spellEnd"/>
-      <w:r>
-        <w:rPr>
-          <w:rFonts w:ascii="Times New Roman" w:hAnsi="Times New Roman" w:cs="Times New Roman"/>
-        </w:rPr>
-        <w:t xml:space="preserve"> American,</w:t>
-      </w:r>
-      <w:r>
-        <w:rPr>
-          <w:rFonts w:ascii="Times New Roman" w:hAnsi="Times New Roman" w:cs="Times New Roman"/>
-        </w:rPr>
-        <w:t xml:space="preserve"> New York, v. 265, n. 3, p. 94-105, 1991. DOI: 10.1038/scientificamerican0991-94.</w:t>
-      </w:r>
-    </w:p>
-    <w:p>
-      <w:pPr>
-        <w:spacing w:after="120" w:line="240" w:lineRule="auto"/>
-        <w:rPr>
-          <w:rFonts w:ascii="Times New Roman" w:hAnsi="Times New Roman" w:cs="Times New Roman"/>
-        </w:rPr>
-      </w:pPr>
-      <w:r>
-        <w:rPr>
-          <w:rFonts w:ascii="Times New Roman" w:hAnsi="Times New Roman" w:cs="Times New Roman"/>
-        </w:rPr>
-        <w:t xml:space="preserve">YANG, </w:t>
-      </w:r>
-      <w:proofErr w:type="spellStart"/>
-      <w:r>
-        <w:rPr>
-          <w:rFonts w:ascii="Times New Roman" w:hAnsi="Times New Roman" w:cs="Times New Roman"/>
-        </w:rPr>
-        <w:t>Guang</w:t>
-      </w:r>
-      <w:proofErr w:type="spellEnd"/>
-      <w:r>
-        <w:rPr>
-          <w:rFonts w:ascii="Times New Roman" w:hAnsi="Times New Roman" w:cs="Times New Roman"/>
-        </w:rPr>
-        <w:t xml:space="preserve">; ZHOU, </w:t>
-      </w:r>
-      <w:proofErr w:type="spellStart"/>
-      <w:r>
-        <w:rPr>
-          <w:rFonts w:ascii="Times New Roman" w:hAnsi="Times New Roman" w:cs="Times New Roman"/>
-        </w:rPr>
-        <w:t>Yu</w:t>
-      </w:r>
-      <w:proofErr w:type="spellEnd"/>
-      <w:r>
-        <w:rPr>
-          <w:rFonts w:ascii="Times New Roman" w:hAnsi="Times New Roman" w:cs="Times New Roman"/>
-        </w:rPr>
-        <w:t xml:space="preserve">; CHEN, </w:t>
-      </w:r>
-      <w:proofErr w:type="spellStart"/>
-      <w:r>
-        <w:rPr>
-          <w:rFonts w:ascii="Times New Roman" w:hAnsi="Times New Roman" w:cs="Times New Roman"/>
-        </w:rPr>
-        <w:t>Xiang</w:t>
-      </w:r>
-      <w:proofErr w:type="spellEnd"/>
-      <w:r>
-        <w:rPr>
-          <w:rFonts w:ascii="Times New Roman" w:hAnsi="Times New Roman" w:cs="Times New Roman"/>
-        </w:rPr>
-        <w:t xml:space="preserve">; ZHANG, </w:t>
-      </w:r>
-      <w:proofErr w:type="spellStart"/>
-      <w:r>
-        <w:rPr>
-          <w:rFonts w:ascii="Times New Roman" w:hAnsi="Times New Roman" w:cs="Times New Roman"/>
-        </w:rPr>
-        <w:t>Xiangyu</w:t>
-      </w:r>
-      <w:proofErr w:type="spellEnd"/>
-      <w:r>
-        <w:rPr>
-          <w:rFonts w:ascii="Times New Roman" w:hAnsi="Times New Roman" w:cs="Times New Roman"/>
-        </w:rPr>
-        <w:t xml:space="preserve">; ZHUO, Terry </w:t>
-      </w:r>
-      <w:proofErr w:type="spellStart"/>
-      <w:r>
-        <w:rPr>
-          <w:rFonts w:ascii="Times New Roman" w:hAnsi="Times New Roman" w:cs="Times New Roman"/>
-        </w:rPr>
-        <w:t>Yue</w:t>
-      </w:r>
-      <w:proofErr w:type="spellEnd"/>
-      <w:r>
-        <w:rPr>
-          <w:rFonts w:ascii="Times New Roman" w:hAnsi="Times New Roman" w:cs="Times New Roman"/>
-        </w:rPr>
-        <w:t xml:space="preserve">; CHEN, </w:t>
-      </w:r>
-      <w:proofErr w:type="spellStart"/>
-      <w:r>
-        <w:rPr>
-          <w:rFonts w:ascii="Times New Roman" w:hAnsi="Times New Roman" w:cs="Times New Roman"/>
-        </w:rPr>
-        <w:t>Taolue</w:t>
-      </w:r>
-      <w:proofErr w:type="spellEnd"/>
-      <w:r>
-        <w:rPr>
-          <w:rFonts w:ascii="Times New Roman" w:hAnsi="Times New Roman" w:cs="Times New Roman"/>
-        </w:rPr>
-        <w:t>. Chain-</w:t>
-      </w:r>
-      <w:proofErr w:type="spellStart"/>
-      <w:r>
-        <w:rPr>
-          <w:rFonts w:ascii="Times New Roman" w:hAnsi="Times New Roman" w:cs="Times New Roman"/>
-        </w:rPr>
-        <w:t>of</w:t>
-      </w:r>
-      <w:proofErr w:type="spellEnd"/>
-      <w:r>
-        <w:rPr>
-          <w:rFonts w:ascii="Times New Roman" w:hAnsi="Times New Roman" w:cs="Times New Roman"/>
-        </w:rPr>
-        <w:t>-</w:t>
-      </w:r>
-      <w:proofErr w:type="spellStart"/>
-      <w:r>
-        <w:rPr>
-          <w:rFonts w:ascii="Times New Roman" w:hAnsi="Times New Roman" w:cs="Times New Roman"/>
-        </w:rPr>
-        <w:t>Thought</w:t>
-      </w:r>
-      <w:proofErr w:type="spellEnd"/>
-      <w:r>
-        <w:rPr>
-          <w:rFonts w:ascii="Times New Roman" w:hAnsi="Times New Roman" w:cs="Times New Roman"/>
-        </w:rPr>
-        <w:t xml:space="preserve"> in Neural </w:t>
-      </w:r>
-      <w:proofErr w:type="spellStart"/>
-      <w:r>
-        <w:rPr>
-          <w:rFonts w:ascii="Times New Roman" w:hAnsi="Times New Roman" w:cs="Times New Roman"/>
-        </w:rPr>
-        <w:t>Code</w:t>
-      </w:r>
-      <w:proofErr w:type="spellEnd"/>
-      <w:r>
-        <w:rPr>
-          <w:rFonts w:ascii="Times New Roman" w:hAnsi="Times New Roman" w:cs="Times New Roman"/>
-        </w:rPr>
-        <w:t xml:space="preserve"> </w:t>
-      </w:r>
-      <w:proofErr w:type="spellStart"/>
-      <w:r>
-        <w:rPr>
-          <w:rFonts w:ascii="Times New Roman" w:hAnsi="Times New Roman" w:cs="Times New Roman"/>
-        </w:rPr>
-        <w:t>Generation</w:t>
-      </w:r>
-      <w:proofErr w:type="spellEnd"/>
-      <w:r>
-        <w:rPr>
-          <w:rFonts w:ascii="Times New Roman" w:hAnsi="Times New Roman" w:cs="Times New Roman"/>
-        </w:rPr>
-        <w:t xml:space="preserve">: </w:t>
-      </w:r>
-      <w:proofErr w:type="spellStart"/>
-      <w:r>
-        <w:rPr>
-          <w:rFonts w:ascii="Times New Roman" w:hAnsi="Times New Roman" w:cs="Times New Roman"/>
-        </w:rPr>
-        <w:t>From</w:t>
-      </w:r>
-      <w:proofErr w:type="spellEnd"/>
-      <w:r>
-        <w:rPr>
-          <w:rFonts w:ascii="Times New Roman" w:hAnsi="Times New Roman" w:cs="Times New Roman"/>
-        </w:rPr>
-        <w:t xml:space="preserve"> </w:t>
-      </w:r>
-      <w:proofErr w:type="spellStart"/>
-      <w:r>
-        <w:rPr>
-          <w:rFonts w:ascii="Times New Roman" w:hAnsi="Times New Roman" w:cs="Times New Roman"/>
-        </w:rPr>
-        <w:t>and</w:t>
-      </w:r>
-      <w:proofErr w:type="spellEnd"/>
-      <w:r>
-        <w:rPr>
-          <w:rFonts w:ascii="Times New Roman" w:hAnsi="Times New Roman" w:cs="Times New Roman"/>
-        </w:rPr>
-        <w:t xml:space="preserve"> For </w:t>
-      </w:r>
-      <w:proofErr w:type="spellStart"/>
-      <w:r>
-        <w:rPr>
-          <w:rFonts w:ascii="Times New Roman" w:hAnsi="Times New Roman" w:cs="Times New Roman"/>
-        </w:rPr>
-        <w:t>Lightweight</w:t>
-      </w:r>
-      <w:proofErr w:type="spellEnd"/>
-      <w:r>
-        <w:rPr>
-          <w:rFonts w:ascii="Times New Roman" w:hAnsi="Times New Roman" w:cs="Times New Roman"/>
-        </w:rPr>
-        <w:t xml:space="preserve"> </w:t>
-      </w:r>
-      <w:proofErr w:type="spellStart"/>
-      <w:r>
-        <w:rPr>
-          <w:rFonts w:ascii="Times New Roman" w:hAnsi="Times New Roman" w:cs="Times New Roman"/>
-        </w:rPr>
-        <w:t>Language</w:t>
-      </w:r>
-      <w:proofErr w:type="spellEnd"/>
-      <w:r>
-        <w:rPr>
-          <w:rFonts w:ascii="Times New Roman" w:hAnsi="Times New Roman" w:cs="Times New Roman"/>
-        </w:rPr>
-        <w:t xml:space="preserve"> </w:t>
-      </w:r>
-      <w:proofErr w:type="spellStart"/>
-      <w:r>
-        <w:rPr>
-          <w:rFonts w:ascii="Times New Roman" w:hAnsi="Times New Roman" w:cs="Times New Roman"/>
-        </w:rPr>
-        <w:t>Models</w:t>
-      </w:r>
-      <w:proofErr w:type="spellEnd"/>
-      <w:r>
-        <w:rPr>
-          <w:rFonts w:ascii="Times New Roman" w:hAnsi="Times New Roman" w:cs="Times New Roman"/>
-        </w:rPr>
-        <w:t xml:space="preserve">. </w:t>
-      </w:r>
-      <w:proofErr w:type="spellStart"/>
-      <w:r>
-        <w:rPr>
-          <w:rFonts w:ascii="Times New Roman" w:hAnsi="Times New Roman" w:cs="Times New Roman"/>
-        </w:rPr>
-        <w:t>arXiv</w:t>
-      </w:r>
-      <w:proofErr w:type="spellEnd"/>
-      <w:r>
-        <w:rPr>
-          <w:rFonts w:ascii="Times New Roman" w:hAnsi="Times New Roman" w:cs="Times New Roman"/>
-        </w:rPr>
         <w:t>, arXiv:2312.05562, versão revisada em 2024. Disponível em: https://arxiv.org/abs/2312.05562. Acesso em: 26 set. 2026.</w:t>
       </w:r>
-      <w:bookmarkEnd w:id="0"/>
     </w:p>
     <w:sectPr>
       <w:pgSz w:w="11906" w:h="16838"/>
@@ -6499,6 +5890,7 @@
     <w:lsdException w:name="Strong" w:uiPriority="22" w:qFormat="1"/>
     <w:lsdException w:name="Emphasis" w:uiPriority="20" w:qFormat="1"/>
     <w:lsdException w:name="HTML Preformatted" w:semiHidden="1" w:unhideWhenUsed="1"/>
+    <w:lsdException w:name="Normal Table" w:semiHidden="1" w:unhideWhenUsed="1"/>
     <w:lsdException w:name="No List" w:semiHidden="1" w:unhideWhenUsed="1"/>
     <w:lsdException w:name="Outline List 1" w:semiHidden="1" w:unhideWhenUsed="1"/>
     <w:lsdException w:name="Outline List 2" w:semiHidden="1" w:unhideWhenUsed="1"/>
@@ -6541,8 +5933,10 @@
     <w:lsdException w:name="Table Elegant" w:semiHidden="1" w:unhideWhenUsed="1"/>
     <w:lsdException w:name="Table Professional" w:semiHidden="1" w:unhideWhenUsed="1"/>
     <w:lsdException w:name="Table Subtle 1" w:semiHidden="1" w:unhideWhenUsed="1"/>
+    <w:lsdException w:name="Table Subtle 2" w:semiHidden="1" w:unhideWhenUsed="1"/>
     <w:lsdException w:name="Table Web 1" w:semiHidden="1" w:unhideWhenUsed="1"/>
     <w:lsdException w:name="Table Web 2" w:semiHidden="1" w:unhideWhenUsed="1"/>
+    <w:lsdException w:name="Table Web 3" w:semiHidden="1" w:unhideWhenUsed="1"/>
     <w:lsdException w:name="Table Grid" w:uiPriority="59"/>
     <w:lsdException w:name="Table Theme" w:semiHidden="1" w:unhideWhenUsed="1"/>
     <w:lsdException w:name="Placeholder Text" w:semiHidden="1"/>
